--- a/internal_doc/03.开发设计/数值运算溢出时类型提升/数值溢出问题处理优化方案选型文档.docx
+++ b/internal_doc/03.开发设计/数值运算溢出时类型提升/数值溢出问题处理优化方案选型文档.docx
@@ -17,6 +17,12 @@
           <w:rFonts w:hint="eastAsia"/>
         </w:rPr>
         <w:t>问题处理优化方案</w:t>
+      </w:r>
+      <w:r>
+        <w:rPr>
+          <w:rFonts w:hint="eastAsia"/>
+        </w:rPr>
+        <w:t>分析</w:t>
       </w:r>
     </w:p>
     <w:tbl>
@@ -671,9 +677,6 @@
           <w:numId w:val="31"/>
         </w:numPr>
         <w:ind w:firstLineChars="0"/>
-        <w:rPr>
-          <w:rFonts w:hint="eastAsia"/>
-        </w:rPr>
       </w:pPr>
       <w:r>
         <w:rPr>
@@ -4102,7 +4105,7 @@
               <w:rPr>
                 <w:rFonts w:hint="eastAsia"/>
               </w:rPr>
-              <w:t>不影响</w:t>
+              <w:t>独立模式下，数据节点中存储了该属性信息</w:t>
             </w:r>
           </w:p>
         </w:tc>

--- a/internal_doc/03.开发设计/数值运算溢出时类型提升/数值溢出问题处理优化方案选型文档.docx
+++ b/internal_doc/03.开发设计/数值运算溢出时类型提升/数值溢出问题处理优化方案选型文档.docx
@@ -176,12 +176,6 @@
         <w:rPr>
           <w:rFonts w:hint="eastAsia"/>
         </w:rPr>
-        <w:t>Story</w:t>
-      </w:r>
-      <w:r>
-        <w:rPr>
-          <w:rFonts w:hint="eastAsia"/>
-        </w:rPr>
         <w:t>编号和名称</w:t>
       </w:r>
     </w:p>
@@ -189,12 +183,6 @@
       <w:pPr>
         <w:pStyle w:val="Heading2"/>
       </w:pPr>
-      <w:r>
-        <w:rPr>
-          <w:rFonts w:hint="eastAsia"/>
-        </w:rPr>
-        <w:t>Story</w:t>
-      </w:r>
       <w:r>
         <w:rPr>
           <w:rFonts w:hint="eastAsia"/>
@@ -329,12 +317,6 @@
       <w:pPr>
         <w:pStyle w:val="Heading2"/>
       </w:pPr>
-      <w:r>
-        <w:rPr>
-          <w:rFonts w:hint="eastAsia"/>
-        </w:rPr>
-        <w:t xml:space="preserve">Story </w:t>
-      </w:r>
       <w:r>
         <w:rPr>
           <w:rFonts w:hint="eastAsia"/>
@@ -605,7 +587,95 @@
         </w:tc>
       </w:tr>
     </w:tbl>
-    <w:p/>
+    <w:p>
+      <w:pPr>
+        <w:rPr>
+          <w:rFonts w:hint="eastAsia"/>
+        </w:rPr>
+      </w:pPr>
+    </w:p>
+    <w:p>
+      <w:pPr>
+        <w:rPr>
+          <w:rFonts w:hint="eastAsia"/>
+        </w:rPr>
+      </w:pPr>
+      <w:r>
+        <w:rPr>
+          <w:rFonts w:hint="eastAsia"/>
+        </w:rPr>
+        <w:t>选择符：</w:t>
+      </w:r>
+    </w:p>
+    <w:p>
+      <w:pPr>
+        <w:rPr>
+          <w:rFonts w:hint="eastAsia"/>
+        </w:rPr>
+      </w:pPr>
+      <w:r>
+        <w:rPr>
+          <w:rFonts w:hint="eastAsia"/>
+        </w:rPr>
+        <w:t>更新符：</w:t>
+      </w:r>
+      <w:r>
+        <w:rPr>
+          <w:rFonts w:hint="eastAsia"/>
+        </w:rPr>
+        <w:t>inc</w:t>
+      </w:r>
+    </w:p>
+    <w:p>
+      <w:pPr>
+        <w:rPr>
+          <w:rFonts w:hint="eastAsia"/>
+        </w:rPr>
+      </w:pPr>
+      <w:r>
+        <w:rPr>
+          <w:rFonts w:hint="eastAsia"/>
+        </w:rPr>
+        <w:lastRenderedPageBreak/>
+        <w:t>函数操作：、</w:t>
+      </w:r>
+      <w:r>
+        <w:rPr>
+          <w:rFonts w:hint="eastAsia"/>
+        </w:rPr>
+        <w:t>abs/ceiling/add/subtract/multiply/divide</w:t>
+      </w:r>
+    </w:p>
+    <w:p>
+      <w:pPr>
+        <w:rPr>
+          <w:rFonts w:hint="eastAsia"/>
+        </w:rPr>
+      </w:pPr>
+      <w:r>
+        <w:rPr>
+          <w:rFonts w:hint="eastAsia"/>
+        </w:rPr>
+        <w:t>内置</w:t>
+      </w:r>
+      <w:r>
+        <w:rPr>
+          <w:rFonts w:hint="eastAsia"/>
+        </w:rPr>
+        <w:t>sql</w:t>
+      </w:r>
+      <w:r>
+        <w:rPr>
+          <w:rFonts w:hint="eastAsia"/>
+        </w:rPr>
+        <w:t>：</w:t>
+      </w:r>
+    </w:p>
+    <w:p>
+      <w:pPr>
+        <w:ind w:left="0"/>
+      </w:pPr>
+    </w:p>
     <w:p>
       <w:pPr>
         <w:pStyle w:val="ListParagraph"/>
@@ -653,7 +723,6 @@
         <w:rPr>
           <w:rFonts w:hint="eastAsia"/>
         </w:rPr>
-        <w:lastRenderedPageBreak/>
         <w:t>溢出可选方式的本质为对结果的</w:t>
       </w:r>
       <w:r>
@@ -764,33 +833,55 @@
         <w:pStyle w:val="Heading2"/>
       </w:pPr>
       <w:r>
+        <w:rPr>
+          <w:rFonts w:hint="eastAsia"/>
+        </w:rPr>
+        <w:t>约束和依赖</w:t>
+      </w:r>
+    </w:p>
+    <w:p>
+      <w:r>
+        <w:rPr>
+          <w:rFonts w:hint="eastAsia"/>
+        </w:rPr>
+        <w:t>讨论</w:t>
+      </w:r>
+    </w:p>
+    <w:p>
+      <w:pPr>
+        <w:pStyle w:val="Heading2"/>
+      </w:pPr>
+      <w:r>
+        <w:rPr>
+          <w:rFonts w:hint="eastAsia"/>
+        </w:rPr>
+        <w:t>简单设计</w:t>
+      </w:r>
+    </w:p>
+    <w:p>
+      <w:pPr>
+        <w:pStyle w:val="Heading3"/>
+        <w:rPr>
+          <w:rFonts w:hint="eastAsia"/>
+        </w:rPr>
+      </w:pPr>
+      <w:r>
         <w:t>S</w:t>
       </w:r>
       <w:r>
         <w:rPr>
           <w:rFonts w:hint="eastAsia"/>
         </w:rPr>
-        <w:t>tory</w:t>
-      </w:r>
-      <w:r>
-        <w:rPr>
-          <w:rFonts w:hint="eastAsia"/>
-        </w:rPr>
-        <w:t>约束和依赖</w:t>
-      </w:r>
-    </w:p>
-    <w:p>
-      <w:r>
-        <w:rPr>
-          <w:rFonts w:hint="eastAsia"/>
-        </w:rPr>
-        <w:t>讨论</w:t>
-      </w:r>
-    </w:p>
-    <w:p>
-      <w:pPr>
-        <w:pStyle w:val="Heading2"/>
-      </w:pPr>
+        <w:t>equoiadb</w:t>
+      </w:r>
+      <w:r>
+        <w:rPr>
+          <w:rFonts w:hint="eastAsia"/>
+        </w:rPr>
+        <w:t>中的数值运算</w:t>
+      </w:r>
+    </w:p>
+    <w:p>
       <w:r>
         <w:t>S</w:t>
       </w:r>
@@ -798,33 +889,25 @@
         <w:rPr>
           <w:rFonts w:hint="eastAsia"/>
         </w:rPr>
-        <w:t>tory</w:t>
-      </w:r>
-      <w:r>
-        <w:rPr>
-          <w:rFonts w:hint="eastAsia"/>
-        </w:rPr>
-        <w:t>简单设计</w:t>
-      </w:r>
-    </w:p>
-    <w:p>
-      <w:pPr>
-        <w:pStyle w:val="Heading3"/>
-      </w:pPr>
-      <w:r>
-        <w:t>S</w:t>
-      </w:r>
-      <w:r>
-        <w:rPr>
-          <w:rFonts w:hint="eastAsia"/>
-        </w:rPr>
         <w:t>equoiadb</w:t>
       </w:r>
       <w:r>
         <w:rPr>
           <w:rFonts w:hint="eastAsia"/>
         </w:rPr>
-        <w:t>中的数值运算</w:t>
+        <w:t>中的数值运算主要包含五个部分：选择符、更新符、匹配符、聚集运算以及内置</w:t>
+      </w:r>
+      <w:r>
+        <w:rPr>
+          <w:rFonts w:hint="eastAsia"/>
+        </w:rPr>
+        <w:t>sql</w:t>
+      </w:r>
+      <w:r>
+        <w:rPr>
+          <w:rFonts w:hint="eastAsia"/>
+        </w:rPr>
+        <w:t>。</w:t>
       </w:r>
     </w:p>
     <w:p>
@@ -994,6 +1077,7 @@
         <w:rPr>
           <w:noProof/>
         </w:rPr>
+        <w:lastRenderedPageBreak/>
         <w:drawing>
           <wp:inline distT="0" distB="0" distL="0" distR="0">
             <wp:extent cx="5274310" cy="3109606"/>
@@ -1122,7 +1206,6 @@
         <w:rPr>
           <w:rFonts w:hint="eastAsia"/>
         </w:rPr>
-        <w:lastRenderedPageBreak/>
         <w:t>更新符</w:t>
       </w:r>
     </w:p>
@@ -1433,6 +1516,7 @@
         <w:rPr>
           <w:rFonts w:hint="eastAsia"/>
         </w:rPr>
+        <w:lastRenderedPageBreak/>
         <w:t xml:space="preserve">1.3 </w:t>
       </w:r>
       <w:r>
@@ -1647,7 +1731,6 @@
         <w:rPr>
           <w:noProof/>
         </w:rPr>
-        <w:lastRenderedPageBreak/>
         <w:drawing>
           <wp:inline distT="0" distB="0" distL="0" distR="0">
             <wp:extent cx="5274310" cy="3553514"/>
@@ -1776,7 +1859,461 @@
         <w:t>处理流程</w:t>
       </w:r>
     </w:p>
-    <w:p/>
+    <w:p>
+      <w:pPr>
+        <w:rPr>
+          <w:rFonts w:hint="eastAsia"/>
+        </w:rPr>
+      </w:pPr>
+    </w:p>
+    <w:p>
+      <w:pPr>
+        <w:pStyle w:val="Heading4"/>
+        <w:numPr>
+          <w:ilvl w:val="1"/>
+          <w:numId w:val="39"/>
+        </w:numPr>
+        <w:rPr>
+          <w:rFonts w:hint="eastAsia"/>
+        </w:rPr>
+      </w:pPr>
+      <w:r>
+        <w:rPr>
+          <w:rFonts w:hint="eastAsia"/>
+        </w:rPr>
+        <w:t>匹配符</w:t>
+      </w:r>
+    </w:p>
+    <w:p>
+      <w:r>
+        <w:rPr>
+          <w:rFonts w:hint="eastAsia"/>
+        </w:rPr>
+        <w:t>匹配符统一处理为考虑溢出问题，不进行配置处理：</w:t>
+      </w:r>
+    </w:p>
+    <w:p>
+      <w:r>
+        <w:rPr>
+          <w:rFonts w:hint="eastAsia"/>
+        </w:rPr>
+        <w:t>1</w:t>
+      </w:r>
+      <w:r>
+        <w:rPr>
+          <w:rFonts w:hint="eastAsia"/>
+        </w:rPr>
+        <w:t>）溢出可选方式的本质为对结果的强转，匹配符的结果不会作为结果返回；</w:t>
+      </w:r>
+    </w:p>
+    <w:p>
+      <w:pPr>
+        <w:rPr>
+          <w:rFonts w:hint="eastAsia"/>
+        </w:rPr>
+      </w:pPr>
+      <w:r>
+        <w:rPr>
+          <w:rFonts w:hint="eastAsia"/>
+        </w:rPr>
+        <w:t>2</w:t>
+      </w:r>
+      <w:r>
+        <w:rPr>
+          <w:rFonts w:hint="eastAsia"/>
+        </w:rPr>
+        <w:t>）</w:t>
+      </w:r>
+      <w:r>
+        <w:rPr>
+          <w:rFonts w:hint="eastAsia"/>
+        </w:rPr>
+        <w:t>匹配符如果不进行</w:t>
+      </w:r>
+      <w:r>
+        <w:rPr>
+          <w:rFonts w:hint="eastAsia"/>
+        </w:rPr>
+        <w:t>溢出处理，其结果必然是没有意义的，所以在可以分析溢出的情况下必须要考虑溢出问题；</w:t>
+      </w:r>
+    </w:p>
+    <w:p>
+      <w:pPr>
+        <w:pStyle w:val="Heading4"/>
+        <w:rPr>
+          <w:rFonts w:hint="eastAsia"/>
+        </w:rPr>
+      </w:pPr>
+      <w:r>
+        <w:rPr>
+          <w:rFonts w:hint="eastAsia"/>
+        </w:rPr>
+        <w:t xml:space="preserve">1.5 </w:t>
+      </w:r>
+      <w:r>
+        <w:rPr>
+          <w:rFonts w:hint="eastAsia"/>
+        </w:rPr>
+        <w:t>聚集运算</w:t>
+      </w:r>
+    </w:p>
+    <w:p>
+      <w:pPr>
+        <w:rPr>
+          <w:rFonts w:hint="eastAsia"/>
+        </w:rPr>
+      </w:pPr>
+      <w:r>
+        <w:rPr>
+          <w:rFonts w:hint="eastAsia"/>
+        </w:rPr>
+        <w:t>存在数值运算的聚集函数有三个：</w:t>
+      </w:r>
+      <w:r>
+        <w:rPr>
+          <w:rFonts w:hint="eastAsia"/>
+        </w:rPr>
+        <w:t>sum/count/avg</w:t>
+      </w:r>
+      <w:r>
+        <w:rPr>
+          <w:rFonts w:hint="eastAsia"/>
+        </w:rPr>
+        <w:t>；</w:t>
+      </w:r>
+    </w:p>
+    <w:p>
+      <w:pPr>
+        <w:rPr>
+          <w:rFonts w:hint="eastAsia"/>
+        </w:rPr>
+      </w:pPr>
+      <w:r>
+        <w:t>S</w:t>
+      </w:r>
+      <w:r>
+        <w:rPr>
+          <w:rFonts w:hint="eastAsia"/>
+        </w:rPr>
+        <w:t>um</w:t>
+      </w:r>
+      <w:r>
+        <w:rPr>
+          <w:rFonts w:hint="eastAsia"/>
+        </w:rPr>
+        <w:t>：存储类型为：</w:t>
+      </w:r>
+      <w:r>
+        <w:rPr>
+          <w:rFonts w:hint="eastAsia"/>
+        </w:rPr>
+        <w:t>FLOAT64</w:t>
+      </w:r>
+      <w:r>
+        <w:rPr>
+          <w:rFonts w:hint="eastAsia"/>
+        </w:rPr>
+        <w:t>（</w:t>
+      </w:r>
+      <w:r>
+        <w:rPr>
+          <w:rFonts w:hint="eastAsia"/>
+        </w:rPr>
+        <w:t>double</w:t>
+      </w:r>
+      <w:r>
+        <w:rPr>
+          <w:rFonts w:hint="eastAsia"/>
+        </w:rPr>
+        <w:t>）</w:t>
+      </w:r>
+      <w:r>
+        <w:rPr>
+          <w:rFonts w:hint="eastAsia"/>
+        </w:rPr>
+        <w:t>/decimal</w:t>
+      </w:r>
+      <w:r>
+        <w:rPr>
+          <w:rFonts w:hint="eastAsia"/>
+        </w:rPr>
+        <w:t>，不考虑溢出问题；</w:t>
+      </w:r>
+    </w:p>
+    <w:p>
+      <w:pPr>
+        <w:rPr>
+          <w:rFonts w:hint="eastAsia"/>
+        </w:rPr>
+      </w:pPr>
+      <w:r>
+        <w:t>C</w:t>
+      </w:r>
+      <w:r>
+        <w:rPr>
+          <w:rFonts w:hint="eastAsia"/>
+        </w:rPr>
+        <w:t>ount</w:t>
+      </w:r>
+      <w:r>
+        <w:rPr>
+          <w:rFonts w:hint="eastAsia"/>
+        </w:rPr>
+        <w:t>：存储类型为</w:t>
+      </w:r>
+      <w:r>
+        <w:rPr>
+          <w:rFonts w:hint="eastAsia"/>
+        </w:rPr>
+        <w:t>SINT64</w:t>
+      </w:r>
+      <w:r>
+        <w:rPr>
+          <w:rFonts w:hint="eastAsia"/>
+        </w:rPr>
+        <w:t>，也就是说其表达范围是（</w:t>
+      </w:r>
+      <w:r>
+        <w:rPr>
+          <w:rFonts w:hint="eastAsia"/>
+        </w:rPr>
+        <w:t>0</w:t>
+      </w:r>
+      <w:r>
+        <w:rPr>
+          <w:rFonts w:hint="eastAsia"/>
+        </w:rPr>
+        <w:t>，</w:t>
+      </w:r>
+      <w:r>
+        <w:rPr>
+          <w:rFonts w:hint="eastAsia"/>
+        </w:rPr>
+        <w:t xml:space="preserve"> </w:t>
+      </w:r>
+      <m:oMath>
+        <m:sSup>
+          <m:sSupPr>
+            <m:ctrlPr>
+              <w:rPr>
+                <w:rFonts w:ascii="Cambria Math" w:hAnsi="Cambria Math"/>
+              </w:rPr>
+            </m:ctrlPr>
+          </m:sSupPr>
+          <m:e>
+            <m:r>
+              <m:rPr>
+                <m:sty m:val="p"/>
+              </m:rPr>
+              <w:rPr>
+                <w:rFonts w:ascii="Cambria Math" w:hAnsi="Cambria Math"/>
+              </w:rPr>
+              <m:t>2</m:t>
+            </m:r>
+          </m:e>
+          <m:sup>
+            <m:r>
+              <m:rPr>
+                <m:sty m:val="p"/>
+              </m:rPr>
+              <w:rPr>
+                <w:rFonts w:ascii="Cambria Math" w:hAnsi="Cambria Math"/>
+              </w:rPr>
+              <m:t>63</m:t>
+            </m:r>
+          </m:sup>
+        </m:sSup>
+      </m:oMath>
+      <w:r>
+        <w:rPr>
+          <w:rFonts w:hint="eastAsia"/>
+        </w:rPr>
+        <w:t>），最大能存储</w:t>
+      </w:r>
+      <m:oMath>
+        <m:sSup>
+          <m:sSupPr>
+            <m:ctrlPr>
+              <w:rPr>
+                <w:rFonts w:ascii="Cambria Math" w:hAnsi="Cambria Math"/>
+              </w:rPr>
+            </m:ctrlPr>
+          </m:sSupPr>
+          <m:e>
+            <m:r>
+              <m:rPr>
+                <m:sty m:val="p"/>
+              </m:rPr>
+              <w:rPr>
+                <w:rFonts w:ascii="Cambria Math" w:hAnsi="Cambria Math"/>
+              </w:rPr>
+              <m:t>2</m:t>
+            </m:r>
+          </m:e>
+          <m:sup>
+            <m:r>
+              <m:rPr>
+                <m:sty m:val="p"/>
+              </m:rPr>
+              <w:rPr>
+                <w:rFonts w:ascii="Cambria Math" w:hAnsi="Cambria Math"/>
+              </w:rPr>
+              <m:t>63</m:t>
+            </m:r>
+          </m:sup>
+        </m:sSup>
+      </m:oMath>
+      <w:r>
+        <w:rPr>
+          <w:rFonts w:hint="eastAsia"/>
+        </w:rPr>
+        <w:t>个记录，按每个记录最小长度</w:t>
+      </w:r>
+      <w:r>
+        <w:rPr>
+          <w:rFonts w:hint="eastAsia"/>
+        </w:rPr>
+        <w:t>24</w:t>
+      </w:r>
+      <w:r>
+        <w:rPr>
+          <w:rFonts w:hint="eastAsia"/>
+        </w:rPr>
+        <w:t>字节（一个</w:t>
+      </w:r>
+      <w:r>
+        <w:rPr>
+          <w:rFonts w:hint="eastAsia"/>
+        </w:rPr>
+        <w:t>_id</w:t>
+      </w:r>
+      <w:r>
+        <w:rPr>
+          <w:rFonts w:hint="eastAsia"/>
+        </w:rPr>
+        <w:t>的大小）算，能表达</w:t>
+      </w:r>
+      <m:oMath>
+        <m:sSup>
+          <m:sSupPr>
+            <m:ctrlPr>
+              <w:rPr>
+                <w:rFonts w:ascii="Cambria Math" w:hAnsi="Cambria Math"/>
+              </w:rPr>
+            </m:ctrlPr>
+          </m:sSupPr>
+          <m:e>
+            <m:r>
+              <m:rPr>
+                <m:sty m:val="p"/>
+              </m:rPr>
+              <w:rPr>
+                <w:rFonts w:ascii="Cambria Math" w:hAnsi="Cambria Math"/>
+              </w:rPr>
+              <m:t>2</m:t>
+            </m:r>
+          </m:e>
+          <m:sup>
+            <m:r>
+              <m:rPr>
+                <m:sty m:val="p"/>
+              </m:rPr>
+              <w:rPr>
+                <w:rFonts w:ascii="Cambria Math" w:hAnsi="Cambria Math"/>
+              </w:rPr>
+              <m:t>23</m:t>
+            </m:r>
+          </m:sup>
+        </m:sSup>
+        <m:r>
+          <m:rPr>
+            <m:sty m:val="p"/>
+          </m:rPr>
+          <w:rPr>
+            <w:rFonts w:ascii="Cambria Math" w:hAnsi="Cambria Math"/>
+          </w:rPr>
+          <m:t>*24</m:t>
+        </m:r>
+      </m:oMath>
+      <w:r>
+        <w:rPr>
+          <w:rFonts w:hint="eastAsia"/>
+        </w:rPr>
+        <w:t xml:space="preserve"> T</w:t>
+      </w:r>
+      <w:r>
+        <w:rPr>
+          <w:rFonts w:hint="eastAsia"/>
+        </w:rPr>
+        <w:t>大小的硬盘。</w:t>
+      </w:r>
+    </w:p>
+    <w:p>
+      <w:pPr>
+        <w:rPr>
+          <w:rFonts w:hint="eastAsia"/>
+        </w:rPr>
+      </w:pPr>
+      <w:r>
+        <w:lastRenderedPageBreak/>
+        <w:t>A</w:t>
+      </w:r>
+      <w:r>
+        <w:rPr>
+          <w:rFonts w:hint="eastAsia"/>
+        </w:rPr>
+        <w:t>vg</w:t>
+      </w:r>
+      <w:r>
+        <w:rPr>
+          <w:rFonts w:hint="eastAsia"/>
+        </w:rPr>
+        <w:t>：存储类型为：</w:t>
+      </w:r>
+      <w:r>
+        <w:rPr>
+          <w:rFonts w:hint="eastAsia"/>
+        </w:rPr>
+        <w:t>FLOAT64</w:t>
+      </w:r>
+      <w:r>
+        <w:rPr>
+          <w:rFonts w:hint="eastAsia"/>
+        </w:rPr>
+        <w:t>（</w:t>
+      </w:r>
+      <w:r>
+        <w:rPr>
+          <w:rFonts w:hint="eastAsia"/>
+        </w:rPr>
+        <w:t>double</w:t>
+      </w:r>
+      <w:r>
+        <w:rPr>
+          <w:rFonts w:hint="eastAsia"/>
+        </w:rPr>
+        <w:t>）</w:t>
+      </w:r>
+      <w:r>
+        <w:rPr>
+          <w:rFonts w:hint="eastAsia"/>
+        </w:rPr>
+        <w:t>/decimal</w:t>
+      </w:r>
+      <w:r>
+        <w:rPr>
+          <w:rFonts w:hint="eastAsia"/>
+        </w:rPr>
+        <w:t>，不考虑溢出问题；</w:t>
+      </w:r>
+    </w:p>
+    <w:p>
+      <w:pPr>
+        <w:rPr>
+          <w:rFonts w:hint="eastAsia"/>
+        </w:rPr>
+      </w:pPr>
+    </w:p>
     <w:p>
       <w:pPr>
         <w:pStyle w:val="Heading3"/>
@@ -1834,7 +2371,6 @@
         <w:rPr>
           <w:noProof/>
         </w:rPr>
-        <w:lastRenderedPageBreak/>
         <w:drawing>
           <wp:inline distT="0" distB="0" distL="0" distR="0">
             <wp:extent cx="5274310" cy="3074645"/>
@@ -1994,6 +2530,7 @@
         <w:rPr>
           <w:noProof/>
         </w:rPr>
+        <w:lastRenderedPageBreak/>
         <w:drawing>
           <wp:inline distT="0" distB="0" distL="0" distR="0">
             <wp:extent cx="5274310" cy="2872642"/>
@@ -2156,7 +2693,6 @@
         <w:rPr>
           <w:noProof/>
         </w:rPr>
-        <w:lastRenderedPageBreak/>
         <w:drawing>
           <wp:inline distT="0" distB="0" distL="0" distR="0">
             <wp:extent cx="5300162" cy="3680138"/>
@@ -2299,19 +2835,18 @@
         <w:rPr>
           <w:rFonts w:hint="eastAsia"/>
         </w:rPr>
+        <w:lastRenderedPageBreak/>
         <w:t>溢出属性的配置方案</w:t>
       </w:r>
     </w:p>
     <w:p>
       <w:pPr>
         <w:pStyle w:val="Heading4"/>
-      </w:pPr>
-      <w:r>
-        <w:rPr>
-          <w:rFonts w:hint="eastAsia"/>
-        </w:rPr>
-        <w:t xml:space="preserve">3.1 </w:t>
-      </w:r>
+        <w:numPr>
+          <w:ilvl w:val="1"/>
+          <w:numId w:val="46"/>
+        </w:numPr>
+      </w:pPr>
       <w:r>
         <w:rPr>
           <w:rFonts w:hint="eastAsia"/>
@@ -2442,7 +2977,6 @@
         <w:rPr>
           <w:noProof/>
         </w:rPr>
-        <w:lastRenderedPageBreak/>
         <w:drawing>
           <wp:inline distT="0" distB="0" distL="0" distR="0">
             <wp:extent cx="3746500" cy="3830881"/>
@@ -2753,6 +3287,7 @@
         <w:rPr>
           <w:rFonts w:hint="eastAsia"/>
         </w:rPr>
+        <w:lastRenderedPageBreak/>
         <w:t>集合属性</w:t>
       </w:r>
     </w:p>
@@ -3036,7 +3571,6 @@
               <w:rPr>
                 <w:rFonts w:hint="eastAsia"/>
               </w:rPr>
-              <w:lastRenderedPageBreak/>
               <w:t>Compressed</w:t>
             </w:r>
           </w:p>
@@ -3687,6 +4221,7 @@
         <w:rPr>
           <w:noProof/>
         </w:rPr>
+        <w:lastRenderedPageBreak/>
         <w:drawing>
           <wp:inline distT="0" distB="0" distL="0" distR="0">
             <wp:extent cx="5274310" cy="2374578"/>
@@ -3810,12 +4345,14 @@
       </w:pPr>
     </w:p>
     <w:p>
-      <w:r>
-        <w:rPr>
-          <w:rFonts w:hint="eastAsia"/>
-        </w:rPr>
-        <w:t xml:space="preserve">3.2.4 </w:t>
-      </w:r>
+      <w:pPr>
+        <w:pStyle w:val="ListParagraph"/>
+        <w:numPr>
+          <w:ilvl w:val="2"/>
+          <w:numId w:val="47"/>
+        </w:numPr>
+        <w:ind w:firstLineChars="0"/>
+      </w:pPr>
       <w:r>
         <w:rPr>
           <w:rFonts w:hint="eastAsia"/>
@@ -4412,7 +4949,8 @@
           <w:color w:val="555555"/>
           <w:spacing w:val="-1"/>
         </w:rPr>
-        <w:t>select &lt;field1_name,field2_name,...&gt; from &lt;cs_name&gt;.&lt;cl_name&gt;</w:t>
+        <w:lastRenderedPageBreak/>
+        <w:t>select &lt;field1_name,field2_name,</w:t>
       </w:r>
       <w:r>
         <w:rPr>
@@ -4423,90 +4961,9 @@
           <w:color w:val="555555"/>
           <w:spacing w:val="-1"/>
         </w:rPr>
-        <w:t xml:space="preserve"> [where &lt;condition&gt;] [/*+&lt;hint1&gt; &lt;hint2&gt; ...*/]</w:t>
-      </w:r>
-    </w:p>
-    <w:p>
-      <w:pPr>
-        <w:pStyle w:val="ListParagraph"/>
-      </w:pPr>
-      <w:r>
-        <w:rPr>
-          <w:rFonts w:hint="eastAsia"/>
-        </w:rPr>
-        <w:t>例如：</w:t>
-      </w:r>
-    </w:p>
-    <w:p>
-      <w:pPr>
-        <w:pStyle w:val="ListParagraph"/>
-      </w:pPr>
-      <w:r>
-        <w:t>db.exec( "select * from foo.bar</w:t>
-      </w:r>
-      <w:r>
-        <w:rPr>
-          <w:rFonts w:hint="eastAsia"/>
-        </w:rPr>
-        <w:t xml:space="preserve"> </w:t>
-      </w:r>
-      <w:r>
-        <w:t> /*+use_flag(</w:t>
-      </w:r>
-      <w:r>
-        <w:t>FLG_QUERY</w:t>
-      </w:r>
-      <w:r>
-        <w:t xml:space="preserve"> _</w:t>
-      </w:r>
-      <w:r>
-        <w:rPr>
-          <w:rFonts w:hint="eastAsia"/>
-        </w:rPr>
-        <w:t xml:space="preserve"> </w:t>
-      </w:r>
-      <w:r>
-        <w:rPr>
-          <w:rFonts w:hint="eastAsia"/>
-        </w:rPr>
-        <w:t>OVERFLOW_PROCESS</w:t>
-      </w:r>
-      <w:r>
-        <w:t>)*/</w:t>
-      </w:r>
-      <w:r>
-        <w:t>" )</w:t>
-      </w:r>
-    </w:p>
-    <w:p>
-      <w:pPr>
-        <w:pStyle w:val="ListParagraph"/>
-      </w:pPr>
-    </w:p>
-    <w:p>
-      <w:pPr>
-        <w:pStyle w:val="ListParagraph"/>
-      </w:pPr>
-      <w:r>
-        <w:t>U</w:t>
-      </w:r>
-      <w:r>
-        <w:rPr>
-          <w:rFonts w:hint="eastAsia"/>
-        </w:rPr>
-        <w:t>pdate</w:t>
-      </w:r>
-      <w:r>
-        <w:rPr>
-          <w:rFonts w:hint="eastAsia"/>
-        </w:rPr>
-        <w:t>语法规则：</w:t>
-      </w:r>
-    </w:p>
-    <w:p>
-      <w:pPr>
-        <w:pStyle w:val="ListParagraph"/>
-        <w:ind w:firstLine="418"/>
+        <w:t>…</w:t>
+      </w:r>
+      <w:r>
         <w:rPr>
           <w:rStyle w:val="Emphasis"/>
           <w:rFonts w:ascii="Arial" w:hAnsi="Arial" w:cs="Arial"/>
@@ -4515,7 +4972,8 @@
           <w:color w:val="555555"/>
           <w:spacing w:val="-1"/>
         </w:rPr>
-      </w:pPr>
+        <w:t>&gt; from &lt;cs_name&gt;.&lt;cl_name&gt;</w:t>
+      </w:r>
       <w:r>
         <w:rPr>
           <w:rStyle w:val="Emphasis"/>
@@ -4525,7 +4983,184 @@
           <w:color w:val="555555"/>
           <w:spacing w:val="-1"/>
         </w:rPr>
-        <w:t>update &lt;cs_name&gt;.&lt;cl_name&gt; set (&lt;field1_name&gt;=&lt;value1&gt;,...) [where &lt;condition&gt;] [/*+&lt;hint1&gt; &lt;hint2&gt; ...*/]</w:t>
+        <w:t xml:space="preserve"> [where &lt;condition&gt;] [/*+&lt;hint1&gt; &lt;hint2&gt; </w:t>
+      </w:r>
+      <w:r>
+        <w:rPr>
+          <w:rStyle w:val="Emphasis"/>
+          <w:rFonts w:ascii="Arial" w:hAnsi="Arial" w:cs="Arial"/>
+          <w:b/>
+          <w:bCs/>
+          <w:color w:val="555555"/>
+          <w:spacing w:val="-1"/>
+        </w:rPr>
+        <w:t>…</w:t>
+      </w:r>
+      <w:r>
+        <w:rPr>
+          <w:rStyle w:val="Emphasis"/>
+          <w:rFonts w:ascii="Arial" w:hAnsi="Arial" w:cs="Arial"/>
+          <w:b/>
+          <w:bCs/>
+          <w:color w:val="555555"/>
+          <w:spacing w:val="-1"/>
+        </w:rPr>
+        <w:t>*/]</w:t>
+      </w:r>
+    </w:p>
+    <w:p>
+      <w:pPr>
+        <w:pStyle w:val="ListParagraph"/>
+      </w:pPr>
+      <w:r>
+        <w:rPr>
+          <w:rFonts w:hint="eastAsia"/>
+        </w:rPr>
+        <w:t>例如：</w:t>
+      </w:r>
+    </w:p>
+    <w:p>
+      <w:pPr>
+        <w:pStyle w:val="ListParagraph"/>
+      </w:pPr>
+      <w:r>
+        <w:t>db.exec( </w:t>
+      </w:r>
+      <w:r>
+        <w:t>“</w:t>
+      </w:r>
+      <w:r>
+        <w:t>select * from foo.bar</w:t>
+      </w:r>
+      <w:r>
+        <w:rPr>
+          <w:rFonts w:hint="eastAsia"/>
+        </w:rPr>
+        <w:t xml:space="preserve"> </w:t>
+      </w:r>
+      <w:r>
+        <w:t> /*+use_flag(</w:t>
+      </w:r>
+      <w:r>
+        <w:t>FLG_QUERY</w:t>
+      </w:r>
+      <w:r>
+        <w:t xml:space="preserve"> _</w:t>
+      </w:r>
+      <w:r>
+        <w:rPr>
+          <w:rFonts w:hint="eastAsia"/>
+        </w:rPr>
+        <w:t xml:space="preserve"> </w:t>
+      </w:r>
+      <w:r>
+        <w:rPr>
+          <w:rFonts w:hint="eastAsia"/>
+        </w:rPr>
+        <w:t>OVERFLOW_PROCESS</w:t>
+      </w:r>
+      <w:r>
+        <w:t>)*/</w:t>
+      </w:r>
+      <w:r>
+        <w:t>”</w:t>
+      </w:r>
+      <w:r>
+        <w:t> )</w:t>
+      </w:r>
+    </w:p>
+    <w:p>
+      <w:pPr>
+        <w:pStyle w:val="ListParagraph"/>
+      </w:pPr>
+    </w:p>
+    <w:p>
+      <w:pPr>
+        <w:pStyle w:val="ListParagraph"/>
+      </w:pPr>
+      <w:r>
+        <w:t>U</w:t>
+      </w:r>
+      <w:r>
+        <w:rPr>
+          <w:rFonts w:hint="eastAsia"/>
+        </w:rPr>
+        <w:t>pdate</w:t>
+      </w:r>
+      <w:r>
+        <w:rPr>
+          <w:rFonts w:hint="eastAsia"/>
+        </w:rPr>
+        <w:t>语法规则：</w:t>
+      </w:r>
+    </w:p>
+    <w:p>
+      <w:pPr>
+        <w:pStyle w:val="ListParagraph"/>
+        <w:ind w:firstLine="418"/>
+        <w:rPr>
+          <w:rStyle w:val="Emphasis"/>
+          <w:rFonts w:ascii="Arial" w:hAnsi="Arial" w:cs="Arial"/>
+          <w:b/>
+          <w:bCs/>
+          <w:color w:val="555555"/>
+          <w:spacing w:val="-1"/>
+        </w:rPr>
+      </w:pPr>
+      <w:r>
+        <w:rPr>
+          <w:rStyle w:val="Emphasis"/>
+          <w:rFonts w:ascii="Arial" w:hAnsi="Arial" w:cs="Arial"/>
+          <w:b/>
+          <w:bCs/>
+          <w:color w:val="555555"/>
+          <w:spacing w:val="-1"/>
+        </w:rPr>
+        <w:t>update &lt;cs_name&gt;.&lt;cl_name&gt; set (&lt;field1_name&gt;=&lt;value1&gt;,</w:t>
+      </w:r>
+      <w:r>
+        <w:rPr>
+          <w:rStyle w:val="Emphasis"/>
+          <w:rFonts w:ascii="Arial" w:hAnsi="Arial" w:cs="Arial"/>
+          <w:b/>
+          <w:bCs/>
+          <w:color w:val="555555"/>
+          <w:spacing w:val="-1"/>
+        </w:rPr>
+        <w:t>…</w:t>
+      </w:r>
+      <w:r>
+        <w:rPr>
+          <w:rStyle w:val="Emphasis"/>
+          <w:rFonts w:ascii="Arial" w:hAnsi="Arial" w:cs="Arial"/>
+          <w:b/>
+          <w:bCs/>
+          <w:color w:val="555555"/>
+          <w:spacing w:val="-1"/>
+        </w:rPr>
+        <w:t xml:space="preserve">) [where &lt;condition&gt;] [/*+&lt;hint1&gt; &lt;hint2&gt; </w:t>
+      </w:r>
+      <w:r>
+        <w:rPr>
+          <w:rStyle w:val="Emphasis"/>
+          <w:rFonts w:ascii="Arial" w:hAnsi="Arial" w:cs="Arial"/>
+          <w:b/>
+          <w:bCs/>
+          <w:color w:val="555555"/>
+          <w:spacing w:val="-1"/>
+        </w:rPr>
+        <w:t>…</w:t>
+      </w:r>
+      <w:r>
+        <w:rPr>
+          <w:rStyle w:val="Emphasis"/>
+          <w:rFonts w:ascii="Arial" w:hAnsi="Arial" w:cs="Arial"/>
+          <w:b/>
+          <w:bCs/>
+          <w:color w:val="555555"/>
+          <w:spacing w:val="-1"/>
+        </w:rPr>
+        <w:t>*/]</w:t>
       </w:r>
     </w:p>
     <w:p>
@@ -4552,7 +5187,13 @@
         <w:ind w:left="717" w:firstLineChars="0" w:firstLine="0"/>
       </w:pPr>
       <w:r>
-        <w:t>db.execUpdate( "update foo.bar set b = 1 where age &lt; 25 /*+use_flag(SQL_UPDATE_</w:t>
+        <w:t>db.execUpdate( </w:t>
+      </w:r>
+      <w:r>
+        <w:t>“</w:t>
+      </w:r>
+      <w:r>
+        <w:t>update foo.bar set b = 1 where age &lt; 25 /*+use_flag(SQL_UPDATE_</w:t>
       </w:r>
       <w:r>
         <w:rPr>
@@ -4567,7 +5208,13 @@
         <w:t>OVERFLOW_PROCESS</w:t>
       </w:r>
       <w:r>
-        <w:t>)*/" )</w:t>
+        <w:t>)*/</w:t>
+      </w:r>
+      <w:r>
+        <w:t>”</w:t>
+      </w:r>
+      <w:r>
+        <w:t> )</w:t>
       </w:r>
     </w:p>
     <w:p/>
@@ -4596,7 +5243,6 @@
         <w:rPr>
           <w:rFonts w:hint="eastAsia"/>
         </w:rPr>
-        <w:lastRenderedPageBreak/>
         <w:t>针对操作的配置需要考虑对相同表不同操作之间的依赖情况，例如，</w:t>
       </w:r>
       <w:r>
@@ -4627,19 +5273,24 @@
       <w:tblPr>
         <w:tblStyle w:val="TableGrid"/>
         <w:tblW w:w="0" w:type="auto"/>
-        <w:tblInd w:w="357" w:type="dxa"/>
+        <w:tblInd w:w="660" w:type="dxa"/>
         <w:tblLook w:val="04A0"/>
       </w:tblPr>
       <w:tblGrid>
-        <w:gridCol w:w="2037"/>
-        <w:gridCol w:w="2042"/>
-        <w:gridCol w:w="2043"/>
-        <w:gridCol w:w="2043"/>
+        <w:gridCol w:w="426"/>
+        <w:gridCol w:w="1335"/>
+        <w:gridCol w:w="1798"/>
+        <w:gridCol w:w="2126"/>
+        <w:gridCol w:w="2127"/>
       </w:tblGrid>
       <w:tr>
-        <w:tc>
-          <w:tcPr>
-            <w:tcW w:w="2037" w:type="dxa"/>
+        <w:trPr>
+          <w:trHeight w:val="613"/>
+        </w:trPr>
+        <w:tc>
+          <w:tcPr>
+            <w:tcW w:w="1761" w:type="dxa"/>
+            <w:gridSpan w:val="2"/>
           </w:tcPr>
           <w:p>
             <w:pPr>
@@ -4653,7 +5304,7 @@
         </w:tc>
         <w:tc>
           <w:tcPr>
-            <w:tcW w:w="2042" w:type="dxa"/>
+            <w:tcW w:w="1798" w:type="dxa"/>
           </w:tcPr>
           <w:p>
             <w:pPr>
@@ -4675,7 +5326,7 @@
         </w:tc>
         <w:tc>
           <w:tcPr>
-            <w:tcW w:w="2043" w:type="dxa"/>
+            <w:tcW w:w="2126" w:type="dxa"/>
           </w:tcPr>
           <w:p>
             <w:pPr>
@@ -4697,7 +5348,7 @@
         </w:tc>
         <w:tc>
           <w:tcPr>
-            <w:tcW w:w="2043" w:type="dxa"/>
+            <w:tcW w:w="2127" w:type="dxa"/>
           </w:tcPr>
           <w:p>
             <w:pPr>
@@ -4719,179 +5370,257 @@
         </w:tc>
       </w:tr>
       <w:tr>
-        <w:tc>
-          <w:tcPr>
-            <w:tcW w:w="2037" w:type="dxa"/>
-          </w:tcPr>
-          <w:p>
-            <w:pPr>
-              <w:ind w:left="0"/>
-              <w:rPr>
-                <w:color w:val="000000" w:themeColor="text1"/>
-              </w:rPr>
-            </w:pPr>
-            <w:r>
-              <w:rPr>
-                <w:rFonts w:hint="eastAsia"/>
-                <w:color w:val="000000" w:themeColor="text1"/>
-              </w:rPr>
-              <w:t>实现难易程度</w:t>
-            </w:r>
-          </w:p>
-        </w:tc>
-        <w:tc>
-          <w:tcPr>
-            <w:tcW w:w="2042" w:type="dxa"/>
-          </w:tcPr>
-          <w:p>
-            <w:pPr>
-              <w:ind w:left="0"/>
-              <w:rPr>
-                <w:color w:val="000000" w:themeColor="text1"/>
-              </w:rPr>
-            </w:pPr>
-            <w:r>
-              <w:rPr>
-                <w:rFonts w:hint="eastAsia"/>
-                <w:color w:val="000000" w:themeColor="text1"/>
-              </w:rPr>
-              <w:t>极</w:t>
-            </w:r>
-            <w:r>
-              <w:rPr>
-                <w:rFonts w:hint="eastAsia"/>
-                <w:color w:val="000000" w:themeColor="text1"/>
-              </w:rPr>
-              <w:t>小</w:t>
-            </w:r>
-          </w:p>
-        </w:tc>
-        <w:tc>
-          <w:tcPr>
-            <w:tcW w:w="2043" w:type="dxa"/>
-          </w:tcPr>
-          <w:p>
-            <w:pPr>
-              <w:ind w:left="0"/>
-              <w:rPr>
-                <w:color w:val="000000" w:themeColor="text1"/>
-              </w:rPr>
-            </w:pPr>
-            <w:r>
-              <w:rPr>
-                <w:rFonts w:hint="eastAsia"/>
-                <w:color w:val="000000" w:themeColor="text1"/>
-              </w:rPr>
-              <w:t>最大</w:t>
-            </w:r>
-          </w:p>
-        </w:tc>
-        <w:tc>
-          <w:tcPr>
-            <w:tcW w:w="2043" w:type="dxa"/>
-          </w:tcPr>
-          <w:p>
-            <w:pPr>
-              <w:ind w:left="0"/>
-              <w:rPr>
-                <w:color w:val="000000" w:themeColor="text1"/>
-              </w:rPr>
-            </w:pPr>
-            <w:r>
-              <w:rPr>
-                <w:rFonts w:hint="eastAsia"/>
-                <w:color w:val="000000" w:themeColor="text1"/>
-              </w:rPr>
-              <w:t>很</w:t>
-            </w:r>
-            <w:r>
-              <w:rPr>
-                <w:rFonts w:hint="eastAsia"/>
-                <w:color w:val="000000" w:themeColor="text1"/>
-              </w:rPr>
-              <w:t>大</w:t>
-            </w:r>
+        <w:trPr>
+          <w:trHeight w:val="574"/>
+        </w:trPr>
+        <w:tc>
+          <w:tcPr>
+            <w:tcW w:w="426" w:type="dxa"/>
+          </w:tcPr>
+          <w:p>
+            <w:pPr>
+              <w:spacing w:line="276" w:lineRule="auto"/>
+              <w:ind w:left="0"/>
+              <w:jc w:val="center"/>
+              <w:rPr>
+                <w:color w:val="000000" w:themeColor="text1"/>
+              </w:rPr>
+            </w:pPr>
+            <w:r>
+              <w:rPr>
+                <w:rFonts w:hint="eastAsia"/>
+                <w:color w:val="000000" w:themeColor="text1"/>
+              </w:rPr>
+              <w:t>使用方式</w:t>
+            </w:r>
+          </w:p>
+        </w:tc>
+        <w:tc>
+          <w:tcPr>
+            <w:tcW w:w="1335" w:type="dxa"/>
+          </w:tcPr>
+          <w:p>
+            <w:pPr>
+              <w:spacing w:line="276" w:lineRule="auto"/>
+              <w:ind w:left="0"/>
+              <w:rPr>
+                <w:color w:val="000000" w:themeColor="text1"/>
+              </w:rPr>
+            </w:pPr>
+            <w:r>
+              <w:rPr>
+                <w:rFonts w:hint="eastAsia"/>
+                <w:color w:val="000000" w:themeColor="text1"/>
+              </w:rPr>
+              <w:t>使用方式</w:t>
+            </w:r>
+          </w:p>
+        </w:tc>
+        <w:tc>
+          <w:tcPr>
+            <w:tcW w:w="1798" w:type="dxa"/>
+          </w:tcPr>
+          <w:p>
+            <w:pPr>
+              <w:spacing w:line="276" w:lineRule="auto"/>
+              <w:ind w:left="0"/>
+              <w:rPr>
+                <w:rFonts w:hint="eastAsia"/>
+                <w:color w:val="000000" w:themeColor="text1"/>
+              </w:rPr>
+            </w:pPr>
+            <w:r>
+              <w:rPr>
+                <w:color w:val="000000" w:themeColor="text1"/>
+              </w:rPr>
+              <w:t>S</w:t>
+            </w:r>
+            <w:r>
+              <w:rPr>
+                <w:rFonts w:hint="eastAsia"/>
+                <w:color w:val="000000" w:themeColor="text1"/>
+              </w:rPr>
+              <w:t>db.conf</w:t>
+            </w:r>
+            <w:r>
+              <w:rPr>
+                <w:rFonts w:hint="eastAsia"/>
+                <w:color w:val="000000" w:themeColor="text1"/>
+              </w:rPr>
+              <w:t>配置文件</w:t>
+            </w:r>
+          </w:p>
+        </w:tc>
+        <w:tc>
+          <w:tcPr>
+            <w:tcW w:w="2126" w:type="dxa"/>
+          </w:tcPr>
+          <w:p>
+            <w:pPr>
+              <w:spacing w:line="276" w:lineRule="auto"/>
+              <w:ind w:left="0"/>
+              <w:rPr>
+                <w:rFonts w:hint="eastAsia"/>
+                <w:color w:val="000000" w:themeColor="text1"/>
+              </w:rPr>
+            </w:pPr>
+            <w:r>
+              <w:rPr>
+                <w:rFonts w:hint="eastAsia"/>
+                <w:color w:val="000000" w:themeColor="text1"/>
+              </w:rPr>
+              <w:t>createCL</w:t>
+            </w:r>
+            <w:r>
+              <w:rPr>
+                <w:rFonts w:hint="eastAsia"/>
+                <w:color w:val="000000" w:themeColor="text1"/>
+              </w:rPr>
+              <w:t>（）</w:t>
+            </w:r>
+          </w:p>
+        </w:tc>
+        <w:tc>
+          <w:tcPr>
+            <w:tcW w:w="2127" w:type="dxa"/>
+          </w:tcPr>
+          <w:p>
+            <w:pPr>
+              <w:ind w:left="0"/>
+              <w:rPr>
+                <w:rFonts w:hint="eastAsia"/>
+              </w:rPr>
+            </w:pPr>
+            <w:r>
+              <w:t>F</w:t>
+            </w:r>
+            <w:r>
+              <w:rPr>
+                <w:rFonts w:hint="eastAsia"/>
+              </w:rPr>
+              <w:t>ind().flags()</w:t>
+            </w:r>
+            <w:r>
+              <w:rPr>
+                <w:rFonts w:hint="eastAsia"/>
+              </w:rPr>
+              <w:t>；</w:t>
+            </w:r>
+          </w:p>
+          <w:p>
+            <w:pPr>
+              <w:spacing w:line="276" w:lineRule="auto"/>
+              <w:ind w:left="0"/>
+              <w:rPr>
+                <w:rFonts w:hint="eastAsia"/>
+                <w:color w:val="000000" w:themeColor="text1"/>
+              </w:rPr>
+            </w:pPr>
           </w:p>
         </w:tc>
       </w:tr>
       <w:tr>
         <w:tc>
           <w:tcPr>
-            <w:tcW w:w="2037" w:type="dxa"/>
-          </w:tcPr>
-          <w:p>
-            <w:pPr>
-              <w:ind w:left="0"/>
-              <w:rPr>
-                <w:color w:val="000000" w:themeColor="text1"/>
-              </w:rPr>
-            </w:pPr>
-            <w:r>
-              <w:rPr>
-                <w:rFonts w:hint="eastAsia"/>
-                <w:color w:val="000000" w:themeColor="text1"/>
-              </w:rPr>
-              <w:t>代码量</w:t>
-            </w:r>
-          </w:p>
-        </w:tc>
-        <w:tc>
-          <w:tcPr>
-            <w:tcW w:w="2042" w:type="dxa"/>
-          </w:tcPr>
-          <w:p>
-            <w:pPr>
-              <w:ind w:left="0"/>
-              <w:rPr>
-                <w:color w:val="000000" w:themeColor="text1"/>
-              </w:rPr>
-            </w:pPr>
-            <w:r>
-              <w:rPr>
-                <w:rFonts w:hint="eastAsia"/>
-                <w:color w:val="000000" w:themeColor="text1"/>
-              </w:rPr>
-              <w:t>极少</w:t>
-            </w:r>
-          </w:p>
-        </w:tc>
-        <w:tc>
-          <w:tcPr>
-            <w:tcW w:w="2043" w:type="dxa"/>
-          </w:tcPr>
-          <w:p>
-            <w:pPr>
-              <w:ind w:left="0"/>
-              <w:rPr>
-                <w:color w:val="000000" w:themeColor="text1"/>
-              </w:rPr>
-            </w:pPr>
-            <w:r>
-              <w:rPr>
-                <w:rFonts w:hint="eastAsia"/>
-                <w:color w:val="000000" w:themeColor="text1"/>
-              </w:rPr>
-              <w:t>最多</w:t>
-            </w:r>
-          </w:p>
-        </w:tc>
-        <w:tc>
-          <w:tcPr>
-            <w:tcW w:w="2043" w:type="dxa"/>
-          </w:tcPr>
-          <w:p>
-            <w:pPr>
-              <w:ind w:left="0"/>
-              <w:rPr>
-                <w:color w:val="000000" w:themeColor="text1"/>
-              </w:rPr>
-            </w:pPr>
-            <w:r>
-              <w:rPr>
-                <w:rFonts w:hint="eastAsia"/>
-                <w:color w:val="000000" w:themeColor="text1"/>
-              </w:rPr>
-              <w:t>很多</w:t>
+            <w:tcW w:w="426" w:type="dxa"/>
+            <w:vMerge w:val="restart"/>
+          </w:tcPr>
+          <w:p>
+            <w:pPr>
+              <w:spacing w:line="276" w:lineRule="auto"/>
+              <w:ind w:left="0"/>
+              <w:jc w:val="center"/>
+              <w:rPr>
+                <w:rFonts w:hint="eastAsia"/>
+                <w:color w:val="000000" w:themeColor="text1"/>
+              </w:rPr>
+            </w:pPr>
+            <w:r>
+              <w:rPr>
+                <w:rFonts w:hint="eastAsia"/>
+                <w:color w:val="000000" w:themeColor="text1"/>
+              </w:rPr>
+              <w:t>实现难度</w:t>
+            </w:r>
+          </w:p>
+        </w:tc>
+        <w:tc>
+          <w:tcPr>
+            <w:tcW w:w="1335" w:type="dxa"/>
+          </w:tcPr>
+          <w:p>
+            <w:pPr>
+              <w:ind w:left="0"/>
+              <w:rPr>
+                <w:color w:val="000000" w:themeColor="text1"/>
+              </w:rPr>
+            </w:pPr>
+            <w:r>
+              <w:rPr>
+                <w:rFonts w:hint="eastAsia"/>
+                <w:color w:val="000000" w:themeColor="text1"/>
+              </w:rPr>
+              <w:t>实现难易程度</w:t>
+            </w:r>
+          </w:p>
+        </w:tc>
+        <w:tc>
+          <w:tcPr>
+            <w:tcW w:w="1798" w:type="dxa"/>
+          </w:tcPr>
+          <w:p>
+            <w:pPr>
+              <w:ind w:left="0"/>
+              <w:rPr>
+                <w:color w:val="000000" w:themeColor="text1"/>
+              </w:rPr>
+            </w:pPr>
+            <w:r>
+              <w:rPr>
+                <w:rFonts w:hint="eastAsia"/>
+                <w:color w:val="000000" w:themeColor="text1"/>
+              </w:rPr>
+              <w:t>极小</w:t>
+            </w:r>
+          </w:p>
+        </w:tc>
+        <w:tc>
+          <w:tcPr>
+            <w:tcW w:w="2126" w:type="dxa"/>
+          </w:tcPr>
+          <w:p>
+            <w:pPr>
+              <w:ind w:left="0"/>
+              <w:rPr>
+                <w:color w:val="000000" w:themeColor="text1"/>
+              </w:rPr>
+            </w:pPr>
+            <w:r>
+              <w:rPr>
+                <w:rFonts w:hint="eastAsia"/>
+                <w:color w:val="000000" w:themeColor="text1"/>
+              </w:rPr>
+              <w:t>最大</w:t>
+            </w:r>
+          </w:p>
+        </w:tc>
+        <w:tc>
+          <w:tcPr>
+            <w:tcW w:w="2127" w:type="dxa"/>
+          </w:tcPr>
+          <w:p>
+            <w:pPr>
+              <w:ind w:left="0"/>
+              <w:rPr>
+                <w:color w:val="000000" w:themeColor="text1"/>
+              </w:rPr>
+            </w:pPr>
+            <w:r>
+              <w:rPr>
+                <w:rFonts w:hint="eastAsia"/>
+                <w:color w:val="000000" w:themeColor="text1"/>
+              </w:rPr>
+              <w:t>很大</w:t>
             </w:r>
           </w:p>
         </w:tc>
@@ -4899,229 +5628,96 @@
       <w:tr>
         <w:tc>
           <w:tcPr>
-            <w:tcW w:w="2037" w:type="dxa"/>
-          </w:tcPr>
-          <w:p>
-            <w:pPr>
-              <w:ind w:left="0"/>
-              <w:rPr>
-                <w:color w:val="000000" w:themeColor="text1"/>
-              </w:rPr>
-            </w:pPr>
-            <w:r>
-              <w:rPr>
-                <w:rFonts w:hint="eastAsia"/>
-                <w:color w:val="000000" w:themeColor="text1"/>
-              </w:rPr>
-              <w:t>影响模块</w:t>
-            </w:r>
-          </w:p>
-        </w:tc>
-        <w:tc>
-          <w:tcPr>
-            <w:tcW w:w="2042" w:type="dxa"/>
-          </w:tcPr>
-          <w:p>
-            <w:pPr>
-              <w:ind w:left="0"/>
-              <w:rPr>
-                <w:color w:val="000000" w:themeColor="text1"/>
-              </w:rPr>
-            </w:pPr>
-            <w:r>
-              <w:rPr>
-                <w:rFonts w:hint="eastAsia"/>
-                <w:color w:val="000000" w:themeColor="text1"/>
-              </w:rPr>
-              <w:t>pmd</w:t>
-            </w:r>
-            <w:r>
-              <w:rPr>
-                <w:rFonts w:hint="eastAsia"/>
-                <w:color w:val="000000" w:themeColor="text1"/>
-              </w:rPr>
-              <w:t>、</w:t>
-            </w:r>
-            <w:r>
-              <w:rPr>
-                <w:rFonts w:hint="eastAsia"/>
-                <w:color w:val="000000" w:themeColor="text1"/>
-              </w:rPr>
-              <w:t>rtn</w:t>
-            </w:r>
-          </w:p>
-        </w:tc>
-        <w:tc>
-          <w:tcPr>
-            <w:tcW w:w="2043" w:type="dxa"/>
-          </w:tcPr>
-          <w:p>
-            <w:pPr>
-              <w:ind w:left="0"/>
-              <w:rPr>
-                <w:color w:val="000000" w:themeColor="text1"/>
-              </w:rPr>
-            </w:pPr>
-            <w:r>
-              <w:rPr>
-                <w:rFonts w:hint="eastAsia"/>
-                <w:color w:val="000000" w:themeColor="text1"/>
-              </w:rPr>
-              <w:t>qgm</w:t>
-            </w:r>
-            <w:r>
-              <w:rPr>
-                <w:rFonts w:hint="eastAsia"/>
-                <w:color w:val="000000" w:themeColor="text1"/>
-              </w:rPr>
-              <w:t>、</w:t>
-            </w:r>
-            <w:r>
-              <w:rPr>
-                <w:rFonts w:hint="eastAsia"/>
-                <w:color w:val="000000" w:themeColor="text1"/>
-              </w:rPr>
-              <w:t>cls</w:t>
-            </w:r>
-            <w:r>
-              <w:rPr>
-                <w:rFonts w:hint="eastAsia"/>
-                <w:color w:val="000000" w:themeColor="text1"/>
-              </w:rPr>
-              <w:t>、</w:t>
-            </w:r>
-            <w:r>
-              <w:rPr>
-                <w:rFonts w:hint="eastAsia"/>
-                <w:color w:val="000000" w:themeColor="text1"/>
-              </w:rPr>
-              <w:t>rtn</w:t>
-            </w:r>
-            <w:r>
-              <w:rPr>
-                <w:rFonts w:hint="eastAsia"/>
-                <w:color w:val="000000" w:themeColor="text1"/>
-              </w:rPr>
-              <w:t>、</w:t>
-            </w:r>
-            <w:r>
-              <w:rPr>
-                <w:rFonts w:hint="eastAsia"/>
-                <w:color w:val="000000" w:themeColor="text1"/>
-              </w:rPr>
-              <w:t>opt</w:t>
-            </w:r>
-            <w:r>
-              <w:rPr>
-                <w:rFonts w:hint="eastAsia"/>
-                <w:color w:val="000000" w:themeColor="text1"/>
-              </w:rPr>
-              <w:t>、</w:t>
-            </w:r>
-            <w:r>
-              <w:rPr>
-                <w:rFonts w:hint="eastAsia"/>
-                <w:color w:val="000000" w:themeColor="text1"/>
-              </w:rPr>
-              <w:t>mth</w:t>
-            </w:r>
-            <w:r>
-              <w:rPr>
-                <w:rFonts w:hint="eastAsia"/>
-                <w:color w:val="000000" w:themeColor="text1"/>
-              </w:rPr>
-              <w:t xml:space="preserve"> + </w:t>
-            </w:r>
-            <w:r>
-              <w:rPr>
-                <w:rFonts w:hint="eastAsia"/>
-                <w:color w:val="000000" w:themeColor="text1"/>
-              </w:rPr>
-              <w:t>建表流程的修改</w:t>
-            </w:r>
-          </w:p>
-        </w:tc>
-        <w:tc>
-          <w:tcPr>
-            <w:tcW w:w="2043" w:type="dxa"/>
-          </w:tcPr>
-          <w:p>
-            <w:pPr>
-              <w:ind w:left="0"/>
-              <w:rPr>
-                <w:color w:val="000000" w:themeColor="text1"/>
-              </w:rPr>
-            </w:pPr>
-            <w:r>
-              <w:rPr>
-                <w:rFonts w:hint="eastAsia"/>
-                <w:color w:val="000000" w:themeColor="text1"/>
-              </w:rPr>
-              <w:t>qgm</w:t>
-            </w:r>
-            <w:r>
-              <w:rPr>
-                <w:rFonts w:hint="eastAsia"/>
-                <w:color w:val="000000" w:themeColor="text1"/>
-              </w:rPr>
-              <w:t>、</w:t>
-            </w:r>
-            <w:r>
-              <w:rPr>
-                <w:rFonts w:hint="eastAsia"/>
-                <w:color w:val="000000" w:themeColor="text1"/>
-              </w:rPr>
-              <w:t>rtn</w:t>
-            </w:r>
-            <w:r>
-              <w:rPr>
-                <w:rFonts w:hint="eastAsia"/>
-                <w:color w:val="000000" w:themeColor="text1"/>
-              </w:rPr>
-              <w:t>、</w:t>
-            </w:r>
-            <w:r>
-              <w:rPr>
-                <w:rFonts w:hint="eastAsia"/>
-                <w:color w:val="000000" w:themeColor="text1"/>
-              </w:rPr>
-              <w:t>opt</w:t>
-            </w:r>
-            <w:r>
-              <w:rPr>
-                <w:rFonts w:hint="eastAsia"/>
-                <w:color w:val="000000" w:themeColor="text1"/>
-              </w:rPr>
-              <w:t>、</w:t>
-            </w:r>
-            <w:r>
-              <w:rPr>
-                <w:rFonts w:hint="eastAsia"/>
-                <w:color w:val="000000" w:themeColor="text1"/>
-              </w:rPr>
-              <w:t>mth</w:t>
-            </w:r>
-          </w:p>
-          <w:p>
-            <w:pPr>
-              <w:ind w:left="0"/>
-              <w:rPr>
-                <w:color w:val="000000" w:themeColor="text1"/>
-              </w:rPr>
-            </w:pPr>
-            <w:r>
-              <w:rPr>
-                <w:rFonts w:hint="eastAsia"/>
-                <w:color w:val="000000" w:themeColor="text1"/>
-              </w:rPr>
-              <w:t xml:space="preserve">+ </w:t>
-            </w:r>
-            <w:r>
-              <w:rPr>
-                <w:rFonts w:hint="eastAsia"/>
-                <w:color w:val="000000" w:themeColor="text1"/>
-              </w:rPr>
-              <w:t>控制方式的实现</w:t>
+            <w:tcW w:w="426" w:type="dxa"/>
+            <w:vMerge/>
+          </w:tcPr>
+          <w:p>
+            <w:pPr>
+              <w:ind w:left="0"/>
+              <w:rPr>
+                <w:rFonts w:hint="eastAsia"/>
+                <w:color w:val="000000" w:themeColor="text1"/>
+              </w:rPr>
+            </w:pPr>
+          </w:p>
+        </w:tc>
+        <w:tc>
+          <w:tcPr>
+            <w:tcW w:w="1335" w:type="dxa"/>
+          </w:tcPr>
+          <w:p>
+            <w:pPr>
+              <w:ind w:left="0"/>
+              <w:rPr>
+                <w:color w:val="000000" w:themeColor="text1"/>
+              </w:rPr>
+            </w:pPr>
+            <w:r>
+              <w:rPr>
+                <w:rFonts w:hint="eastAsia"/>
+                <w:color w:val="000000" w:themeColor="text1"/>
+              </w:rPr>
+              <w:t>代码量</w:t>
+            </w:r>
+          </w:p>
+        </w:tc>
+        <w:tc>
+          <w:tcPr>
+            <w:tcW w:w="1798" w:type="dxa"/>
+          </w:tcPr>
+          <w:p>
+            <w:pPr>
+              <w:ind w:left="0"/>
+              <w:rPr>
+                <w:color w:val="000000" w:themeColor="text1"/>
+              </w:rPr>
+            </w:pPr>
+            <w:r>
+              <w:rPr>
+                <w:rFonts w:hint="eastAsia"/>
+                <w:color w:val="000000" w:themeColor="text1"/>
+              </w:rPr>
+              <w:t>极少</w:t>
+            </w:r>
+          </w:p>
+        </w:tc>
+        <w:tc>
+          <w:tcPr>
+            <w:tcW w:w="2126" w:type="dxa"/>
+          </w:tcPr>
+          <w:p>
+            <w:pPr>
+              <w:ind w:left="0"/>
+              <w:rPr>
+                <w:color w:val="000000" w:themeColor="text1"/>
+              </w:rPr>
+            </w:pPr>
+            <w:r>
+              <w:rPr>
+                <w:rFonts w:hint="eastAsia"/>
+                <w:color w:val="000000" w:themeColor="text1"/>
+              </w:rPr>
+              <w:t>最多</w:t>
+            </w:r>
+          </w:p>
+        </w:tc>
+        <w:tc>
+          <w:tcPr>
+            <w:tcW w:w="2127" w:type="dxa"/>
+          </w:tcPr>
+          <w:p>
+            <w:pPr>
+              <w:ind w:left="0"/>
+              <w:rPr>
+                <w:color w:val="000000" w:themeColor="text1"/>
+              </w:rPr>
+            </w:pPr>
+            <w:r>
+              <w:rPr>
+                <w:rFonts w:hint="eastAsia"/>
+                <w:color w:val="000000" w:themeColor="text1"/>
+              </w:rPr>
+              <w:t>很多</w:t>
             </w:r>
           </w:p>
         </w:tc>
@@ -5129,116 +5725,244 @@
       <w:tr>
         <w:tc>
           <w:tcPr>
-            <w:tcW w:w="2037" w:type="dxa"/>
-          </w:tcPr>
-          <w:p>
-            <w:pPr>
-              <w:ind w:left="0"/>
-              <w:rPr>
-                <w:color w:val="000000" w:themeColor="text1"/>
-              </w:rPr>
-            </w:pPr>
-            <w:r>
-              <w:rPr>
-                <w:rFonts w:hint="eastAsia"/>
-                <w:color w:val="000000" w:themeColor="text1"/>
-              </w:rPr>
-              <w:t>性能</w:t>
-            </w:r>
-          </w:p>
-        </w:tc>
-        <w:tc>
-          <w:tcPr>
-            <w:tcW w:w="2042" w:type="dxa"/>
-          </w:tcPr>
-          <w:p>
-            <w:pPr>
-              <w:ind w:left="0"/>
-              <w:rPr>
-                <w:color w:val="000000" w:themeColor="text1"/>
-              </w:rPr>
-            </w:pPr>
-            <w:r>
-              <w:rPr>
-                <w:rFonts w:hint="eastAsia"/>
-                <w:color w:val="000000" w:themeColor="text1"/>
-              </w:rPr>
-              <w:t>忽略不计</w:t>
-            </w:r>
-          </w:p>
-        </w:tc>
-        <w:tc>
-          <w:tcPr>
-            <w:tcW w:w="2043" w:type="dxa"/>
-          </w:tcPr>
-          <w:p>
-            <w:pPr>
-              <w:ind w:left="0"/>
-              <w:rPr>
-                <w:color w:val="FF0000"/>
-              </w:rPr>
-            </w:pPr>
-            <w:r>
-              <w:rPr>
-                <w:rFonts w:hint="eastAsia"/>
-                <w:color w:val="FF0000"/>
-              </w:rPr>
-              <w:t>内置</w:t>
-            </w:r>
-            <w:r>
-              <w:rPr>
-                <w:rFonts w:hint="eastAsia"/>
-                <w:color w:val="FF0000"/>
-              </w:rPr>
-              <w:t>sql</w:t>
-            </w:r>
-            <w:r>
-              <w:rPr>
-                <w:rFonts w:hint="eastAsia"/>
-                <w:color w:val="FF0000"/>
-              </w:rPr>
-              <w:t>，聚集函数</w:t>
-            </w:r>
-            <w:r>
-              <w:rPr>
-                <w:rFonts w:hint="eastAsia"/>
-                <w:color w:val="FF0000"/>
-              </w:rPr>
-              <w:t>，</w:t>
-            </w:r>
-            <w:r>
-              <w:rPr>
-                <w:rFonts w:hint="eastAsia"/>
-                <w:color w:val="FF0000"/>
-              </w:rPr>
-              <w:t>join</w:t>
-            </w:r>
-            <w:r>
-              <w:rPr>
-                <w:rFonts w:hint="eastAsia"/>
-                <w:color w:val="FF0000"/>
-              </w:rPr>
-              <w:t>处理影响比较大</w:t>
-            </w:r>
-          </w:p>
-        </w:tc>
-        <w:tc>
-          <w:tcPr>
-            <w:tcW w:w="2043" w:type="dxa"/>
-          </w:tcPr>
-          <w:p>
-            <w:pPr>
-              <w:ind w:left="0"/>
-              <w:rPr>
-                <w:color w:val="000000" w:themeColor="text1"/>
-              </w:rPr>
-            </w:pPr>
-            <w:r>
-              <w:rPr>
-                <w:rFonts w:hint="eastAsia"/>
-                <w:color w:val="000000" w:themeColor="text1"/>
-              </w:rPr>
-              <w:t>影响不大</w:t>
+            <w:tcW w:w="426" w:type="dxa"/>
+            <w:vMerge/>
+          </w:tcPr>
+          <w:p>
+            <w:pPr>
+              <w:ind w:left="0"/>
+              <w:rPr>
+                <w:rFonts w:hint="eastAsia"/>
+                <w:color w:val="000000" w:themeColor="text1"/>
+              </w:rPr>
+            </w:pPr>
+          </w:p>
+        </w:tc>
+        <w:tc>
+          <w:tcPr>
+            <w:tcW w:w="1335" w:type="dxa"/>
+          </w:tcPr>
+          <w:p>
+            <w:pPr>
+              <w:ind w:left="0"/>
+              <w:rPr>
+                <w:color w:val="000000" w:themeColor="text1"/>
+              </w:rPr>
+            </w:pPr>
+            <w:r>
+              <w:rPr>
+                <w:rFonts w:hint="eastAsia"/>
+                <w:color w:val="000000" w:themeColor="text1"/>
+              </w:rPr>
+              <w:t>影响模块</w:t>
+            </w:r>
+          </w:p>
+        </w:tc>
+        <w:tc>
+          <w:tcPr>
+            <w:tcW w:w="1798" w:type="dxa"/>
+          </w:tcPr>
+          <w:p>
+            <w:pPr>
+              <w:ind w:left="0"/>
+              <w:rPr>
+                <w:color w:val="000000" w:themeColor="text1"/>
+              </w:rPr>
+            </w:pPr>
+            <w:r>
+              <w:rPr>
+                <w:rFonts w:hint="eastAsia"/>
+                <w:color w:val="000000" w:themeColor="text1"/>
+              </w:rPr>
+              <w:t>pmd</w:t>
+            </w:r>
+            <w:r>
+              <w:rPr>
+                <w:rFonts w:hint="eastAsia"/>
+                <w:color w:val="000000" w:themeColor="text1"/>
+              </w:rPr>
+              <w:t>、</w:t>
+            </w:r>
+            <w:r>
+              <w:rPr>
+                <w:rFonts w:hint="eastAsia"/>
+                <w:color w:val="000000" w:themeColor="text1"/>
+              </w:rPr>
+              <w:t>rtn</w:t>
+            </w:r>
+          </w:p>
+        </w:tc>
+        <w:tc>
+          <w:tcPr>
+            <w:tcW w:w="2126" w:type="dxa"/>
+          </w:tcPr>
+          <w:p>
+            <w:pPr>
+              <w:ind w:left="0"/>
+              <w:rPr>
+                <w:color w:val="000000" w:themeColor="text1"/>
+              </w:rPr>
+            </w:pPr>
+            <w:r>
+              <w:rPr>
+                <w:rFonts w:hint="eastAsia"/>
+                <w:color w:val="000000" w:themeColor="text1"/>
+              </w:rPr>
+              <w:t>qgm</w:t>
+            </w:r>
+            <w:r>
+              <w:rPr>
+                <w:rFonts w:hint="eastAsia"/>
+                <w:color w:val="000000" w:themeColor="text1"/>
+              </w:rPr>
+              <w:t>、</w:t>
+            </w:r>
+            <w:r>
+              <w:rPr>
+                <w:rFonts w:hint="eastAsia"/>
+                <w:color w:val="000000" w:themeColor="text1"/>
+              </w:rPr>
+              <w:t>cls</w:t>
+            </w:r>
+            <w:r>
+              <w:rPr>
+                <w:rFonts w:hint="eastAsia"/>
+                <w:color w:val="000000" w:themeColor="text1"/>
+              </w:rPr>
+              <w:t>、</w:t>
+            </w:r>
+            <w:r>
+              <w:rPr>
+                <w:rFonts w:hint="eastAsia"/>
+                <w:color w:val="000000" w:themeColor="text1"/>
+              </w:rPr>
+              <w:t>rtn</w:t>
+            </w:r>
+            <w:r>
+              <w:rPr>
+                <w:rFonts w:hint="eastAsia"/>
+                <w:color w:val="000000" w:themeColor="text1"/>
+              </w:rPr>
+              <w:t>、</w:t>
+            </w:r>
+            <w:r>
+              <w:rPr>
+                <w:rFonts w:hint="eastAsia"/>
+                <w:color w:val="000000" w:themeColor="text1"/>
+              </w:rPr>
+              <w:t>opt</w:t>
+            </w:r>
+            <w:r>
+              <w:rPr>
+                <w:rFonts w:hint="eastAsia"/>
+                <w:color w:val="000000" w:themeColor="text1"/>
+              </w:rPr>
+              <w:t>、</w:t>
+            </w:r>
+            <w:r>
+              <w:rPr>
+                <w:rFonts w:hint="eastAsia"/>
+                <w:color w:val="000000" w:themeColor="text1"/>
+              </w:rPr>
+              <w:t>mth</w:t>
+            </w:r>
+            <w:r>
+              <w:rPr>
+                <w:rFonts w:hint="eastAsia"/>
+                <w:color w:val="000000" w:themeColor="text1"/>
+              </w:rPr>
+              <w:t xml:space="preserve"> + </w:t>
+            </w:r>
+            <w:r>
+              <w:rPr>
+                <w:rFonts w:hint="eastAsia"/>
+                <w:color w:val="000000" w:themeColor="text1"/>
+              </w:rPr>
+              <w:t>建表流程的修改</w:t>
+            </w:r>
+          </w:p>
+        </w:tc>
+        <w:tc>
+          <w:tcPr>
+            <w:tcW w:w="2127" w:type="dxa"/>
+          </w:tcPr>
+          <w:p>
+            <w:pPr>
+              <w:ind w:left="0"/>
+              <w:rPr>
+                <w:color w:val="000000" w:themeColor="text1"/>
+              </w:rPr>
+            </w:pPr>
+            <w:r>
+              <w:rPr>
+                <w:rFonts w:hint="eastAsia"/>
+                <w:color w:val="000000" w:themeColor="text1"/>
+              </w:rPr>
+              <w:t>qgm</w:t>
+            </w:r>
+            <w:r>
+              <w:rPr>
+                <w:rFonts w:hint="eastAsia"/>
+                <w:color w:val="000000" w:themeColor="text1"/>
+              </w:rPr>
+              <w:t>、</w:t>
+            </w:r>
+            <w:r>
+              <w:rPr>
+                <w:rFonts w:hint="eastAsia"/>
+                <w:color w:val="000000" w:themeColor="text1"/>
+              </w:rPr>
+              <w:t>rtn</w:t>
+            </w:r>
+            <w:r>
+              <w:rPr>
+                <w:rFonts w:hint="eastAsia"/>
+                <w:color w:val="000000" w:themeColor="text1"/>
+              </w:rPr>
+              <w:t>、</w:t>
+            </w:r>
+            <w:r>
+              <w:rPr>
+                <w:rFonts w:hint="eastAsia"/>
+                <w:color w:val="000000" w:themeColor="text1"/>
+              </w:rPr>
+              <w:t>opt</w:t>
+            </w:r>
+            <w:r>
+              <w:rPr>
+                <w:rFonts w:hint="eastAsia"/>
+                <w:color w:val="000000" w:themeColor="text1"/>
+              </w:rPr>
+              <w:t>、</w:t>
+            </w:r>
+            <w:r>
+              <w:rPr>
+                <w:rFonts w:hint="eastAsia"/>
+                <w:color w:val="000000" w:themeColor="text1"/>
+              </w:rPr>
+              <w:t>mth</w:t>
+            </w:r>
+          </w:p>
+          <w:p>
+            <w:pPr>
+              <w:ind w:left="0"/>
+              <w:rPr>
+                <w:color w:val="000000" w:themeColor="text1"/>
+              </w:rPr>
+            </w:pPr>
+            <w:r>
+              <w:rPr>
+                <w:rFonts w:hint="eastAsia"/>
+                <w:color w:val="000000" w:themeColor="text1"/>
+              </w:rPr>
+              <w:t xml:space="preserve">+ </w:t>
+            </w:r>
+            <w:r>
+              <w:rPr>
+                <w:rFonts w:hint="eastAsia"/>
+                <w:color w:val="000000" w:themeColor="text1"/>
+              </w:rPr>
+              <w:t>控制方式的实现</w:t>
             </w:r>
           </w:p>
         </w:tc>
@@ -5246,27 +5970,68 @@
       <w:tr>
         <w:tc>
           <w:tcPr>
-            <w:tcW w:w="2037" w:type="dxa"/>
-          </w:tcPr>
-          <w:p>
-            <w:pPr>
-              <w:ind w:left="0"/>
-              <w:rPr>
-                <w:color w:val="000000" w:themeColor="text1"/>
-              </w:rPr>
-            </w:pPr>
-            <w:r>
-              <w:rPr>
-                <w:rFonts w:hint="eastAsia"/>
-                <w:color w:val="000000" w:themeColor="text1"/>
-              </w:rPr>
-              <w:t>动态调整</w:t>
-            </w:r>
-          </w:p>
-        </w:tc>
-        <w:tc>
-          <w:tcPr>
-            <w:tcW w:w="2042" w:type="dxa"/>
+            <w:tcW w:w="426" w:type="dxa"/>
+          </w:tcPr>
+          <w:p>
+            <w:pPr>
+              <w:ind w:left="0"/>
+              <w:rPr>
+                <w:rFonts w:hint="eastAsia"/>
+                <w:color w:val="000000" w:themeColor="text1"/>
+              </w:rPr>
+            </w:pPr>
+            <w:r>
+              <w:rPr>
+                <w:rFonts w:hint="eastAsia"/>
+                <w:color w:val="000000" w:themeColor="text1"/>
+              </w:rPr>
+              <w:t>性能影响</w:t>
+            </w:r>
+          </w:p>
+        </w:tc>
+        <w:tc>
+          <w:tcPr>
+            <w:tcW w:w="1335" w:type="dxa"/>
+          </w:tcPr>
+          <w:p>
+            <w:pPr>
+              <w:ind w:left="0"/>
+              <w:rPr>
+                <w:color w:val="000000" w:themeColor="text1"/>
+              </w:rPr>
+            </w:pPr>
+            <w:r>
+              <w:rPr>
+                <w:rFonts w:hint="eastAsia"/>
+                <w:color w:val="000000" w:themeColor="text1"/>
+              </w:rPr>
+              <w:t>性能</w:t>
+            </w:r>
+          </w:p>
+        </w:tc>
+        <w:tc>
+          <w:tcPr>
+            <w:tcW w:w="1798" w:type="dxa"/>
+          </w:tcPr>
+          <w:p>
+            <w:pPr>
+              <w:ind w:left="0"/>
+              <w:rPr>
+                <w:color w:val="000000" w:themeColor="text1"/>
+              </w:rPr>
+            </w:pPr>
+            <w:r>
+              <w:rPr>
+                <w:rFonts w:hint="eastAsia"/>
+                <w:color w:val="000000" w:themeColor="text1"/>
+              </w:rPr>
+              <w:t>忽略不计</w:t>
+            </w:r>
+          </w:p>
+        </w:tc>
+        <w:tc>
+          <w:tcPr>
+            <w:tcW w:w="2126" w:type="dxa"/>
           </w:tcPr>
           <w:p>
             <w:pPr>
@@ -5280,75 +6045,55 @@
                 <w:rFonts w:hint="eastAsia"/>
                 <w:color w:val="FF0000"/>
               </w:rPr>
-              <w:t>由</w:t>
+              <w:t>内置</w:t>
             </w:r>
             <w:r>
               <w:rPr>
                 <w:rFonts w:hint="eastAsia"/>
                 <w:color w:val="FF0000"/>
               </w:rPr>
-              <w:t>FALSE</w:t>
+              <w:t>sql</w:t>
             </w:r>
             <w:r>
               <w:rPr>
                 <w:rFonts w:hint="eastAsia"/>
                 <w:color w:val="FF0000"/>
               </w:rPr>
-              <w:t>变</w:t>
+              <w:t>，聚集函数，</w:t>
             </w:r>
             <w:r>
               <w:rPr>
                 <w:rFonts w:hint="eastAsia"/>
                 <w:color w:val="FF0000"/>
               </w:rPr>
-              <w:t>TRUE</w:t>
+              <w:t>join</w:t>
             </w:r>
             <w:r>
               <w:rPr>
                 <w:rFonts w:hint="eastAsia"/>
                 <w:color w:val="FF0000"/>
               </w:rPr>
-              <w:t>会带来类型强转问题</w:t>
-            </w:r>
-          </w:p>
-        </w:tc>
-        <w:tc>
-          <w:tcPr>
-            <w:tcW w:w="2043" w:type="dxa"/>
-          </w:tcPr>
-          <w:p>
-            <w:pPr>
-              <w:ind w:left="0"/>
-              <w:rPr>
-                <w:color w:val="000000" w:themeColor="text1"/>
-              </w:rPr>
-            </w:pPr>
-            <w:r>
-              <w:rPr>
-                <w:rFonts w:hint="eastAsia"/>
-                <w:color w:val="000000" w:themeColor="text1"/>
-              </w:rPr>
-              <w:t>无</w:t>
-            </w:r>
-          </w:p>
-        </w:tc>
-        <w:tc>
-          <w:tcPr>
-            <w:tcW w:w="2043" w:type="dxa"/>
-          </w:tcPr>
-          <w:p>
-            <w:pPr>
-              <w:ind w:left="0"/>
-              <w:rPr>
-                <w:color w:val="000000" w:themeColor="text1"/>
-              </w:rPr>
-            </w:pPr>
-            <w:r>
-              <w:rPr>
-                <w:rFonts w:hint="eastAsia"/>
-                <w:color w:val="000000" w:themeColor="text1"/>
-              </w:rPr>
-              <w:t>无</w:t>
+              <w:t>处理影响比较大</w:t>
+            </w:r>
+          </w:p>
+        </w:tc>
+        <w:tc>
+          <w:tcPr>
+            <w:tcW w:w="2127" w:type="dxa"/>
+          </w:tcPr>
+          <w:p>
+            <w:pPr>
+              <w:ind w:left="0"/>
+              <w:rPr>
+                <w:color w:val="000000" w:themeColor="text1"/>
+              </w:rPr>
+            </w:pPr>
+            <w:r>
+              <w:rPr>
+                <w:rFonts w:hint="eastAsia"/>
+                <w:color w:val="000000" w:themeColor="text1"/>
+              </w:rPr>
+              <w:t>影响不大</w:t>
             </w:r>
           </w:p>
         </w:tc>
@@ -5356,34 +6101,49 @@
       <w:tr>
         <w:tc>
           <w:tcPr>
-            <w:tcW w:w="2037" w:type="dxa"/>
-          </w:tcPr>
-          <w:p>
-            <w:pPr>
-              <w:ind w:left="0"/>
-              <w:rPr>
-                <w:color w:val="000000" w:themeColor="text1"/>
-              </w:rPr>
-            </w:pPr>
-            <w:r>
-              <w:rPr>
-                <w:rFonts w:hint="eastAsia"/>
-                <w:color w:val="000000" w:themeColor="text1"/>
-              </w:rPr>
-              <w:t>主备节点</w:t>
-            </w:r>
-            <w:r>
-              <w:rPr>
-                <w:rFonts w:hint="eastAsia"/>
-                <w:color w:val="000000" w:themeColor="text1"/>
-              </w:rPr>
-              <w:t>配置</w:t>
-            </w:r>
-          </w:p>
-        </w:tc>
-        <w:tc>
-          <w:tcPr>
-            <w:tcW w:w="2042" w:type="dxa"/>
+            <w:tcW w:w="426" w:type="dxa"/>
+            <w:vMerge w:val="restart"/>
+          </w:tcPr>
+          <w:p>
+            <w:pPr>
+              <w:ind w:left="0"/>
+              <w:rPr>
+                <w:rFonts w:hint="eastAsia"/>
+                <w:color w:val="000000" w:themeColor="text1"/>
+              </w:rPr>
+            </w:pPr>
+            <w:r>
+              <w:rPr>
+                <w:rFonts w:hint="eastAsia"/>
+                <w:color w:val="000000" w:themeColor="text1"/>
+              </w:rPr>
+              <w:t>场景考虑</w:t>
+            </w:r>
+          </w:p>
+        </w:tc>
+        <w:tc>
+          <w:tcPr>
+            <w:tcW w:w="1335" w:type="dxa"/>
+          </w:tcPr>
+          <w:p>
+            <w:pPr>
+              <w:ind w:left="0"/>
+              <w:rPr>
+                <w:color w:val="000000" w:themeColor="text1"/>
+              </w:rPr>
+            </w:pPr>
+            <w:r>
+              <w:rPr>
+                <w:rFonts w:hint="eastAsia"/>
+                <w:color w:val="000000" w:themeColor="text1"/>
+              </w:rPr>
+              <w:t>动态调整</w:t>
+            </w:r>
+          </w:p>
+        </w:tc>
+        <w:tc>
+          <w:tcPr>
+            <w:tcW w:w="1798" w:type="dxa"/>
           </w:tcPr>
           <w:p>
             <w:pPr>
@@ -5397,13 +6157,41 @@
                 <w:rFonts w:hint="eastAsia"/>
                 <w:color w:val="FF0000"/>
               </w:rPr>
-              <w:t>必须保证一致</w:t>
-            </w:r>
-          </w:p>
-        </w:tc>
-        <w:tc>
-          <w:tcPr>
-            <w:tcW w:w="2043" w:type="dxa"/>
+              <w:t>由</w:t>
+            </w:r>
+            <w:r>
+              <w:rPr>
+                <w:rFonts w:hint="eastAsia"/>
+                <w:color w:val="FF0000"/>
+              </w:rPr>
+              <w:t>FALSE</w:t>
+            </w:r>
+            <w:r>
+              <w:rPr>
+                <w:rFonts w:hint="eastAsia"/>
+                <w:color w:val="FF0000"/>
+              </w:rPr>
+              <w:t>变</w:t>
+            </w:r>
+            <w:r>
+              <w:rPr>
+                <w:rFonts w:hint="eastAsia"/>
+                <w:color w:val="FF0000"/>
+              </w:rPr>
+              <w:t>TRUE</w:t>
+            </w:r>
+            <w:r>
+              <w:rPr>
+                <w:rFonts w:hint="eastAsia"/>
+                <w:color w:val="FF0000"/>
+              </w:rPr>
+              <w:t>会带来类型强转问题</w:t>
+            </w:r>
+          </w:p>
+        </w:tc>
+        <w:tc>
+          <w:tcPr>
+            <w:tcW w:w="2126" w:type="dxa"/>
           </w:tcPr>
           <w:p>
             <w:pPr>
@@ -5423,7 +6211,7 @@
         </w:tc>
         <w:tc>
           <w:tcPr>
-            <w:tcW w:w="2043" w:type="dxa"/>
+            <w:tcW w:w="2127" w:type="dxa"/>
           </w:tcPr>
           <w:p>
             <w:pPr>
@@ -5445,27 +6233,69 @@
       <w:tr>
         <w:tc>
           <w:tcPr>
-            <w:tcW w:w="2037" w:type="dxa"/>
-          </w:tcPr>
-          <w:p>
-            <w:pPr>
-              <w:ind w:left="0"/>
-              <w:rPr>
-                <w:color w:val="000000" w:themeColor="text1"/>
-              </w:rPr>
-            </w:pPr>
-            <w:r>
-              <w:rPr>
-                <w:rFonts w:hint="eastAsia"/>
-                <w:color w:val="000000" w:themeColor="text1"/>
-              </w:rPr>
-              <w:t>独立模式</w:t>
-            </w:r>
-          </w:p>
-        </w:tc>
-        <w:tc>
-          <w:tcPr>
-            <w:tcW w:w="2042" w:type="dxa"/>
+            <w:tcW w:w="426" w:type="dxa"/>
+            <w:vMerge/>
+          </w:tcPr>
+          <w:p>
+            <w:pPr>
+              <w:ind w:left="0"/>
+              <w:rPr>
+                <w:rFonts w:hint="eastAsia"/>
+                <w:color w:val="000000" w:themeColor="text1"/>
+              </w:rPr>
+            </w:pPr>
+          </w:p>
+        </w:tc>
+        <w:tc>
+          <w:tcPr>
+            <w:tcW w:w="1335" w:type="dxa"/>
+          </w:tcPr>
+          <w:p>
+            <w:pPr>
+              <w:ind w:left="0"/>
+              <w:rPr>
+                <w:color w:val="000000" w:themeColor="text1"/>
+              </w:rPr>
+            </w:pPr>
+            <w:r>
+              <w:rPr>
+                <w:rFonts w:hint="eastAsia"/>
+                <w:color w:val="000000" w:themeColor="text1"/>
+              </w:rPr>
+              <w:t>主备节点</w:t>
+            </w:r>
+            <w:r>
+              <w:rPr>
+                <w:rFonts w:hint="eastAsia"/>
+                <w:color w:val="000000" w:themeColor="text1"/>
+              </w:rPr>
+              <w:t>配置</w:t>
+            </w:r>
+          </w:p>
+        </w:tc>
+        <w:tc>
+          <w:tcPr>
+            <w:tcW w:w="1798" w:type="dxa"/>
+          </w:tcPr>
+          <w:p>
+            <w:pPr>
+              <w:ind w:left="0"/>
+              <w:rPr>
+                <w:color w:val="FF0000"/>
+              </w:rPr>
+            </w:pPr>
+            <w:r>
+              <w:rPr>
+                <w:rFonts w:hint="eastAsia"/>
+                <w:color w:val="FF0000"/>
+              </w:rPr>
+              <w:t>必须保证一致</w:t>
+            </w:r>
+          </w:p>
+        </w:tc>
+        <w:tc>
+          <w:tcPr>
+            <w:tcW w:w="2126" w:type="dxa"/>
           </w:tcPr>
           <w:p>
             <w:pPr>
@@ -5485,41 +6315,21 @@
         </w:tc>
         <w:tc>
           <w:tcPr>
-            <w:tcW w:w="2043" w:type="dxa"/>
-          </w:tcPr>
-          <w:p>
-            <w:pPr>
-              <w:ind w:left="0"/>
-              <w:rPr>
-                <w:color w:val="000000" w:themeColor="text1"/>
-              </w:rPr>
-            </w:pPr>
-            <w:r>
-              <w:rPr>
-                <w:rFonts w:hint="eastAsia"/>
-                <w:color w:val="000000" w:themeColor="text1"/>
-              </w:rPr>
-              <w:t>处理较简单</w:t>
-            </w:r>
-          </w:p>
-        </w:tc>
-        <w:tc>
-          <w:tcPr>
-            <w:tcW w:w="2043" w:type="dxa"/>
-          </w:tcPr>
-          <w:p>
-            <w:pPr>
-              <w:ind w:left="0"/>
-              <w:rPr>
-                <w:color w:val="000000" w:themeColor="text1"/>
-              </w:rPr>
-            </w:pPr>
-            <w:r>
-              <w:rPr>
-                <w:rFonts w:hint="eastAsia"/>
-                <w:color w:val="000000" w:themeColor="text1"/>
-              </w:rPr>
-              <w:t>处理较简单</w:t>
+            <w:tcW w:w="2127" w:type="dxa"/>
+          </w:tcPr>
+          <w:p>
+            <w:pPr>
+              <w:ind w:left="0"/>
+              <w:rPr>
+                <w:color w:val="000000" w:themeColor="text1"/>
+              </w:rPr>
+            </w:pPr>
+            <w:r>
+              <w:rPr>
+                <w:rFonts w:hint="eastAsia"/>
+                <w:color w:val="000000" w:themeColor="text1"/>
+              </w:rPr>
+              <w:t>无</w:t>
             </w:r>
           </w:p>
         </w:tc>
@@ -5527,27 +6337,42 @@
       <w:tr>
         <w:tc>
           <w:tcPr>
-            <w:tcW w:w="2037" w:type="dxa"/>
-          </w:tcPr>
-          <w:p>
-            <w:pPr>
-              <w:ind w:left="0"/>
-              <w:rPr>
-                <w:color w:val="000000" w:themeColor="text1"/>
-              </w:rPr>
-            </w:pPr>
-            <w:r>
-              <w:rPr>
-                <w:rFonts w:hint="eastAsia"/>
-                <w:color w:val="000000" w:themeColor="text1"/>
-              </w:rPr>
-              <w:t>主子表</w:t>
-            </w:r>
-          </w:p>
-        </w:tc>
-        <w:tc>
-          <w:tcPr>
-            <w:tcW w:w="2042" w:type="dxa"/>
+            <w:tcW w:w="426" w:type="dxa"/>
+            <w:vMerge/>
+          </w:tcPr>
+          <w:p>
+            <w:pPr>
+              <w:ind w:left="0"/>
+              <w:rPr>
+                <w:rFonts w:hint="eastAsia"/>
+                <w:color w:val="000000" w:themeColor="text1"/>
+              </w:rPr>
+            </w:pPr>
+          </w:p>
+        </w:tc>
+        <w:tc>
+          <w:tcPr>
+            <w:tcW w:w="1335" w:type="dxa"/>
+          </w:tcPr>
+          <w:p>
+            <w:pPr>
+              <w:ind w:left="0"/>
+              <w:rPr>
+                <w:color w:val="000000" w:themeColor="text1"/>
+              </w:rPr>
+            </w:pPr>
+            <w:r>
+              <w:rPr>
+                <w:rFonts w:hint="eastAsia"/>
+                <w:color w:val="000000" w:themeColor="text1"/>
+              </w:rPr>
+              <w:t>独立模式</w:t>
+            </w:r>
+          </w:p>
+        </w:tc>
+        <w:tc>
+          <w:tcPr>
+            <w:tcW w:w="1798" w:type="dxa"/>
           </w:tcPr>
           <w:p>
             <w:pPr>
@@ -5567,41 +6392,41 @@
         </w:tc>
         <w:tc>
           <w:tcPr>
-            <w:tcW w:w="2043" w:type="dxa"/>
-          </w:tcPr>
-          <w:p>
-            <w:pPr>
-              <w:ind w:left="0"/>
-              <w:rPr>
-                <w:color w:val="FF0000"/>
-              </w:rPr>
-            </w:pPr>
-            <w:r>
-              <w:rPr>
-                <w:rFonts w:hint="eastAsia"/>
-                <w:color w:val="FF0000"/>
-              </w:rPr>
-              <w:t>必须保持一致</w:t>
-            </w:r>
-          </w:p>
-        </w:tc>
-        <w:tc>
-          <w:tcPr>
-            <w:tcW w:w="2043" w:type="dxa"/>
-          </w:tcPr>
-          <w:p>
-            <w:pPr>
-              <w:ind w:left="0"/>
-              <w:rPr>
-                <w:color w:val="000000" w:themeColor="text1"/>
-              </w:rPr>
-            </w:pPr>
-            <w:r>
-              <w:rPr>
-                <w:rFonts w:hint="eastAsia"/>
-                <w:color w:val="000000" w:themeColor="text1"/>
-              </w:rPr>
-              <w:t>无</w:t>
+            <w:tcW w:w="2126" w:type="dxa"/>
+          </w:tcPr>
+          <w:p>
+            <w:pPr>
+              <w:ind w:left="0"/>
+              <w:rPr>
+                <w:color w:val="000000" w:themeColor="text1"/>
+              </w:rPr>
+            </w:pPr>
+            <w:r>
+              <w:rPr>
+                <w:rFonts w:hint="eastAsia"/>
+                <w:color w:val="000000" w:themeColor="text1"/>
+              </w:rPr>
+              <w:t>处理较简单</w:t>
+            </w:r>
+          </w:p>
+        </w:tc>
+        <w:tc>
+          <w:tcPr>
+            <w:tcW w:w="2127" w:type="dxa"/>
+          </w:tcPr>
+          <w:p>
+            <w:pPr>
+              <w:ind w:left="0"/>
+              <w:rPr>
+                <w:color w:val="000000" w:themeColor="text1"/>
+              </w:rPr>
+            </w:pPr>
+            <w:r>
+              <w:rPr>
+                <w:rFonts w:hint="eastAsia"/>
+                <w:color w:val="000000" w:themeColor="text1"/>
+              </w:rPr>
+              <w:t>处理较简单</w:t>
             </w:r>
           </w:p>
         </w:tc>
@@ -5609,34 +6434,42 @@
       <w:tr>
         <w:tc>
           <w:tcPr>
-            <w:tcW w:w="2037" w:type="dxa"/>
-          </w:tcPr>
-          <w:p>
-            <w:pPr>
-              <w:ind w:left="0"/>
-              <w:rPr>
-                <w:color w:val="000000" w:themeColor="text1"/>
-              </w:rPr>
-            </w:pPr>
-            <w:r>
-              <w:rPr>
-                <w:rFonts w:hint="eastAsia"/>
-                <w:color w:val="000000" w:themeColor="text1"/>
-              </w:rPr>
-              <w:t>内置</w:t>
-            </w:r>
-            <w:r>
-              <w:rPr>
-                <w:rFonts w:hint="eastAsia"/>
-                <w:color w:val="000000" w:themeColor="text1"/>
-              </w:rPr>
-              <w:t>sql</w:t>
-            </w:r>
-          </w:p>
-        </w:tc>
-        <w:tc>
-          <w:tcPr>
-            <w:tcW w:w="2042" w:type="dxa"/>
+            <w:tcW w:w="426" w:type="dxa"/>
+            <w:vMerge/>
+          </w:tcPr>
+          <w:p>
+            <w:pPr>
+              <w:ind w:left="0"/>
+              <w:rPr>
+                <w:rFonts w:hint="eastAsia"/>
+                <w:color w:val="000000" w:themeColor="text1"/>
+              </w:rPr>
+            </w:pPr>
+          </w:p>
+        </w:tc>
+        <w:tc>
+          <w:tcPr>
+            <w:tcW w:w="1335" w:type="dxa"/>
+          </w:tcPr>
+          <w:p>
+            <w:pPr>
+              <w:ind w:left="0"/>
+              <w:rPr>
+                <w:color w:val="000000" w:themeColor="text1"/>
+              </w:rPr>
+            </w:pPr>
+            <w:r>
+              <w:rPr>
+                <w:rFonts w:hint="eastAsia"/>
+                <w:color w:val="000000" w:themeColor="text1"/>
+              </w:rPr>
+              <w:t>主子表</w:t>
+            </w:r>
+          </w:p>
+        </w:tc>
+        <w:tc>
+          <w:tcPr>
+            <w:tcW w:w="1798" w:type="dxa"/>
           </w:tcPr>
           <w:p>
             <w:pPr>
@@ -5656,41 +6489,41 @@
         </w:tc>
         <w:tc>
           <w:tcPr>
-            <w:tcW w:w="2043" w:type="dxa"/>
-          </w:tcPr>
-          <w:p>
-            <w:pPr>
-              <w:ind w:left="0"/>
-              <w:rPr>
-                <w:color w:val="000000" w:themeColor="text1"/>
-              </w:rPr>
-            </w:pPr>
-            <w:r>
-              <w:rPr>
-                <w:rFonts w:hint="eastAsia"/>
-                <w:color w:val="000000" w:themeColor="text1"/>
-              </w:rPr>
-              <w:t>处理相对复杂</w:t>
-            </w:r>
-          </w:p>
-        </w:tc>
-        <w:tc>
-          <w:tcPr>
-            <w:tcW w:w="2043" w:type="dxa"/>
-          </w:tcPr>
-          <w:p>
-            <w:pPr>
-              <w:ind w:left="0"/>
-              <w:rPr>
-                <w:color w:val="000000" w:themeColor="text1"/>
-              </w:rPr>
-            </w:pPr>
-            <w:r>
-              <w:rPr>
-                <w:rFonts w:hint="eastAsia"/>
-                <w:color w:val="000000" w:themeColor="text1"/>
-              </w:rPr>
-              <w:t>处理简单</w:t>
+            <w:tcW w:w="2126" w:type="dxa"/>
+          </w:tcPr>
+          <w:p>
+            <w:pPr>
+              <w:ind w:left="0"/>
+              <w:rPr>
+                <w:color w:val="FF0000"/>
+              </w:rPr>
+            </w:pPr>
+            <w:r>
+              <w:rPr>
+                <w:rFonts w:hint="eastAsia"/>
+                <w:color w:val="FF0000"/>
+              </w:rPr>
+              <w:t>必须保持一致</w:t>
+            </w:r>
+          </w:p>
+        </w:tc>
+        <w:tc>
+          <w:tcPr>
+            <w:tcW w:w="2127" w:type="dxa"/>
+          </w:tcPr>
+          <w:p>
+            <w:pPr>
+              <w:ind w:left="0"/>
+              <w:rPr>
+                <w:color w:val="000000" w:themeColor="text1"/>
+              </w:rPr>
+            </w:pPr>
+            <w:r>
+              <w:rPr>
+                <w:rFonts w:hint="eastAsia"/>
+                <w:color w:val="000000" w:themeColor="text1"/>
+              </w:rPr>
+              <w:t>无</w:t>
             </w:r>
           </w:p>
         </w:tc>
@@ -5698,27 +6531,49 @@
       <w:tr>
         <w:tc>
           <w:tcPr>
-            <w:tcW w:w="2037" w:type="dxa"/>
-          </w:tcPr>
-          <w:p>
-            <w:pPr>
-              <w:ind w:left="0"/>
-              <w:rPr>
-                <w:color w:val="000000" w:themeColor="text1"/>
-              </w:rPr>
-            </w:pPr>
-            <w:r>
-              <w:rPr>
-                <w:rFonts w:hint="eastAsia"/>
-                <w:color w:val="000000" w:themeColor="text1"/>
-              </w:rPr>
-              <w:t>join</w:t>
-            </w:r>
-          </w:p>
-        </w:tc>
-        <w:tc>
-          <w:tcPr>
-            <w:tcW w:w="2042" w:type="dxa"/>
+            <w:tcW w:w="426" w:type="dxa"/>
+            <w:vMerge/>
+          </w:tcPr>
+          <w:p>
+            <w:pPr>
+              <w:ind w:left="0"/>
+              <w:rPr>
+                <w:rFonts w:hint="eastAsia"/>
+                <w:color w:val="000000" w:themeColor="text1"/>
+              </w:rPr>
+            </w:pPr>
+          </w:p>
+        </w:tc>
+        <w:tc>
+          <w:tcPr>
+            <w:tcW w:w="1335" w:type="dxa"/>
+          </w:tcPr>
+          <w:p>
+            <w:pPr>
+              <w:ind w:left="0"/>
+              <w:rPr>
+                <w:color w:val="000000" w:themeColor="text1"/>
+              </w:rPr>
+            </w:pPr>
+            <w:r>
+              <w:rPr>
+                <w:rFonts w:hint="eastAsia"/>
+                <w:color w:val="000000" w:themeColor="text1"/>
+              </w:rPr>
+              <w:t>内置</w:t>
+            </w:r>
+            <w:r>
+              <w:rPr>
+                <w:rFonts w:hint="eastAsia"/>
+                <w:color w:val="000000" w:themeColor="text1"/>
+              </w:rPr>
+              <w:t>sql</w:t>
+            </w:r>
+          </w:p>
+        </w:tc>
+        <w:tc>
+          <w:tcPr>
+            <w:tcW w:w="1798" w:type="dxa"/>
           </w:tcPr>
           <w:p>
             <w:pPr>
@@ -5738,7 +6593,7 @@
         </w:tc>
         <w:tc>
           <w:tcPr>
-            <w:tcW w:w="2043" w:type="dxa"/>
+            <w:tcW w:w="2126" w:type="dxa"/>
           </w:tcPr>
           <w:p>
             <w:pPr>
@@ -5758,7 +6613,7 @@
         </w:tc>
         <w:tc>
           <w:tcPr>
-            <w:tcW w:w="2043" w:type="dxa"/>
+            <w:tcW w:w="2127" w:type="dxa"/>
           </w:tcPr>
           <w:p>
             <w:pPr>
@@ -5780,27 +6635,42 @@
       <w:tr>
         <w:tc>
           <w:tcPr>
-            <w:tcW w:w="2037" w:type="dxa"/>
-          </w:tcPr>
-          <w:p>
-            <w:pPr>
-              <w:ind w:left="0"/>
-              <w:rPr>
-                <w:color w:val="000000" w:themeColor="text1"/>
-              </w:rPr>
-            </w:pPr>
-            <w:r>
-              <w:rPr>
-                <w:rFonts w:hint="eastAsia"/>
-                <w:color w:val="000000" w:themeColor="text1"/>
-              </w:rPr>
-              <w:t>聚集函数</w:t>
-            </w:r>
-          </w:p>
-        </w:tc>
-        <w:tc>
-          <w:tcPr>
-            <w:tcW w:w="2042" w:type="dxa"/>
+            <w:tcW w:w="426" w:type="dxa"/>
+            <w:vMerge/>
+          </w:tcPr>
+          <w:p>
+            <w:pPr>
+              <w:ind w:left="0"/>
+              <w:rPr>
+                <w:rFonts w:hint="eastAsia"/>
+                <w:color w:val="000000" w:themeColor="text1"/>
+              </w:rPr>
+            </w:pPr>
+          </w:p>
+        </w:tc>
+        <w:tc>
+          <w:tcPr>
+            <w:tcW w:w="1335" w:type="dxa"/>
+          </w:tcPr>
+          <w:p>
+            <w:pPr>
+              <w:ind w:left="0"/>
+              <w:rPr>
+                <w:color w:val="000000" w:themeColor="text1"/>
+              </w:rPr>
+            </w:pPr>
+            <w:r>
+              <w:rPr>
+                <w:rFonts w:hint="eastAsia"/>
+                <w:color w:val="000000" w:themeColor="text1"/>
+              </w:rPr>
+              <w:t>join</w:t>
+            </w:r>
+          </w:p>
+        </w:tc>
+        <w:tc>
+          <w:tcPr>
+            <w:tcW w:w="1798" w:type="dxa"/>
           </w:tcPr>
           <w:p>
             <w:pPr>
@@ -5820,7 +6690,7 @@
         </w:tc>
         <w:tc>
           <w:tcPr>
-            <w:tcW w:w="2043" w:type="dxa"/>
+            <w:tcW w:w="2126" w:type="dxa"/>
           </w:tcPr>
           <w:p>
             <w:pPr>
@@ -5840,7 +6710,7 @@
         </w:tc>
         <w:tc>
           <w:tcPr>
-            <w:tcW w:w="2043" w:type="dxa"/>
+            <w:tcW w:w="2127" w:type="dxa"/>
           </w:tcPr>
           <w:p>
             <w:pPr>
@@ -5862,81 +6732,96 @@
       <w:tr>
         <w:tc>
           <w:tcPr>
-            <w:tcW w:w="2037" w:type="dxa"/>
-          </w:tcPr>
-          <w:p>
-            <w:pPr>
-              <w:ind w:left="0"/>
-              <w:rPr>
-                <w:color w:val="000000" w:themeColor="text1"/>
-              </w:rPr>
-            </w:pPr>
-            <w:r>
-              <w:rPr>
-                <w:rFonts w:hint="eastAsia"/>
-                <w:color w:val="000000" w:themeColor="text1"/>
-              </w:rPr>
-              <w:t>操作的独立性</w:t>
-            </w:r>
-          </w:p>
-        </w:tc>
-        <w:tc>
-          <w:tcPr>
-            <w:tcW w:w="2042" w:type="dxa"/>
-          </w:tcPr>
-          <w:p>
-            <w:pPr>
-              <w:ind w:left="0"/>
-              <w:rPr>
-                <w:color w:val="000000" w:themeColor="text1"/>
-              </w:rPr>
-            </w:pPr>
-            <w:r>
-              <w:rPr>
-                <w:rFonts w:hint="eastAsia"/>
-                <w:color w:val="000000" w:themeColor="text1"/>
-              </w:rPr>
-              <w:t>独立</w:t>
-            </w:r>
-          </w:p>
-        </w:tc>
-        <w:tc>
-          <w:tcPr>
-            <w:tcW w:w="2043" w:type="dxa"/>
-          </w:tcPr>
-          <w:p>
-            <w:pPr>
-              <w:ind w:left="0"/>
-              <w:rPr>
-                <w:color w:val="000000" w:themeColor="text1"/>
-              </w:rPr>
-            </w:pPr>
-            <w:r>
-              <w:rPr>
-                <w:rFonts w:hint="eastAsia"/>
-                <w:color w:val="000000" w:themeColor="text1"/>
-              </w:rPr>
-              <w:t>独立</w:t>
-            </w:r>
-          </w:p>
-        </w:tc>
-        <w:tc>
-          <w:tcPr>
-            <w:tcW w:w="2043" w:type="dxa"/>
-          </w:tcPr>
-          <w:p>
-            <w:pPr>
-              <w:ind w:left="0"/>
-              <w:rPr>
-                <w:color w:val="FF0000"/>
-              </w:rPr>
-            </w:pPr>
-            <w:r>
-              <w:rPr>
-                <w:rFonts w:hint="eastAsia"/>
-                <w:color w:val="FF0000"/>
-              </w:rPr>
-              <w:t>存在依赖</w:t>
+            <w:tcW w:w="426" w:type="dxa"/>
+            <w:vMerge/>
+          </w:tcPr>
+          <w:p>
+            <w:pPr>
+              <w:ind w:left="0"/>
+              <w:rPr>
+                <w:rFonts w:hint="eastAsia"/>
+                <w:color w:val="000000" w:themeColor="text1"/>
+              </w:rPr>
+            </w:pPr>
+          </w:p>
+        </w:tc>
+        <w:tc>
+          <w:tcPr>
+            <w:tcW w:w="1335" w:type="dxa"/>
+          </w:tcPr>
+          <w:p>
+            <w:pPr>
+              <w:ind w:left="0"/>
+              <w:rPr>
+                <w:color w:val="000000" w:themeColor="text1"/>
+              </w:rPr>
+            </w:pPr>
+            <w:r>
+              <w:rPr>
+                <w:rFonts w:hint="eastAsia"/>
+                <w:color w:val="000000" w:themeColor="text1"/>
+              </w:rPr>
+              <w:t>聚集函数</w:t>
+            </w:r>
+          </w:p>
+        </w:tc>
+        <w:tc>
+          <w:tcPr>
+            <w:tcW w:w="1798" w:type="dxa"/>
+          </w:tcPr>
+          <w:p>
+            <w:pPr>
+              <w:ind w:left="0"/>
+              <w:rPr>
+                <w:color w:val="000000" w:themeColor="text1"/>
+              </w:rPr>
+            </w:pPr>
+            <w:r>
+              <w:rPr>
+                <w:rFonts w:hint="eastAsia"/>
+                <w:color w:val="000000" w:themeColor="text1"/>
+              </w:rPr>
+              <w:t>无</w:t>
+            </w:r>
+          </w:p>
+        </w:tc>
+        <w:tc>
+          <w:tcPr>
+            <w:tcW w:w="2126" w:type="dxa"/>
+          </w:tcPr>
+          <w:p>
+            <w:pPr>
+              <w:ind w:left="0"/>
+              <w:rPr>
+                <w:color w:val="000000" w:themeColor="text1"/>
+              </w:rPr>
+            </w:pPr>
+            <w:r>
+              <w:rPr>
+                <w:rFonts w:hint="eastAsia"/>
+                <w:color w:val="000000" w:themeColor="text1"/>
+              </w:rPr>
+              <w:t>处理相对复杂</w:t>
+            </w:r>
+          </w:p>
+        </w:tc>
+        <w:tc>
+          <w:tcPr>
+            <w:tcW w:w="2127" w:type="dxa"/>
+          </w:tcPr>
+          <w:p>
+            <w:pPr>
+              <w:ind w:left="0"/>
+              <w:rPr>
+                <w:color w:val="000000" w:themeColor="text1"/>
+              </w:rPr>
+            </w:pPr>
+            <w:r>
+              <w:rPr>
+                <w:rFonts w:hint="eastAsia"/>
+                <w:color w:val="000000" w:themeColor="text1"/>
+              </w:rPr>
+              <w:t>处理简单</w:t>
             </w:r>
           </w:p>
         </w:tc>
@@ -5944,33 +6829,143 @@
       <w:tr>
         <w:tc>
           <w:tcPr>
-            <w:tcW w:w="2037" w:type="dxa"/>
-          </w:tcPr>
-          <w:p>
-            <w:pPr>
-              <w:ind w:left="0"/>
-              <w:rPr>
-                <w:color w:val="000000" w:themeColor="text1"/>
-              </w:rPr>
-            </w:pPr>
-          </w:p>
-        </w:tc>
-        <w:tc>
-          <w:tcPr>
-            <w:tcW w:w="2042" w:type="dxa"/>
-          </w:tcPr>
-          <w:p>
-            <w:pPr>
-              <w:ind w:left="0"/>
-              <w:rPr>
-                <w:color w:val="000000" w:themeColor="text1"/>
-              </w:rPr>
-            </w:pPr>
-          </w:p>
-        </w:tc>
-        <w:tc>
-          <w:tcPr>
-            <w:tcW w:w="2043" w:type="dxa"/>
+            <w:tcW w:w="426" w:type="dxa"/>
+            <w:vMerge/>
+          </w:tcPr>
+          <w:p>
+            <w:pPr>
+              <w:ind w:left="0"/>
+              <w:rPr>
+                <w:rFonts w:hint="eastAsia"/>
+                <w:color w:val="000000" w:themeColor="text1"/>
+              </w:rPr>
+            </w:pPr>
+          </w:p>
+        </w:tc>
+        <w:tc>
+          <w:tcPr>
+            <w:tcW w:w="1335" w:type="dxa"/>
+          </w:tcPr>
+          <w:p>
+            <w:pPr>
+              <w:ind w:left="0"/>
+              <w:rPr>
+                <w:color w:val="000000" w:themeColor="text1"/>
+              </w:rPr>
+            </w:pPr>
+            <w:r>
+              <w:rPr>
+                <w:rFonts w:hint="eastAsia"/>
+                <w:color w:val="000000" w:themeColor="text1"/>
+              </w:rPr>
+              <w:t>操作的独立性</w:t>
+            </w:r>
+          </w:p>
+        </w:tc>
+        <w:tc>
+          <w:tcPr>
+            <w:tcW w:w="1798" w:type="dxa"/>
+          </w:tcPr>
+          <w:p>
+            <w:pPr>
+              <w:ind w:left="0"/>
+              <w:rPr>
+                <w:color w:val="000000" w:themeColor="text1"/>
+              </w:rPr>
+            </w:pPr>
+            <w:r>
+              <w:rPr>
+                <w:rFonts w:hint="eastAsia"/>
+                <w:color w:val="000000" w:themeColor="text1"/>
+              </w:rPr>
+              <w:t>独立</w:t>
+            </w:r>
+          </w:p>
+        </w:tc>
+        <w:tc>
+          <w:tcPr>
+            <w:tcW w:w="2126" w:type="dxa"/>
+          </w:tcPr>
+          <w:p>
+            <w:pPr>
+              <w:ind w:left="0"/>
+              <w:rPr>
+                <w:color w:val="000000" w:themeColor="text1"/>
+              </w:rPr>
+            </w:pPr>
+            <w:r>
+              <w:rPr>
+                <w:rFonts w:hint="eastAsia"/>
+                <w:color w:val="000000" w:themeColor="text1"/>
+              </w:rPr>
+              <w:t>独立</w:t>
+            </w:r>
+          </w:p>
+        </w:tc>
+        <w:tc>
+          <w:tcPr>
+            <w:tcW w:w="2127" w:type="dxa"/>
+          </w:tcPr>
+          <w:p>
+            <w:pPr>
+              <w:ind w:left="0"/>
+              <w:rPr>
+                <w:color w:val="FF0000"/>
+              </w:rPr>
+            </w:pPr>
+            <w:r>
+              <w:rPr>
+                <w:rFonts w:hint="eastAsia"/>
+                <w:color w:val="FF0000"/>
+              </w:rPr>
+              <w:t>存在依赖</w:t>
+            </w:r>
+          </w:p>
+        </w:tc>
+      </w:tr>
+      <w:tr>
+        <w:tc>
+          <w:tcPr>
+            <w:tcW w:w="426" w:type="dxa"/>
+          </w:tcPr>
+          <w:p>
+            <w:pPr>
+              <w:ind w:left="0"/>
+              <w:rPr>
+                <w:color w:val="000000" w:themeColor="text1"/>
+              </w:rPr>
+            </w:pPr>
+          </w:p>
+        </w:tc>
+        <w:tc>
+          <w:tcPr>
+            <w:tcW w:w="1335" w:type="dxa"/>
+          </w:tcPr>
+          <w:p>
+            <w:pPr>
+              <w:ind w:left="0"/>
+              <w:rPr>
+                <w:color w:val="000000" w:themeColor="text1"/>
+              </w:rPr>
+            </w:pPr>
+          </w:p>
+        </w:tc>
+        <w:tc>
+          <w:tcPr>
+            <w:tcW w:w="1798" w:type="dxa"/>
+          </w:tcPr>
+          <w:p>
+            <w:pPr>
+              <w:ind w:left="0"/>
+              <w:rPr>
+                <w:color w:val="000000" w:themeColor="text1"/>
+              </w:rPr>
+            </w:pPr>
+          </w:p>
+        </w:tc>
+        <w:tc>
+          <w:tcPr>
+            <w:tcW w:w="2126" w:type="dxa"/>
           </w:tcPr>
           <w:p>
             <w:pPr>
@@ -5990,7 +6985,7 @@
         </w:tc>
         <w:tc>
           <w:tcPr>
-            <w:tcW w:w="2043" w:type="dxa"/>
+            <w:tcW w:w="2127" w:type="dxa"/>
           </w:tcPr>
           <w:p>
             <w:pPr>
@@ -6023,1275 +7018,6 @@
         <w:t>情况</w:t>
       </w:r>
     </w:p>
-    <w:p>
-      <w:pPr>
-        <w:pStyle w:val="Heading2"/>
-      </w:pPr>
-      <w:r>
-        <w:rPr>
-          <w:rFonts w:hint="eastAsia"/>
-        </w:rPr>
-        <w:t>验收测试用例</w:t>
-      </w:r>
-    </w:p>
-    <w:p>
-      <w:pPr>
-        <w:jc w:val="left"/>
-      </w:pPr>
-    </w:p>
-    <w:tbl>
-      <w:tblPr>
-        <w:tblStyle w:val="TableGrid"/>
-        <w:tblW w:w="0" w:type="auto"/>
-        <w:tblInd w:w="250" w:type="dxa"/>
-        <w:tblLook w:val="04A0"/>
-      </w:tblPr>
-      <w:tblGrid>
-        <w:gridCol w:w="813"/>
-        <w:gridCol w:w="1030"/>
-        <w:gridCol w:w="2126"/>
-        <w:gridCol w:w="4303"/>
-      </w:tblGrid>
-      <w:tr>
-        <w:tc>
-          <w:tcPr>
-            <w:tcW w:w="813" w:type="dxa"/>
-            <w:shd w:val="clear" w:color="auto" w:fill="BFBFBF" w:themeFill="background1" w:themeFillShade="BF"/>
-          </w:tcPr>
-          <w:p>
-            <w:pPr>
-              <w:ind w:left="0"/>
-              <w:jc w:val="left"/>
-              <w:rPr>
-                <w:b/>
-                <w:sz w:val="13"/>
-                <w:szCs w:val="13"/>
-              </w:rPr>
-            </w:pPr>
-            <w:r>
-              <w:rPr>
-                <w:rFonts w:hint="eastAsia"/>
-                <w:b/>
-                <w:sz w:val="13"/>
-                <w:szCs w:val="13"/>
-              </w:rPr>
-              <w:t>用例编号</w:t>
-            </w:r>
-          </w:p>
-        </w:tc>
-        <w:tc>
-          <w:tcPr>
-            <w:tcW w:w="1030" w:type="dxa"/>
-            <w:shd w:val="clear" w:color="auto" w:fill="BFBFBF" w:themeFill="background1" w:themeFillShade="BF"/>
-          </w:tcPr>
-          <w:p>
-            <w:pPr>
-              <w:ind w:left="0"/>
-              <w:jc w:val="left"/>
-              <w:rPr>
-                <w:b/>
-                <w:sz w:val="13"/>
-                <w:szCs w:val="13"/>
-              </w:rPr>
-            </w:pPr>
-            <w:r>
-              <w:rPr>
-                <w:rFonts w:hint="eastAsia"/>
-                <w:b/>
-                <w:sz w:val="13"/>
-                <w:szCs w:val="13"/>
-              </w:rPr>
-              <w:t>用例名称</w:t>
-            </w:r>
-          </w:p>
-        </w:tc>
-        <w:tc>
-          <w:tcPr>
-            <w:tcW w:w="2126" w:type="dxa"/>
-            <w:shd w:val="clear" w:color="auto" w:fill="BFBFBF" w:themeFill="background1" w:themeFillShade="BF"/>
-          </w:tcPr>
-          <w:p>
-            <w:pPr>
-              <w:ind w:left="0"/>
-              <w:jc w:val="left"/>
-              <w:rPr>
-                <w:b/>
-                <w:sz w:val="13"/>
-                <w:szCs w:val="13"/>
-              </w:rPr>
-            </w:pPr>
-            <w:r>
-              <w:rPr>
-                <w:rFonts w:hint="eastAsia"/>
-                <w:b/>
-                <w:sz w:val="13"/>
-                <w:szCs w:val="13"/>
-              </w:rPr>
-              <w:t>用例操作步骤</w:t>
-            </w:r>
-          </w:p>
-        </w:tc>
-        <w:tc>
-          <w:tcPr>
-            <w:tcW w:w="4303" w:type="dxa"/>
-            <w:shd w:val="clear" w:color="auto" w:fill="BFBFBF" w:themeFill="background1" w:themeFillShade="BF"/>
-          </w:tcPr>
-          <w:p>
-            <w:pPr>
-              <w:ind w:left="0"/>
-              <w:jc w:val="left"/>
-              <w:rPr>
-                <w:b/>
-                <w:sz w:val="13"/>
-                <w:szCs w:val="13"/>
-              </w:rPr>
-            </w:pPr>
-            <w:r>
-              <w:rPr>
-                <w:rFonts w:hint="eastAsia"/>
-                <w:b/>
-                <w:sz w:val="13"/>
-                <w:szCs w:val="13"/>
-              </w:rPr>
-              <w:t>期望结果</w:t>
-            </w:r>
-          </w:p>
-        </w:tc>
-      </w:tr>
-      <w:tr>
-        <w:tc>
-          <w:tcPr>
-            <w:tcW w:w="813" w:type="dxa"/>
-          </w:tcPr>
-          <w:p>
-            <w:pPr>
-              <w:ind w:left="0"/>
-              <w:jc w:val="left"/>
-              <w:rPr>
-                <w:sz w:val="13"/>
-                <w:szCs w:val="13"/>
-              </w:rPr>
-            </w:pPr>
-            <w:r>
-              <w:rPr>
-                <w:rFonts w:hint="eastAsia"/>
-                <w:sz w:val="13"/>
-                <w:szCs w:val="13"/>
-              </w:rPr>
-              <w:t>001</w:t>
-            </w:r>
-          </w:p>
-        </w:tc>
-        <w:tc>
-          <w:tcPr>
-            <w:tcW w:w="1030" w:type="dxa"/>
-          </w:tcPr>
-          <w:p>
-            <w:pPr>
-              <w:ind w:left="0"/>
-              <w:jc w:val="left"/>
-              <w:rPr>
-                <w:sz w:val="13"/>
-                <w:szCs w:val="13"/>
-              </w:rPr>
-            </w:pPr>
-            <w:r>
-              <w:rPr>
-                <w:rFonts w:hint="eastAsia"/>
-                <w:sz w:val="13"/>
-                <w:szCs w:val="13"/>
-              </w:rPr>
-              <w:t>加法用例</w:t>
-            </w:r>
-          </w:p>
-        </w:tc>
-        <w:tc>
-          <w:tcPr>
-            <w:tcW w:w="2126" w:type="dxa"/>
-          </w:tcPr>
-          <w:p>
-            <w:pPr>
-              <w:ind w:left="0"/>
-              <w:jc w:val="left"/>
-              <w:rPr>
-                <w:sz w:val="13"/>
-                <w:szCs w:val="13"/>
-              </w:rPr>
-            </w:pPr>
-            <w:r>
-              <w:rPr>
-                <w:sz w:val="13"/>
-                <w:szCs w:val="13"/>
-              </w:rPr>
-              <w:t>db.cs.cl.</w:t>
-            </w:r>
-            <w:r>
-              <w:rPr>
-                <w:rFonts w:hint="eastAsia"/>
-                <w:sz w:val="13"/>
-                <w:szCs w:val="13"/>
-              </w:rPr>
-              <w:t>insert({a:</w:t>
-            </w:r>
-            <w:r>
-              <w:rPr>
-                <w:sz w:val="13"/>
-                <w:szCs w:val="13"/>
-              </w:rPr>
-              <w:t xml:space="preserve"> 0x7fffffffffffffffLL</w:t>
-            </w:r>
-            <w:r>
-              <w:rPr>
-                <w:rFonts w:hint="eastAsia"/>
-                <w:sz w:val="13"/>
-                <w:szCs w:val="13"/>
-              </w:rPr>
-              <w:t>})</w:t>
-            </w:r>
-          </w:p>
-          <w:p>
-            <w:pPr>
-              <w:ind w:left="0"/>
-              <w:jc w:val="left"/>
-              <w:rPr>
-                <w:sz w:val="13"/>
-                <w:szCs w:val="13"/>
-              </w:rPr>
-            </w:pPr>
-            <w:r>
-              <w:rPr>
-                <w:rFonts w:hint="eastAsia"/>
-                <w:sz w:val="13"/>
-                <w:szCs w:val="13"/>
-              </w:rPr>
-              <w:t>db.cs.cl.update</w:t>
-            </w:r>
-            <w:r>
-              <w:rPr>
-                <w:rFonts w:hint="eastAsia"/>
-                <w:sz w:val="13"/>
-                <w:szCs w:val="13"/>
-              </w:rPr>
-              <w:t>（</w:t>
-            </w:r>
-            <w:r>
-              <w:rPr>
-                <w:rFonts w:hint="eastAsia"/>
-                <w:sz w:val="13"/>
-                <w:szCs w:val="13"/>
-              </w:rPr>
-              <w:t>{$inc:{a:2}}</w:t>
-            </w:r>
-            <w:r>
-              <w:rPr>
-                <w:rFonts w:hint="eastAsia"/>
-                <w:sz w:val="13"/>
-                <w:szCs w:val="13"/>
-              </w:rPr>
-              <w:t>）</w:t>
-            </w:r>
-          </w:p>
-        </w:tc>
-        <w:tc>
-          <w:tcPr>
-            <w:tcW w:w="4303" w:type="dxa"/>
-          </w:tcPr>
-          <w:p>
-            <w:pPr>
-              <w:pStyle w:val="ListParagraph"/>
-              <w:numPr>
-                <w:ilvl w:val="0"/>
-                <w:numId w:val="11"/>
-              </w:numPr>
-              <w:ind w:firstLineChars="0"/>
-              <w:jc w:val="left"/>
-              <w:rPr>
-                <w:sz w:val="13"/>
-                <w:szCs w:val="13"/>
-              </w:rPr>
-            </w:pPr>
-            <w:r>
-              <w:rPr>
-                <w:rFonts w:hint="eastAsia"/>
-                <w:sz w:val="13"/>
-                <w:szCs w:val="13"/>
-              </w:rPr>
-              <w:t>结果转换为</w:t>
-            </w:r>
-            <w:r>
-              <w:rPr>
-                <w:rFonts w:hint="eastAsia"/>
-                <w:sz w:val="13"/>
-                <w:szCs w:val="13"/>
-              </w:rPr>
-              <w:t>正数</w:t>
-            </w:r>
-          </w:p>
-          <w:p>
-            <w:pPr>
-              <w:pStyle w:val="ListParagraph"/>
-              <w:numPr>
-                <w:ilvl w:val="0"/>
-                <w:numId w:val="11"/>
-              </w:numPr>
-              <w:ind w:firstLineChars="0"/>
-              <w:jc w:val="left"/>
-              <w:rPr>
-                <w:sz w:val="13"/>
-                <w:szCs w:val="13"/>
-              </w:rPr>
-            </w:pPr>
-            <w:r>
-              <w:rPr>
-                <w:rFonts w:hint="eastAsia"/>
-                <w:sz w:val="13"/>
-                <w:szCs w:val="13"/>
-              </w:rPr>
-              <w:t>提升为</w:t>
-            </w:r>
-            <w:r>
-              <w:rPr>
-                <w:rFonts w:hint="eastAsia"/>
-                <w:sz w:val="13"/>
-                <w:szCs w:val="13"/>
-              </w:rPr>
-              <w:t>decimal</w:t>
-            </w:r>
-          </w:p>
-          <w:p>
-            <w:pPr>
-              <w:ind w:left="0"/>
-              <w:jc w:val="left"/>
-              <w:rPr>
-                <w:sz w:val="13"/>
-                <w:szCs w:val="13"/>
-              </w:rPr>
-            </w:pPr>
-          </w:p>
-        </w:tc>
-      </w:tr>
-      <w:tr>
-        <w:tc>
-          <w:tcPr>
-            <w:tcW w:w="813" w:type="dxa"/>
-          </w:tcPr>
-          <w:p>
-            <w:pPr>
-              <w:ind w:left="0"/>
-              <w:jc w:val="left"/>
-              <w:rPr>
-                <w:sz w:val="13"/>
-                <w:szCs w:val="13"/>
-              </w:rPr>
-            </w:pPr>
-            <w:r>
-              <w:rPr>
-                <w:rFonts w:hint="eastAsia"/>
-                <w:sz w:val="13"/>
-                <w:szCs w:val="13"/>
-              </w:rPr>
-              <w:t>002</w:t>
-            </w:r>
-          </w:p>
-        </w:tc>
-        <w:tc>
-          <w:tcPr>
-            <w:tcW w:w="1030" w:type="dxa"/>
-          </w:tcPr>
-          <w:p>
-            <w:pPr>
-              <w:ind w:left="0"/>
-              <w:jc w:val="left"/>
-              <w:rPr>
-                <w:sz w:val="13"/>
-                <w:szCs w:val="13"/>
-              </w:rPr>
-            </w:pPr>
-            <w:r>
-              <w:rPr>
-                <w:rFonts w:hint="eastAsia"/>
-                <w:sz w:val="13"/>
-                <w:szCs w:val="13"/>
-              </w:rPr>
-              <w:t>减法用例</w:t>
-            </w:r>
-          </w:p>
-        </w:tc>
-        <w:tc>
-          <w:tcPr>
-            <w:tcW w:w="2126" w:type="dxa"/>
-          </w:tcPr>
-          <w:p>
-            <w:pPr>
-              <w:ind w:left="0"/>
-              <w:jc w:val="left"/>
-              <w:rPr>
-                <w:sz w:val="13"/>
-                <w:szCs w:val="13"/>
-              </w:rPr>
-            </w:pPr>
-            <w:r>
-              <w:rPr>
-                <w:sz w:val="13"/>
-                <w:szCs w:val="13"/>
-              </w:rPr>
-              <w:t>db.cs.cl.</w:t>
-            </w:r>
-            <w:r>
-              <w:rPr>
-                <w:rFonts w:hint="eastAsia"/>
-                <w:sz w:val="13"/>
-                <w:szCs w:val="13"/>
-              </w:rPr>
-              <w:t>insert({a:</w:t>
-            </w:r>
-            <w:r>
-              <w:rPr>
-                <w:sz w:val="13"/>
-                <w:szCs w:val="13"/>
-              </w:rPr>
-              <w:t xml:space="preserve"> 0x</w:t>
-            </w:r>
-            <w:r>
-              <w:rPr>
-                <w:rFonts w:hint="eastAsia"/>
-                <w:sz w:val="13"/>
-                <w:szCs w:val="13"/>
-              </w:rPr>
-              <w:t>8000000000000000})</w:t>
-            </w:r>
-          </w:p>
-          <w:p>
-            <w:pPr>
-              <w:ind w:left="0"/>
-              <w:jc w:val="left"/>
-              <w:rPr>
-                <w:sz w:val="13"/>
-                <w:szCs w:val="13"/>
-              </w:rPr>
-            </w:pPr>
-            <w:r>
-              <w:rPr>
-                <w:rFonts w:hint="eastAsia"/>
-                <w:sz w:val="13"/>
-                <w:szCs w:val="13"/>
-              </w:rPr>
-              <w:t>db.cs.cl.update</w:t>
-            </w:r>
-            <w:r>
-              <w:rPr>
-                <w:rFonts w:hint="eastAsia"/>
-                <w:sz w:val="13"/>
-                <w:szCs w:val="13"/>
-              </w:rPr>
-              <w:t>（</w:t>
-            </w:r>
-            <w:r>
-              <w:rPr>
-                <w:rFonts w:hint="eastAsia"/>
-                <w:sz w:val="13"/>
-                <w:szCs w:val="13"/>
-              </w:rPr>
-              <w:t>{$inc:{a:-2}}</w:t>
-            </w:r>
-            <w:r>
-              <w:rPr>
-                <w:rFonts w:hint="eastAsia"/>
-                <w:sz w:val="13"/>
-                <w:szCs w:val="13"/>
-              </w:rPr>
-              <w:t>）</w:t>
-            </w:r>
-          </w:p>
-        </w:tc>
-        <w:tc>
-          <w:tcPr>
-            <w:tcW w:w="4303" w:type="dxa"/>
-          </w:tcPr>
-          <w:p>
-            <w:pPr>
-              <w:ind w:left="0"/>
-              <w:jc w:val="left"/>
-              <w:rPr>
-                <w:sz w:val="13"/>
-                <w:szCs w:val="13"/>
-              </w:rPr>
-            </w:pPr>
-            <w:r>
-              <w:rPr>
-                <w:rFonts w:hint="eastAsia"/>
-                <w:sz w:val="13"/>
-                <w:szCs w:val="13"/>
-              </w:rPr>
-              <w:t>结果转换为负数</w:t>
-            </w:r>
-          </w:p>
-          <w:p>
-            <w:pPr>
-              <w:ind w:left="0"/>
-              <w:jc w:val="left"/>
-              <w:rPr>
-                <w:sz w:val="13"/>
-                <w:szCs w:val="13"/>
-              </w:rPr>
-            </w:pPr>
-            <w:r>
-              <w:rPr>
-                <w:rFonts w:hint="eastAsia"/>
-                <w:sz w:val="13"/>
-                <w:szCs w:val="13"/>
-              </w:rPr>
-              <w:t>提升为</w:t>
-            </w:r>
-            <w:r>
-              <w:rPr>
-                <w:rFonts w:hint="eastAsia"/>
-                <w:sz w:val="13"/>
-                <w:szCs w:val="13"/>
-              </w:rPr>
-              <w:t>decimal</w:t>
-            </w:r>
-          </w:p>
-          <w:p>
-            <w:pPr>
-              <w:ind w:left="0"/>
-              <w:jc w:val="left"/>
-              <w:rPr>
-                <w:sz w:val="13"/>
-                <w:szCs w:val="13"/>
-              </w:rPr>
-            </w:pPr>
-          </w:p>
-        </w:tc>
-      </w:tr>
-      <w:tr>
-        <w:tc>
-          <w:tcPr>
-            <w:tcW w:w="813" w:type="dxa"/>
-          </w:tcPr>
-          <w:p>
-            <w:pPr>
-              <w:ind w:left="0"/>
-              <w:jc w:val="left"/>
-              <w:rPr>
-                <w:sz w:val="13"/>
-                <w:szCs w:val="13"/>
-              </w:rPr>
-            </w:pPr>
-            <w:r>
-              <w:rPr>
-                <w:rFonts w:hint="eastAsia"/>
-                <w:sz w:val="13"/>
-                <w:szCs w:val="13"/>
-              </w:rPr>
-              <w:t>003</w:t>
-            </w:r>
-          </w:p>
-        </w:tc>
-        <w:tc>
-          <w:tcPr>
-            <w:tcW w:w="1030" w:type="dxa"/>
-          </w:tcPr>
-          <w:p>
-            <w:pPr>
-              <w:ind w:left="0"/>
-              <w:jc w:val="left"/>
-              <w:rPr>
-                <w:sz w:val="13"/>
-                <w:szCs w:val="13"/>
-              </w:rPr>
-            </w:pPr>
-            <w:r>
-              <w:rPr>
-                <w:rFonts w:hint="eastAsia"/>
-                <w:sz w:val="13"/>
-                <w:szCs w:val="13"/>
-              </w:rPr>
-              <w:t>乘法用例</w:t>
-            </w:r>
-          </w:p>
-        </w:tc>
-        <w:tc>
-          <w:tcPr>
-            <w:tcW w:w="2126" w:type="dxa"/>
-          </w:tcPr>
-          <w:p>
-            <w:pPr>
-              <w:ind w:left="0"/>
-              <w:jc w:val="left"/>
-              <w:rPr>
-                <w:sz w:val="13"/>
-                <w:szCs w:val="13"/>
-              </w:rPr>
-            </w:pPr>
-            <w:r>
-              <w:rPr>
-                <w:rFonts w:hint="eastAsia"/>
-                <w:sz w:val="13"/>
-                <w:szCs w:val="13"/>
-              </w:rPr>
-              <w:t>db.cs.cl.find</w:t>
-            </w:r>
-            <w:r>
-              <w:rPr>
-                <w:rFonts w:hint="eastAsia"/>
-                <w:sz w:val="13"/>
-                <w:szCs w:val="13"/>
-              </w:rPr>
-              <w:t>（</w:t>
-            </w:r>
-            <w:r>
-              <w:rPr>
-                <w:rFonts w:hint="eastAsia"/>
-                <w:sz w:val="13"/>
-                <w:szCs w:val="13"/>
-              </w:rPr>
-              <w:t>{},{a:{</w:t>
-            </w:r>
-            <w:r>
-              <w:rPr>
-                <w:rFonts w:hint="eastAsia"/>
-                <w:sz w:val="13"/>
-                <w:szCs w:val="13"/>
-              </w:rPr>
-              <w:t>$multiply</w:t>
-            </w:r>
-            <w:r>
-              <w:rPr>
-                <w:rFonts w:hint="eastAsia"/>
-                <w:sz w:val="13"/>
-                <w:szCs w:val="13"/>
-              </w:rPr>
-              <w:t xml:space="preserve"> :10}}</w:t>
-            </w:r>
-            <w:r>
-              <w:rPr>
-                <w:rFonts w:hint="eastAsia"/>
-                <w:sz w:val="13"/>
-                <w:szCs w:val="13"/>
-              </w:rPr>
-              <w:t>）</w:t>
-            </w:r>
-          </w:p>
-        </w:tc>
-        <w:tc>
-          <w:tcPr>
-            <w:tcW w:w="4303" w:type="dxa"/>
-          </w:tcPr>
-          <w:p>
-            <w:pPr>
-              <w:ind w:left="0"/>
-              <w:jc w:val="left"/>
-              <w:rPr>
-                <w:sz w:val="13"/>
-                <w:szCs w:val="13"/>
-              </w:rPr>
-            </w:pPr>
-            <w:r>
-              <w:rPr>
-                <w:rFonts w:hint="eastAsia"/>
-                <w:sz w:val="13"/>
-                <w:szCs w:val="13"/>
-              </w:rPr>
-              <w:t>结果转换为正数</w:t>
-            </w:r>
-          </w:p>
-          <w:p>
-            <w:pPr>
-              <w:ind w:left="0"/>
-              <w:jc w:val="left"/>
-              <w:rPr>
-                <w:sz w:val="13"/>
-                <w:szCs w:val="13"/>
-              </w:rPr>
-            </w:pPr>
-            <w:r>
-              <w:rPr>
-                <w:rFonts w:hint="eastAsia"/>
-                <w:sz w:val="13"/>
-                <w:szCs w:val="13"/>
-              </w:rPr>
-              <w:t>提升为</w:t>
-            </w:r>
-            <w:r>
-              <w:rPr>
-                <w:rFonts w:hint="eastAsia"/>
-                <w:sz w:val="13"/>
-                <w:szCs w:val="13"/>
-              </w:rPr>
-              <w:t>decimal</w:t>
-            </w:r>
-          </w:p>
-        </w:tc>
-      </w:tr>
-      <w:tr>
-        <w:tc>
-          <w:tcPr>
-            <w:tcW w:w="813" w:type="dxa"/>
-          </w:tcPr>
-          <w:p>
-            <w:pPr>
-              <w:ind w:left="0"/>
-              <w:jc w:val="left"/>
-              <w:rPr>
-                <w:sz w:val="13"/>
-                <w:szCs w:val="13"/>
-              </w:rPr>
-            </w:pPr>
-          </w:p>
-        </w:tc>
-        <w:tc>
-          <w:tcPr>
-            <w:tcW w:w="1030" w:type="dxa"/>
-          </w:tcPr>
-          <w:p>
-            <w:pPr>
-              <w:ind w:left="0"/>
-              <w:jc w:val="left"/>
-              <w:rPr>
-                <w:sz w:val="13"/>
-                <w:szCs w:val="13"/>
-              </w:rPr>
-            </w:pPr>
-          </w:p>
-        </w:tc>
-        <w:tc>
-          <w:tcPr>
-            <w:tcW w:w="2126" w:type="dxa"/>
-          </w:tcPr>
-          <w:p>
-            <w:pPr>
-              <w:ind w:left="0"/>
-              <w:jc w:val="left"/>
-              <w:rPr>
-                <w:sz w:val="13"/>
-                <w:szCs w:val="13"/>
-              </w:rPr>
-            </w:pPr>
-          </w:p>
-        </w:tc>
-        <w:tc>
-          <w:tcPr>
-            <w:tcW w:w="4303" w:type="dxa"/>
-          </w:tcPr>
-          <w:p>
-            <w:pPr>
-              <w:pStyle w:val="ListParagraph"/>
-              <w:ind w:left="360" w:firstLineChars="0" w:firstLine="0"/>
-              <w:jc w:val="left"/>
-              <w:rPr>
-                <w:sz w:val="13"/>
-                <w:szCs w:val="13"/>
-              </w:rPr>
-            </w:pPr>
-          </w:p>
-        </w:tc>
-      </w:tr>
-    </w:tbl>
-    <w:p>
-      <w:pPr>
-        <w:jc w:val="left"/>
-      </w:pPr>
-    </w:p>
-    <w:p/>
-    <w:p>
-      <w:pPr>
-        <w:pStyle w:val="Heading2"/>
-      </w:pPr>
-      <w:r>
-        <w:lastRenderedPageBreak/>
-        <w:t>C</w:t>
-      </w:r>
-      <w:r>
-        <w:rPr>
-          <w:rFonts w:hint="eastAsia"/>
-        </w:rPr>
-        <w:t>hecklist</w:t>
-      </w:r>
-    </w:p>
-    <w:tbl>
-      <w:tblPr>
-        <w:tblStyle w:val="TableGrid"/>
-        <w:tblW w:w="0" w:type="auto"/>
-        <w:tblInd w:w="357" w:type="dxa"/>
-        <w:tblLook w:val="04A0"/>
-      </w:tblPr>
-      <w:tblGrid>
-        <w:gridCol w:w="4004"/>
-        <w:gridCol w:w="1439"/>
-        <w:gridCol w:w="2722"/>
-      </w:tblGrid>
-      <w:tr>
-        <w:tc>
-          <w:tcPr>
-            <w:tcW w:w="4004" w:type="dxa"/>
-          </w:tcPr>
-          <w:p>
-            <w:pPr>
-              <w:ind w:left="0"/>
-              <w:jc w:val="left"/>
-            </w:pPr>
-            <w:r>
-              <w:rPr>
-                <w:rFonts w:hint="eastAsia"/>
-              </w:rPr>
-              <w:t>检查项</w:t>
-            </w:r>
-          </w:p>
-        </w:tc>
-        <w:tc>
-          <w:tcPr>
-            <w:tcW w:w="1439" w:type="dxa"/>
-          </w:tcPr>
-          <w:p>
-            <w:pPr>
-              <w:ind w:left="0"/>
-              <w:jc w:val="left"/>
-            </w:pPr>
-            <w:r>
-              <w:rPr>
-                <w:rFonts w:hint="eastAsia"/>
-              </w:rPr>
-              <w:t>结论</w:t>
-            </w:r>
-          </w:p>
-          <w:p>
-            <w:pPr>
-              <w:ind w:left="0"/>
-              <w:jc w:val="left"/>
-            </w:pPr>
-            <w:r>
-              <w:rPr>
-                <w:rFonts w:hint="eastAsia"/>
-              </w:rPr>
-              <w:t>（</w:t>
-            </w:r>
-            <w:r>
-              <w:rPr>
-                <w:rFonts w:hint="eastAsia"/>
-              </w:rPr>
-              <w:t>NA/N/Y</w:t>
-            </w:r>
-            <w:r>
-              <w:rPr>
-                <w:rFonts w:hint="eastAsia"/>
-              </w:rPr>
-              <w:t>）</w:t>
-            </w:r>
-          </w:p>
-        </w:tc>
-        <w:tc>
-          <w:tcPr>
-            <w:tcW w:w="2722" w:type="dxa"/>
-          </w:tcPr>
-          <w:p>
-            <w:pPr>
-              <w:ind w:left="0"/>
-              <w:jc w:val="left"/>
-            </w:pPr>
-            <w:r>
-              <w:rPr>
-                <w:rFonts w:hint="eastAsia"/>
-              </w:rPr>
-              <w:t>备注</w:t>
-            </w:r>
-          </w:p>
-        </w:tc>
-      </w:tr>
-      <w:tr>
-        <w:tc>
-          <w:tcPr>
-            <w:tcW w:w="4004" w:type="dxa"/>
-          </w:tcPr>
-          <w:p>
-            <w:pPr>
-              <w:ind w:left="0"/>
-              <w:jc w:val="left"/>
-            </w:pPr>
-            <w:r>
-              <w:rPr>
-                <w:rFonts w:hint="eastAsia"/>
-              </w:rPr>
-              <w:t>代码是否全部提交</w:t>
-            </w:r>
-            <w:r>
-              <w:rPr>
-                <w:rFonts w:hint="eastAsia"/>
-              </w:rPr>
-              <w:t>SVN</w:t>
-            </w:r>
-            <w:r>
-              <w:rPr>
-                <w:rFonts w:hint="eastAsia"/>
-              </w:rPr>
-              <w:t>，且符合代码规范</w:t>
-            </w:r>
-          </w:p>
-        </w:tc>
-        <w:tc>
-          <w:tcPr>
-            <w:tcW w:w="1439" w:type="dxa"/>
-          </w:tcPr>
-          <w:p>
-            <w:pPr>
-              <w:ind w:left="0"/>
-              <w:jc w:val="left"/>
-            </w:pPr>
-          </w:p>
-        </w:tc>
-        <w:tc>
-          <w:tcPr>
-            <w:tcW w:w="2722" w:type="dxa"/>
-          </w:tcPr>
-          <w:p>
-            <w:pPr>
-              <w:ind w:left="0"/>
-              <w:jc w:val="left"/>
-            </w:pPr>
-          </w:p>
-        </w:tc>
-      </w:tr>
-      <w:tr>
-        <w:tc>
-          <w:tcPr>
-            <w:tcW w:w="4004" w:type="dxa"/>
-          </w:tcPr>
-          <w:p>
-            <w:pPr>
-              <w:ind w:left="0"/>
-              <w:jc w:val="left"/>
-            </w:pPr>
-            <w:r>
-              <w:rPr>
-                <w:rFonts w:hint="eastAsia"/>
-              </w:rPr>
-              <w:t>原有用例是否全部通过</w:t>
-            </w:r>
-          </w:p>
-        </w:tc>
-        <w:tc>
-          <w:tcPr>
-            <w:tcW w:w="1439" w:type="dxa"/>
-          </w:tcPr>
-          <w:p>
-            <w:pPr>
-              <w:ind w:left="0"/>
-              <w:jc w:val="left"/>
-            </w:pPr>
-          </w:p>
-        </w:tc>
-        <w:tc>
-          <w:tcPr>
-            <w:tcW w:w="2722" w:type="dxa"/>
-          </w:tcPr>
-          <w:p>
-            <w:pPr>
-              <w:ind w:left="0"/>
-              <w:jc w:val="left"/>
-            </w:pPr>
-          </w:p>
-        </w:tc>
-      </w:tr>
-      <w:tr>
-        <w:tc>
-          <w:tcPr>
-            <w:tcW w:w="4004" w:type="dxa"/>
-          </w:tcPr>
-          <w:p>
-            <w:pPr>
-              <w:ind w:left="0"/>
-              <w:jc w:val="left"/>
-            </w:pPr>
-            <w:r>
-              <w:rPr>
-                <w:rFonts w:hint="eastAsia"/>
-              </w:rPr>
-              <w:t>Story</w:t>
-            </w:r>
-            <w:r>
-              <w:rPr>
-                <w:rFonts w:hint="eastAsia"/>
-              </w:rPr>
-              <w:t>文档是否更新</w:t>
-            </w:r>
-          </w:p>
-        </w:tc>
-        <w:tc>
-          <w:tcPr>
-            <w:tcW w:w="1439" w:type="dxa"/>
-          </w:tcPr>
-          <w:p>
-            <w:pPr>
-              <w:ind w:left="0"/>
-              <w:jc w:val="left"/>
-            </w:pPr>
-          </w:p>
-        </w:tc>
-        <w:tc>
-          <w:tcPr>
-            <w:tcW w:w="2722" w:type="dxa"/>
-          </w:tcPr>
-          <w:p>
-            <w:pPr>
-              <w:ind w:left="0"/>
-              <w:jc w:val="left"/>
-            </w:pPr>
-          </w:p>
-        </w:tc>
-      </w:tr>
-      <w:tr>
-        <w:tc>
-          <w:tcPr>
-            <w:tcW w:w="4004" w:type="dxa"/>
-          </w:tcPr>
-          <w:p>
-            <w:pPr>
-              <w:ind w:left="0"/>
-              <w:jc w:val="left"/>
-            </w:pPr>
-            <w:r>
-              <w:rPr>
-                <w:rFonts w:hint="eastAsia"/>
-              </w:rPr>
-              <w:t>验收用例是否全部通过</w:t>
-            </w:r>
-          </w:p>
-        </w:tc>
-        <w:tc>
-          <w:tcPr>
-            <w:tcW w:w="1439" w:type="dxa"/>
-          </w:tcPr>
-          <w:p>
-            <w:pPr>
-              <w:ind w:left="0"/>
-              <w:jc w:val="left"/>
-            </w:pPr>
-          </w:p>
-        </w:tc>
-        <w:tc>
-          <w:tcPr>
-            <w:tcW w:w="2722" w:type="dxa"/>
-          </w:tcPr>
-          <w:p>
-            <w:pPr>
-              <w:ind w:left="0"/>
-              <w:jc w:val="left"/>
-            </w:pPr>
-          </w:p>
-        </w:tc>
-      </w:tr>
-      <w:tr>
-        <w:tc>
-          <w:tcPr>
-            <w:tcW w:w="4004" w:type="dxa"/>
-          </w:tcPr>
-          <w:p>
-            <w:pPr>
-              <w:ind w:left="0"/>
-              <w:jc w:val="left"/>
-            </w:pPr>
-            <w:r>
-              <w:rPr>
-                <w:rFonts w:hint="eastAsia"/>
-              </w:rPr>
-              <w:t>资料是否变更</w:t>
-            </w:r>
-          </w:p>
-        </w:tc>
-        <w:tc>
-          <w:tcPr>
-            <w:tcW w:w="1439" w:type="dxa"/>
-          </w:tcPr>
-          <w:p>
-            <w:pPr>
-              <w:ind w:left="0"/>
-              <w:jc w:val="left"/>
-            </w:pPr>
-          </w:p>
-        </w:tc>
-        <w:tc>
-          <w:tcPr>
-            <w:tcW w:w="2722" w:type="dxa"/>
-          </w:tcPr>
-          <w:p>
-            <w:pPr>
-              <w:ind w:left="0"/>
-              <w:jc w:val="left"/>
-            </w:pPr>
-          </w:p>
-        </w:tc>
-      </w:tr>
-      <w:tr>
-        <w:tc>
-          <w:tcPr>
-            <w:tcW w:w="4004" w:type="dxa"/>
-          </w:tcPr>
-          <w:p>
-            <w:pPr>
-              <w:ind w:left="0"/>
-              <w:jc w:val="left"/>
-            </w:pPr>
-            <w:r>
-              <w:rPr>
-                <w:rFonts w:hint="eastAsia"/>
-              </w:rPr>
-              <w:t>接口和设计是否通过评审</w:t>
-            </w:r>
-          </w:p>
-        </w:tc>
-        <w:tc>
-          <w:tcPr>
-            <w:tcW w:w="1439" w:type="dxa"/>
-          </w:tcPr>
-          <w:p>
-            <w:pPr>
-              <w:ind w:left="0"/>
-              <w:jc w:val="left"/>
-            </w:pPr>
-          </w:p>
-        </w:tc>
-        <w:tc>
-          <w:tcPr>
-            <w:tcW w:w="2722" w:type="dxa"/>
-          </w:tcPr>
-          <w:p>
-            <w:pPr>
-              <w:ind w:left="0"/>
-              <w:jc w:val="left"/>
-            </w:pPr>
-          </w:p>
-        </w:tc>
-      </w:tr>
-      <w:tr>
-        <w:tc>
-          <w:tcPr>
-            <w:tcW w:w="4004" w:type="dxa"/>
-          </w:tcPr>
-          <w:p>
-            <w:pPr>
-              <w:ind w:left="0"/>
-              <w:jc w:val="left"/>
-            </w:pPr>
-            <w:r>
-              <w:rPr>
-                <w:rFonts w:hint="eastAsia"/>
-              </w:rPr>
-              <w:t>相关驱动是否变更或添加</w:t>
-            </w:r>
-          </w:p>
-        </w:tc>
-        <w:tc>
-          <w:tcPr>
-            <w:tcW w:w="1439" w:type="dxa"/>
-          </w:tcPr>
-          <w:p>
-            <w:pPr>
-              <w:ind w:left="0"/>
-              <w:jc w:val="left"/>
-            </w:pPr>
-          </w:p>
-        </w:tc>
-        <w:tc>
-          <w:tcPr>
-            <w:tcW w:w="2722" w:type="dxa"/>
-          </w:tcPr>
-          <w:p>
-            <w:pPr>
-              <w:ind w:left="0"/>
-              <w:jc w:val="left"/>
-            </w:pPr>
-          </w:p>
-        </w:tc>
-      </w:tr>
-      <w:tr>
-        <w:tc>
-          <w:tcPr>
-            <w:tcW w:w="4004" w:type="dxa"/>
-          </w:tcPr>
-          <w:p>
-            <w:pPr>
-              <w:ind w:left="0"/>
-              <w:jc w:val="left"/>
-            </w:pPr>
-            <w:r>
-              <w:rPr>
-                <w:rFonts w:hint="eastAsia"/>
-              </w:rPr>
-              <w:t>周边关联产品或模块是否通知</w:t>
-            </w:r>
-          </w:p>
-        </w:tc>
-        <w:tc>
-          <w:tcPr>
-            <w:tcW w:w="1439" w:type="dxa"/>
-          </w:tcPr>
-          <w:p>
-            <w:pPr>
-              <w:ind w:left="0"/>
-              <w:jc w:val="left"/>
-            </w:pPr>
-          </w:p>
-        </w:tc>
-        <w:tc>
-          <w:tcPr>
-            <w:tcW w:w="2722" w:type="dxa"/>
-          </w:tcPr>
-          <w:p>
-            <w:pPr>
-              <w:ind w:left="0"/>
-              <w:jc w:val="left"/>
-            </w:pPr>
-          </w:p>
-        </w:tc>
-      </w:tr>
-      <w:tr>
-        <w:tc>
-          <w:tcPr>
-            <w:tcW w:w="4004" w:type="dxa"/>
-          </w:tcPr>
-          <w:p>
-            <w:pPr>
-              <w:ind w:left="0"/>
-              <w:jc w:val="left"/>
-            </w:pPr>
-            <w:r>
-              <w:rPr>
-                <w:rFonts w:hint="eastAsia"/>
-              </w:rPr>
-              <w:t>sdb shell</w:t>
-            </w:r>
-            <w:r>
-              <w:rPr>
-                <w:rFonts w:hint="eastAsia"/>
-              </w:rPr>
-              <w:t>帮助信息是否更新</w:t>
-            </w:r>
-          </w:p>
-        </w:tc>
-        <w:tc>
-          <w:tcPr>
-            <w:tcW w:w="1439" w:type="dxa"/>
-          </w:tcPr>
-          <w:p>
-            <w:pPr>
-              <w:ind w:left="0"/>
-              <w:jc w:val="left"/>
-            </w:pPr>
-          </w:p>
-        </w:tc>
-        <w:tc>
-          <w:tcPr>
-            <w:tcW w:w="2722" w:type="dxa"/>
-          </w:tcPr>
-          <w:p>
-            <w:pPr>
-              <w:ind w:left="0"/>
-              <w:jc w:val="left"/>
-            </w:pPr>
-          </w:p>
-        </w:tc>
-      </w:tr>
-    </w:tbl>
     <w:p/>
     <w:sectPr>
       <w:pgSz w:w="11906" w:h="16838"/>
@@ -8110,6 +7836,119 @@
     </w:lvl>
   </w:abstractNum>
   <w:abstractNum w:abstractNumId="8">
+    <w:nsid w:val="2A9554C2"/>
+    <w:multiLevelType w:val="multilevel"/>
+    <w:tmpl w:val="C35639BA"/>
+    <w:lvl w:ilvl="0">
+      <w:start w:val="2"/>
+      <w:numFmt w:val="decimal"/>
+      <w:lvlText w:val="%1.......ߗ"/>
+      <w:lvlJc w:val="left"/>
+      <w:pPr>
+        <w:ind w:left="1440" w:hanging="1440"/>
+      </w:pPr>
+      <w:rPr>
+        <w:rFonts w:hint="default"/>
+      </w:rPr>
+    </w:lvl>
+    <w:lvl w:ilvl="1">
+      <w:start w:val="2"/>
+      <w:numFmt w:val="decimal"/>
+      <w:lvlText w:val="%1.%4......ߗ걧"/>
+      <w:lvlJc w:val="left"/>
+      <w:pPr>
+        <w:ind w:left="1978" w:hanging="1800"/>
+      </w:pPr>
+      <w:rPr>
+        <w:rFonts w:hint="default"/>
+      </w:rPr>
+    </w:lvl>
+    <w:lvl w:ilvl="2">
+      <w:start w:val="4"/>
+      <w:numFmt w:val="decimal"/>
+      <w:lvlText w:val="%1.%4.%5.....ߗ걧䀀ۍ"/>
+      <w:lvlJc w:val="left"/>
+      <w:pPr>
+        <w:ind w:left="2516" w:hanging="2160"/>
+      </w:pPr>
+      <w:rPr>
+        <w:rFonts w:hint="default"/>
+      </w:rPr>
+    </w:lvl>
+    <w:lvl w:ilvl="3">
+      <w:start w:val="1"/>
+      <w:numFmt w:val="decimal"/>
+      <w:lvlText w:val="%1.%4.%5.%6....ߗ걧䀀ۍ"/>
+      <w:lvlJc w:val="left"/>
+      <w:pPr>
+        <w:ind w:left="2694" w:hanging="2160"/>
+      </w:pPr>
+      <w:rPr>
+        <w:rFonts w:hint="default"/>
+      </w:rPr>
+    </w:lvl>
+    <w:lvl w:ilvl="4">
+      <w:start w:val="1"/>
+      <w:numFmt w:val="decimal"/>
+      <w:lvlText w:val="%1.%4.%5.%6.%7...ߗ걧䀀ۍ饴-"/>
+      <w:lvlJc w:val="left"/>
+      <w:pPr>
+        <w:ind w:left="3232" w:hanging="2520"/>
+      </w:pPr>
+      <w:rPr>
+        <w:rFonts w:hint="default"/>
+      </w:rPr>
+    </w:lvl>
+    <w:lvl w:ilvl="5">
+      <w:start w:val="1"/>
+      <w:numFmt w:val="decimal"/>
+      <w:lvlText w:val="%1.%4.%5.%6.%7.%8..ߗ걧䀀ۍ饴-|"/>
+      <w:lvlJc w:val="left"/>
+      <w:pPr>
+        <w:ind w:left="3770" w:hanging="2880"/>
+      </w:pPr>
+      <w:rPr>
+        <w:rFonts w:hint="default"/>
+      </w:rPr>
+    </w:lvl>
+    <w:lvl w:ilvl="6">
+      <w:start w:val="1"/>
+      <w:numFmt w:val="decimal"/>
+      <w:lvlText w:val="%1.%4.%5.%6.%7.%8.%9.ߗ걧䀀ۍ饴-|㕼Ǵ"/>
+      <w:lvlJc w:val="left"/>
+      <w:pPr>
+        <w:ind w:left="4308" w:hanging="3240"/>
+      </w:pPr>
+      <w:rPr>
+        <w:rFonts w:hint="default"/>
+      </w:rPr>
+    </w:lvl>
+    <w:lvl w:ilvl="7">
+      <w:start w:val="1"/>
+      <w:numFmt w:val="decimal"/>
+      <w:lvlText w:val="%1.%4.%5.%6.%7.%8.%9."/>
+      <w:lvlJc w:val="left"/>
+      <w:pPr>
+        <w:ind w:left="2686" w:hanging="1440"/>
+      </w:pPr>
+      <w:rPr>
+        <w:rFonts w:hint="default"/>
+      </w:rPr>
+    </w:lvl>
+    <w:lvl w:ilvl="8">
+      <w:start w:val="1"/>
+      <w:numFmt w:val="decimal"/>
+      <w:lvlText w:val="%1.%4.%5.%6.%7.%8.%9."/>
+      <w:lvlJc w:val="left"/>
+      <w:pPr>
+        <w:ind w:left="2864" w:hanging="1440"/>
+      </w:pPr>
+      <w:rPr>
+        <w:rFonts w:hint="default"/>
+      </w:rPr>
+    </w:lvl>
+  </w:abstractNum>
+  <w:abstractNum w:abstractNumId="9">
     <w:nsid w:val="2A9E3D7E"/>
     <w:multiLevelType w:val="hybridMultilevel"/>
     <w:tmpl w:val="7D827FF2"/>
@@ -8198,7 +8037,7 @@
       </w:pPr>
     </w:lvl>
   </w:abstractNum>
-  <w:abstractNum w:abstractNumId="9">
+  <w:abstractNum w:abstractNumId="10">
     <w:nsid w:val="2AD5755D"/>
     <w:multiLevelType w:val="hybridMultilevel"/>
     <w:tmpl w:val="4CA49C80"/>
@@ -8287,7 +8126,7 @@
       </w:pPr>
     </w:lvl>
   </w:abstractNum>
-  <w:abstractNum w:abstractNumId="10">
+  <w:abstractNum w:abstractNumId="11">
     <w:nsid w:val="2B6462C8"/>
     <w:multiLevelType w:val="hybridMultilevel"/>
     <w:tmpl w:val="D510788E"/>
@@ -8376,7 +8215,120 @@
       </w:pPr>
     </w:lvl>
   </w:abstractNum>
-  <w:abstractNum w:abstractNumId="11">
+  <w:abstractNum w:abstractNumId="12">
+    <w:nsid w:val="2B7D09C0"/>
+    <w:multiLevelType w:val="multilevel"/>
+    <w:tmpl w:val="67743662"/>
+    <w:lvl w:ilvl="0">
+      <w:start w:val="1"/>
+      <w:numFmt w:val="decimal"/>
+      <w:lvlText w:val="%1"/>
+      <w:lvlJc w:val="left"/>
+      <w:pPr>
+        <w:ind w:left="360" w:hanging="360"/>
+      </w:pPr>
+      <w:rPr>
+        <w:rFonts w:hint="default"/>
+      </w:rPr>
+    </w:lvl>
+    <w:lvl w:ilvl="1">
+      <w:start w:val="4"/>
+      <w:numFmt w:val="decimal"/>
+      <w:lvlText w:val="%1.%2"/>
+      <w:lvlJc w:val="left"/>
+      <w:pPr>
+        <w:ind w:left="717" w:hanging="360"/>
+      </w:pPr>
+      <w:rPr>
+        <w:rFonts w:hint="default"/>
+      </w:rPr>
+    </w:lvl>
+    <w:lvl w:ilvl="2">
+      <w:start w:val="1"/>
+      <w:numFmt w:val="decimal"/>
+      <w:lvlText w:val="%1.%2.%3"/>
+      <w:lvlJc w:val="left"/>
+      <w:pPr>
+        <w:ind w:left="1434" w:hanging="720"/>
+      </w:pPr>
+      <w:rPr>
+        <w:rFonts w:hint="default"/>
+      </w:rPr>
+    </w:lvl>
+    <w:lvl w:ilvl="3">
+      <w:start w:val="1"/>
+      <w:numFmt w:val="decimal"/>
+      <w:lvlText w:val="%1.%2.%3.%4"/>
+      <w:lvlJc w:val="left"/>
+      <w:pPr>
+        <w:ind w:left="1791" w:hanging="720"/>
+      </w:pPr>
+      <w:rPr>
+        <w:rFonts w:hint="default"/>
+      </w:rPr>
+    </w:lvl>
+    <w:lvl w:ilvl="4">
+      <w:start w:val="1"/>
+      <w:numFmt w:val="decimal"/>
+      <w:lvlText w:val="%1.%2.%3.%4.%5"/>
+      <w:lvlJc w:val="left"/>
+      <w:pPr>
+        <w:ind w:left="2508" w:hanging="1080"/>
+      </w:pPr>
+      <w:rPr>
+        <w:rFonts w:hint="default"/>
+      </w:rPr>
+    </w:lvl>
+    <w:lvl w:ilvl="5">
+      <w:start w:val="1"/>
+      <w:numFmt w:val="decimal"/>
+      <w:lvlText w:val="%1.%2.%3.%4.%5.%6"/>
+      <w:lvlJc w:val="left"/>
+      <w:pPr>
+        <w:ind w:left="2865" w:hanging="1080"/>
+      </w:pPr>
+      <w:rPr>
+        <w:rFonts w:hint="default"/>
+      </w:rPr>
+    </w:lvl>
+    <w:lvl w:ilvl="6">
+      <w:start w:val="1"/>
+      <w:numFmt w:val="decimal"/>
+      <w:lvlText w:val="%1.%2.%3.%4.%5.%6.%7"/>
+      <w:lvlJc w:val="left"/>
+      <w:pPr>
+        <w:ind w:left="3222" w:hanging="1080"/>
+      </w:pPr>
+      <w:rPr>
+        <w:rFonts w:hint="default"/>
+      </w:rPr>
+    </w:lvl>
+    <w:lvl w:ilvl="7">
+      <w:start w:val="1"/>
+      <w:numFmt w:val="decimal"/>
+      <w:lvlText w:val="%1.%2.%3.%4.%5.%6.%7.%8"/>
+      <w:lvlJc w:val="left"/>
+      <w:pPr>
+        <w:ind w:left="3939" w:hanging="1440"/>
+      </w:pPr>
+      <w:rPr>
+        <w:rFonts w:hint="default"/>
+      </w:rPr>
+    </w:lvl>
+    <w:lvl w:ilvl="8">
+      <w:start w:val="1"/>
+      <w:numFmt w:val="decimal"/>
+      <w:lvlText w:val="%1.%2.%3.%4.%5.%6.%7.%8.%9"/>
+      <w:lvlJc w:val="left"/>
+      <w:pPr>
+        <w:ind w:left="4296" w:hanging="1440"/>
+      </w:pPr>
+      <w:rPr>
+        <w:rFonts w:hint="default"/>
+      </w:rPr>
+    </w:lvl>
+  </w:abstractNum>
+  <w:abstractNum w:abstractNumId="13">
     <w:nsid w:val="303F291A"/>
     <w:multiLevelType w:val="multilevel"/>
     <w:tmpl w:val="0010D276"/>
@@ -8489,7 +8441,7 @@
       </w:rPr>
     </w:lvl>
   </w:abstractNum>
-  <w:abstractNum w:abstractNumId="12">
+  <w:abstractNum w:abstractNumId="14">
     <w:nsid w:val="30C35809"/>
     <w:multiLevelType w:val="hybridMultilevel"/>
     <w:tmpl w:val="21E2363E"/>
@@ -8578,7 +8530,7 @@
       </w:pPr>
     </w:lvl>
   </w:abstractNum>
-  <w:abstractNum w:abstractNumId="13">
+  <w:abstractNum w:abstractNumId="15">
     <w:nsid w:val="311124FD"/>
     <w:multiLevelType w:val="hybridMultilevel"/>
     <w:tmpl w:val="37226A70"/>
@@ -8667,7 +8619,7 @@
       </w:pPr>
     </w:lvl>
   </w:abstractNum>
-  <w:abstractNum w:abstractNumId="14">
+  <w:abstractNum w:abstractNumId="16">
     <w:nsid w:val="313F6EC3"/>
     <w:multiLevelType w:val="hybridMultilevel"/>
     <w:tmpl w:val="BFD4D90C"/>
@@ -8756,7 +8708,7 @@
       </w:pPr>
     </w:lvl>
   </w:abstractNum>
-  <w:abstractNum w:abstractNumId="15">
+  <w:abstractNum w:abstractNumId="17">
     <w:nsid w:val="34196248"/>
     <w:multiLevelType w:val="hybridMultilevel"/>
     <w:tmpl w:val="A9BAC8F4"/>
@@ -8845,7 +8797,7 @@
       </w:pPr>
     </w:lvl>
   </w:abstractNum>
-  <w:abstractNum w:abstractNumId="16">
+  <w:abstractNum w:abstractNumId="18">
     <w:nsid w:val="343A44C6"/>
     <w:multiLevelType w:val="multilevel"/>
     <w:tmpl w:val="7B9C92D4"/>
@@ -8966,7 +8918,7 @@
       </w:rPr>
     </w:lvl>
   </w:abstractNum>
-  <w:abstractNum w:abstractNumId="17">
+  <w:abstractNum w:abstractNumId="19">
     <w:nsid w:val="3F421966"/>
     <w:multiLevelType w:val="hybridMultilevel"/>
     <w:tmpl w:val="0632E838"/>
@@ -9055,7 +9007,7 @@
       </w:pPr>
     </w:lvl>
   </w:abstractNum>
-  <w:abstractNum w:abstractNumId="18">
+  <w:abstractNum w:abstractNumId="20">
     <w:nsid w:val="40B354A1"/>
     <w:multiLevelType w:val="hybridMultilevel"/>
     <w:tmpl w:val="06624DD8"/>
@@ -9144,7 +9096,7 @@
       </w:pPr>
     </w:lvl>
   </w:abstractNum>
-  <w:abstractNum w:abstractNumId="19">
+  <w:abstractNum w:abstractNumId="21">
     <w:nsid w:val="41EB1FB8"/>
     <w:multiLevelType w:val="hybridMultilevel"/>
     <w:tmpl w:val="3CF011A0"/>
@@ -9233,7 +9185,7 @@
       </w:pPr>
     </w:lvl>
   </w:abstractNum>
-  <w:abstractNum w:abstractNumId="20">
+  <w:abstractNum w:abstractNumId="22">
     <w:nsid w:val="43973AFC"/>
     <w:multiLevelType w:val="hybridMultilevel"/>
     <w:tmpl w:val="1EFE66CA"/>
@@ -9322,7 +9274,7 @@
       </w:pPr>
     </w:lvl>
   </w:abstractNum>
-  <w:abstractNum w:abstractNumId="21">
+  <w:abstractNum w:abstractNumId="23">
     <w:nsid w:val="47456DA8"/>
     <w:multiLevelType w:val="hybridMultilevel"/>
     <w:tmpl w:val="7CD0D20A"/>
@@ -9411,7 +9363,138 @@
       </w:pPr>
     </w:lvl>
   </w:abstractNum>
-  <w:abstractNum w:abstractNumId="22">
+  <w:abstractNum w:abstractNumId="24">
+    <w:nsid w:val="47E55B96"/>
+    <w:multiLevelType w:val="multilevel"/>
+    <w:tmpl w:val="CAEC61BE"/>
+    <w:lvl w:ilvl="0">
+      <w:start w:val="2"/>
+      <w:numFmt w:val="decimal"/>
+      <w:lvlText w:val="%1........"/>
+      <w:lvlJc w:val="left"/>
+      <w:pPr>
+        <w:ind w:left="1440" w:hanging="1440"/>
+      </w:pPr>
+      <w:rPr>
+        <w:rFonts w:asciiTheme="minorHAnsi" w:eastAsiaTheme="minorEastAsia" w:hAnsiTheme="minorHAnsi" w:cstheme="minorBidi" w:hint="default"/>
+        <w:b w:val="0"/>
+        <w:sz w:val="21"/>
+      </w:rPr>
+    </w:lvl>
+    <w:lvl w:ilvl="1">
+      <w:start w:val="2"/>
+      <w:numFmt w:val="decimal"/>
+      <w:lvlText w:val="%1.%3.......䀀ۍ"/>
+      <w:lvlJc w:val="left"/>
+      <w:pPr>
+        <w:ind w:left="2157" w:hanging="1800"/>
+      </w:pPr>
+      <w:rPr>
+        <w:rFonts w:asciiTheme="minorHAnsi" w:eastAsiaTheme="minorEastAsia" w:hAnsiTheme="minorHAnsi" w:cstheme="minorBidi" w:hint="default"/>
+        <w:b w:val="0"/>
+        <w:sz w:val="21"/>
+      </w:rPr>
+    </w:lvl>
+    <w:lvl w:ilvl="2">
+      <w:start w:val="1"/>
+      <w:numFmt w:val="decimal"/>
+      <w:lvlText w:val="%1.%3.%4......䀀ۍ"/>
+      <w:lvlJc w:val="left"/>
+      <w:pPr>
+        <w:ind w:left="2874" w:hanging="2160"/>
+      </w:pPr>
+      <w:rPr>
+        <w:rFonts w:asciiTheme="minorHAnsi" w:eastAsiaTheme="minorEastAsia" w:hAnsiTheme="minorHAnsi" w:cstheme="minorBidi" w:hint="default"/>
+        <w:b w:val="0"/>
+        <w:sz w:val="21"/>
+      </w:rPr>
+    </w:lvl>
+    <w:lvl w:ilvl="3">
+      <w:start w:val="1"/>
+      <w:numFmt w:val="decimal"/>
+      <w:lvlText w:val="%1.%3.%4.%5.....䀀ۍ饴-"/>
+      <w:lvlJc w:val="left"/>
+      <w:pPr>
+        <w:ind w:left="3591" w:hanging="2520"/>
+      </w:pPr>
+      <w:rPr>
+        <w:rFonts w:asciiTheme="minorHAnsi" w:eastAsiaTheme="minorEastAsia" w:hAnsiTheme="minorHAnsi" w:cstheme="minorBidi" w:hint="default"/>
+        <w:b w:val="0"/>
+        <w:sz w:val="21"/>
+      </w:rPr>
+    </w:lvl>
+    <w:lvl w:ilvl="4">
+      <w:start w:val="1"/>
+      <w:numFmt w:val="decimal"/>
+      <w:lvlText w:val="%1.%3.%4.%5.%6....䀀ۍ饴-|"/>
+      <w:lvlJc w:val="left"/>
+      <w:pPr>
+        <w:ind w:left="3948" w:hanging="2520"/>
+      </w:pPr>
+      <w:rPr>
+        <w:rFonts w:asciiTheme="minorHAnsi" w:eastAsiaTheme="minorEastAsia" w:hAnsiTheme="minorHAnsi" w:cstheme="minorBidi" w:hint="default"/>
+        <w:b w:val="0"/>
+        <w:sz w:val="21"/>
+      </w:rPr>
+    </w:lvl>
+    <w:lvl w:ilvl="5">
+      <w:start w:val="1"/>
+      <w:numFmt w:val="decimal"/>
+      <w:lvlText w:val="%1.%3.%4.%5.%6.%7...䀀ۍ饴-|饼-"/>
+      <w:lvlJc w:val="left"/>
+      <w:pPr>
+        <w:ind w:left="4665" w:hanging="2880"/>
+      </w:pPr>
+      <w:rPr>
+        <w:rFonts w:asciiTheme="minorHAnsi" w:eastAsiaTheme="minorEastAsia" w:hAnsiTheme="minorHAnsi" w:cstheme="minorBidi" w:hint="default"/>
+        <w:b w:val="0"/>
+        <w:sz w:val="21"/>
+      </w:rPr>
+    </w:lvl>
+    <w:lvl w:ilvl="6">
+      <w:start w:val="1"/>
+      <w:numFmt w:val="decimal"/>
+      <w:lvlText w:val="%1.%3.%4.%5.%6.%7.%8..䀀ۍ饴-|饼-*"/>
+      <w:lvlJc w:val="left"/>
+      <w:pPr>
+        <w:ind w:left="5382" w:hanging="3240"/>
+      </w:pPr>
+      <w:rPr>
+        <w:rFonts w:asciiTheme="minorHAnsi" w:eastAsiaTheme="minorEastAsia" w:hAnsiTheme="minorHAnsi" w:cstheme="minorBidi" w:hint="default"/>
+        <w:b w:val="0"/>
+        <w:sz w:val="21"/>
+      </w:rPr>
+    </w:lvl>
+    <w:lvl w:ilvl="7">
+      <w:start w:val="1"/>
+      <w:numFmt w:val="decimal"/>
+      <w:lvlText w:val="%1.%3.%4.%5.%6.%7.%8.%9.䀀ۍ饴-|饼-*̸"/>
+      <w:lvlJc w:val="left"/>
+      <w:pPr>
+        <w:ind w:left="5739" w:hanging="3240"/>
+      </w:pPr>
+      <w:rPr>
+        <w:rFonts w:asciiTheme="minorHAnsi" w:eastAsiaTheme="minorEastAsia" w:hAnsiTheme="minorHAnsi" w:cstheme="minorBidi" w:hint="default"/>
+        <w:b w:val="0"/>
+        <w:sz w:val="21"/>
+      </w:rPr>
+    </w:lvl>
+    <w:lvl w:ilvl="8">
+      <w:start w:val="1"/>
+      <w:numFmt w:val="decimal"/>
+      <w:lvlText w:val="%1.%3.%4.%5.%6.%7.%8.%9."/>
+      <w:lvlJc w:val="left"/>
+      <w:pPr>
+        <w:ind w:left="4296" w:hanging="1440"/>
+      </w:pPr>
+      <w:rPr>
+        <w:rFonts w:asciiTheme="minorHAnsi" w:eastAsiaTheme="minorEastAsia" w:hAnsiTheme="minorHAnsi" w:cstheme="minorBidi" w:hint="default"/>
+        <w:b w:val="0"/>
+        <w:sz w:val="21"/>
+      </w:rPr>
+    </w:lvl>
+  </w:abstractNum>
+  <w:abstractNum w:abstractNumId="25">
     <w:nsid w:val="4BE37FCF"/>
     <w:multiLevelType w:val="hybridMultilevel"/>
     <w:tmpl w:val="A7308EBE"/>
@@ -9500,7 +9583,7 @@
       </w:pPr>
     </w:lvl>
   </w:abstractNum>
-  <w:abstractNum w:abstractNumId="23">
+  <w:abstractNum w:abstractNumId="26">
     <w:nsid w:val="4C757816"/>
     <w:multiLevelType w:val="hybridMultilevel"/>
     <w:tmpl w:val="EC82D28E"/>
@@ -9589,7 +9672,7 @@
       </w:pPr>
     </w:lvl>
   </w:abstractNum>
-  <w:abstractNum w:abstractNumId="24">
+  <w:abstractNum w:abstractNumId="27">
     <w:nsid w:val="4FDD2592"/>
     <w:multiLevelType w:val="hybridMultilevel"/>
     <w:tmpl w:val="FE14E762"/>
@@ -9678,7 +9761,7 @@
       </w:pPr>
     </w:lvl>
   </w:abstractNum>
-  <w:abstractNum w:abstractNumId="25">
+  <w:abstractNum w:abstractNumId="28">
     <w:nsid w:val="505339D8"/>
     <w:multiLevelType w:val="hybridMultilevel"/>
     <w:tmpl w:val="20CA5082"/>
@@ -9767,7 +9850,7 @@
       </w:pPr>
     </w:lvl>
   </w:abstractNum>
-  <w:abstractNum w:abstractNumId="26">
+  <w:abstractNum w:abstractNumId="29">
     <w:nsid w:val="536B0835"/>
     <w:multiLevelType w:val="hybridMultilevel"/>
     <w:tmpl w:val="9C829714"/>
@@ -9856,7 +9939,7 @@
       </w:pPr>
     </w:lvl>
   </w:abstractNum>
-  <w:abstractNum w:abstractNumId="27">
+  <w:abstractNum w:abstractNumId="30">
     <w:nsid w:val="53A930AD"/>
     <w:multiLevelType w:val="hybridMultilevel"/>
     <w:tmpl w:val="6EDA3A7C"/>
@@ -9945,7 +10028,7 @@
       </w:pPr>
     </w:lvl>
   </w:abstractNum>
-  <w:abstractNum w:abstractNumId="28">
+  <w:abstractNum w:abstractNumId="31">
     <w:nsid w:val="58201E9C"/>
     <w:multiLevelType w:val="multilevel"/>
     <w:tmpl w:val="20409FF6"/>
@@ -10058,7 +10141,7 @@
       </w:rPr>
     </w:lvl>
   </w:abstractNum>
-  <w:abstractNum w:abstractNumId="29">
+  <w:abstractNum w:abstractNumId="32">
     <w:nsid w:val="589E00D2"/>
     <w:multiLevelType w:val="multilevel"/>
     <w:tmpl w:val="E6AE5FCA"/>
@@ -10177,7 +10260,7 @@
       </w:rPr>
     </w:lvl>
   </w:abstractNum>
-  <w:abstractNum w:abstractNumId="30">
+  <w:abstractNum w:abstractNumId="33">
     <w:nsid w:val="614D0E5C"/>
     <w:multiLevelType w:val="hybridMultilevel"/>
     <w:tmpl w:val="5DBC8C14"/>
@@ -10266,7 +10349,7 @@
       </w:pPr>
     </w:lvl>
   </w:abstractNum>
-  <w:abstractNum w:abstractNumId="31">
+  <w:abstractNum w:abstractNumId="34">
     <w:nsid w:val="635D29E7"/>
     <w:multiLevelType w:val="multilevel"/>
     <w:tmpl w:val="8F1C9B2A"/>
@@ -10379,7 +10462,7 @@
       </w:rPr>
     </w:lvl>
   </w:abstractNum>
-  <w:abstractNum w:abstractNumId="32">
+  <w:abstractNum w:abstractNumId="35">
     <w:nsid w:val="69605540"/>
     <w:multiLevelType w:val="hybridMultilevel"/>
     <w:tmpl w:val="18F4BC4E"/>
@@ -10468,7 +10551,7 @@
       </w:pPr>
     </w:lvl>
   </w:abstractNum>
-  <w:abstractNum w:abstractNumId="33">
+  <w:abstractNum w:abstractNumId="36">
     <w:nsid w:val="7B344A35"/>
     <w:multiLevelType w:val="hybridMultilevel"/>
     <w:tmpl w:val="27A2EB0C"/>
@@ -10557,7 +10640,7 @@
       </w:pPr>
     </w:lvl>
   </w:abstractNum>
-  <w:abstractNum w:abstractNumId="34">
+  <w:abstractNum w:abstractNumId="37">
     <w:nsid w:val="7DD93B03"/>
     <w:multiLevelType w:val="hybridMultilevel"/>
     <w:tmpl w:val="3180800A"/>
@@ -10646,7 +10729,7 @@
       </w:pPr>
     </w:lvl>
   </w:abstractNum>
-  <w:abstractNum w:abstractNumId="35">
+  <w:abstractNum w:abstractNumId="38">
     <w:nsid w:val="7EAC4E21"/>
     <w:multiLevelType w:val="hybridMultilevel"/>
     <w:tmpl w:val="A4A25A90"/>
@@ -10739,7 +10822,7 @@
     <w:abstractNumId w:val="5"/>
   </w:num>
   <w:num w:numId="2">
-    <w:abstractNumId w:val="29"/>
+    <w:abstractNumId w:val="32"/>
   </w:num>
   <w:num w:numId="3">
     <w:abstractNumId w:val="7"/>
@@ -10754,10 +10837,10 @@
     <w:abstractNumId w:val="3"/>
   </w:num>
   <w:num w:numId="7">
-    <w:abstractNumId w:val="12"/>
+    <w:abstractNumId w:val="14"/>
   </w:num>
   <w:num w:numId="8">
-    <w:abstractNumId w:val="10"/>
+    <w:abstractNumId w:val="11"/>
   </w:num>
   <w:num w:numId="9">
     <w:abstractNumId w:val="5"/>
@@ -10766,7 +10849,7 @@
     <w:abstractNumId w:val="5"/>
   </w:num>
   <w:num w:numId="11">
-    <w:abstractNumId w:val="19"/>
+    <w:abstractNumId w:val="21"/>
   </w:num>
   <w:num w:numId="12">
     <w:abstractNumId w:val="5"/>
@@ -10775,97 +10858,106 @@
     <w:abstractNumId w:val="5"/>
   </w:num>
   <w:num w:numId="14">
-    <w:abstractNumId w:val="15"/>
+    <w:abstractNumId w:val="17"/>
   </w:num>
   <w:num w:numId="15">
-    <w:abstractNumId w:val="21"/>
+    <w:abstractNumId w:val="23"/>
   </w:num>
   <w:num w:numId="16">
-    <w:abstractNumId w:val="11"/>
+    <w:abstractNumId w:val="13"/>
   </w:num>
   <w:num w:numId="17">
     <w:abstractNumId w:val="2"/>
   </w:num>
   <w:num w:numId="18">
-    <w:abstractNumId w:val="8"/>
+    <w:abstractNumId w:val="9"/>
   </w:num>
   <w:num w:numId="19">
     <w:abstractNumId w:val="1"/>
   </w:num>
   <w:num w:numId="20">
-    <w:abstractNumId w:val="18"/>
+    <w:abstractNumId w:val="20"/>
   </w:num>
   <w:num w:numId="21">
-    <w:abstractNumId w:val="29"/>
+    <w:abstractNumId w:val="32"/>
   </w:num>
   <w:num w:numId="22">
     <w:abstractNumId w:val="0"/>
   </w:num>
   <w:num w:numId="23">
-    <w:abstractNumId w:val="13"/>
+    <w:abstractNumId w:val="15"/>
   </w:num>
   <w:num w:numId="24">
-    <w:abstractNumId w:val="16"/>
+    <w:abstractNumId w:val="18"/>
   </w:num>
   <w:num w:numId="25">
-    <w:abstractNumId w:val="27"/>
+    <w:abstractNumId w:val="30"/>
   </w:num>
   <w:num w:numId="26">
     <w:abstractNumId w:val="6"/>
   </w:num>
   <w:num w:numId="27">
-    <w:abstractNumId w:val="20"/>
+    <w:abstractNumId w:val="22"/>
   </w:num>
   <w:num w:numId="28">
-    <w:abstractNumId w:val="30"/>
+    <w:abstractNumId w:val="33"/>
   </w:num>
   <w:num w:numId="29">
     <w:abstractNumId w:val="5"/>
   </w:num>
   <w:num w:numId="30">
-    <w:abstractNumId w:val="23"/>
+    <w:abstractNumId w:val="26"/>
   </w:num>
   <w:num w:numId="31">
-    <w:abstractNumId w:val="17"/>
+    <w:abstractNumId w:val="19"/>
   </w:num>
   <w:num w:numId="32">
-    <w:abstractNumId w:val="26"/>
+    <w:abstractNumId w:val="29"/>
   </w:num>
   <w:num w:numId="33">
-    <w:abstractNumId w:val="32"/>
+    <w:abstractNumId w:val="35"/>
   </w:num>
   <w:num w:numId="34">
-    <w:abstractNumId w:val="24"/>
+    <w:abstractNumId w:val="27"/>
   </w:num>
   <w:num w:numId="35">
-    <w:abstractNumId w:val="34"/>
+    <w:abstractNumId w:val="37"/>
   </w:num>
   <w:num w:numId="36">
-    <w:abstractNumId w:val="28"/>
+    <w:abstractNumId w:val="31"/>
   </w:num>
   <w:num w:numId="37">
-    <w:abstractNumId w:val="35"/>
+    <w:abstractNumId w:val="38"/>
   </w:num>
   <w:num w:numId="38">
     <w:abstractNumId w:val="4"/>
   </w:num>
   <w:num w:numId="39">
-    <w:abstractNumId w:val="31"/>
+    <w:abstractNumId w:val="34"/>
   </w:num>
   <w:num w:numId="40">
-    <w:abstractNumId w:val="9"/>
+    <w:abstractNumId w:val="10"/>
   </w:num>
   <w:num w:numId="41">
-    <w:abstractNumId w:val="14"/>
+    <w:abstractNumId w:val="16"/>
   </w:num>
   <w:num w:numId="42">
+    <w:abstractNumId w:val="28"/>
+  </w:num>
+  <w:num w:numId="43">
+    <w:abstractNumId w:val="36"/>
+  </w:num>
+  <w:num w:numId="44">
     <w:abstractNumId w:val="25"/>
   </w:num>
-  <w:num w:numId="43">
-    <w:abstractNumId w:val="33"/>
+  <w:num w:numId="45">
+    <w:abstractNumId w:val="12"/>
   </w:num>
-  <w:num w:numId="44">
-    <w:abstractNumId w:val="22"/>
+  <w:num w:numId="46">
+    <w:abstractNumId w:val="24"/>
+  </w:num>
+  <w:num w:numId="47">
+    <w:abstractNumId w:val="8"/>
   </w:num>
 </w:numbering>
 </file>

--- a/internal_doc/03.开发设计/数值运算溢出时类型提升/数值溢出问题处理优化方案选型文档.docx
+++ b/internal_doc/03.开发设计/数值运算溢出时类型提升/数值溢出问题处理优化方案选型文档.docx
@@ -410,6 +410,12 @@
             <w:pPr>
               <w:ind w:left="0"/>
             </w:pPr>
+            <w:r>
+              <w:rPr>
+                <w:rFonts w:hint="eastAsia"/>
+              </w:rPr>
+              <w:t>不影响</w:t>
+            </w:r>
           </w:p>
         </w:tc>
       </w:tr>
@@ -454,6 +460,13 @@
               </w:rPr>
               <w:t>选择符</w:t>
             </w:r>
+            <w:r>
+              <w:rPr>
+                <w:rFonts w:hint="eastAsia"/>
+                <w:b/>
+              </w:rPr>
+              <w:t>、聚集</w:t>
+            </w:r>
           </w:p>
         </w:tc>
       </w:tr>
@@ -589,243 +602,39 @@
     </w:tbl>
     <w:p>
       <w:pPr>
-        <w:rPr>
-          <w:rFonts w:hint="eastAsia"/>
-        </w:rPr>
-      </w:pPr>
-    </w:p>
-    <w:p>
-      <w:pPr>
-        <w:rPr>
-          <w:rFonts w:hint="eastAsia"/>
-        </w:rPr>
-      </w:pPr>
-      <w:r>
-        <w:rPr>
-          <w:rFonts w:hint="eastAsia"/>
-        </w:rPr>
-        <w:t>选择符：</w:t>
-      </w:r>
-    </w:p>
-    <w:p>
-      <w:pPr>
-        <w:rPr>
-          <w:rFonts w:hint="eastAsia"/>
-        </w:rPr>
-      </w:pPr>
-      <w:r>
-        <w:rPr>
-          <w:rFonts w:hint="eastAsia"/>
-        </w:rPr>
-        <w:t>更新符：</w:t>
-      </w:r>
-      <w:r>
-        <w:rPr>
-          <w:rFonts w:hint="eastAsia"/>
-        </w:rPr>
-        <w:t>inc</w:t>
-      </w:r>
-    </w:p>
-    <w:p>
-      <w:pPr>
-        <w:rPr>
-          <w:rFonts w:hint="eastAsia"/>
-        </w:rPr>
+        <w:ind w:left="0"/>
+      </w:pPr>
+    </w:p>
+    <w:p>
+      <w:pPr>
+        <w:pStyle w:val="Heading2"/>
       </w:pPr>
       <w:r>
         <w:rPr>
           <w:rFonts w:hint="eastAsia"/>
         </w:rPr>
         <w:lastRenderedPageBreak/>
-        <w:t>函数操作：、</w:t>
-      </w:r>
-      <w:r>
-        <w:rPr>
-          <w:rFonts w:hint="eastAsia"/>
-        </w:rPr>
-        <w:t>abs/ceiling/add/subtract/multiply/divide</w:t>
-      </w:r>
-    </w:p>
-    <w:p>
-      <w:pPr>
-        <w:rPr>
-          <w:rFonts w:hint="eastAsia"/>
-        </w:rPr>
-      </w:pPr>
-      <w:r>
-        <w:rPr>
-          <w:rFonts w:hint="eastAsia"/>
-        </w:rPr>
-        <w:t>内置</w:t>
-      </w:r>
-      <w:r>
-        <w:rPr>
-          <w:rFonts w:hint="eastAsia"/>
-        </w:rPr>
-        <w:t>sql</w:t>
-      </w:r>
-      <w:r>
-        <w:rPr>
-          <w:rFonts w:hint="eastAsia"/>
-        </w:rPr>
-        <w:t>：</w:t>
-      </w:r>
-    </w:p>
-    <w:p>
-      <w:pPr>
-        <w:ind w:left="0"/>
-      </w:pPr>
-    </w:p>
-    <w:p>
-      <w:pPr>
-        <w:pStyle w:val="ListParagraph"/>
-        <w:numPr>
-          <w:ilvl w:val="0"/>
-          <w:numId w:val="30"/>
-        </w:numPr>
-        <w:ind w:firstLineChars="0"/>
-      </w:pPr>
-      <w:r>
-        <w:rPr>
-          <w:rFonts w:hint="eastAsia"/>
-        </w:rPr>
-        <w:t>匹配符</w:t>
-      </w:r>
-    </w:p>
-    <w:p>
-      <w:pPr>
-        <w:pStyle w:val="ListParagraph"/>
-        <w:ind w:left="717" w:firstLineChars="0" w:firstLine="0"/>
-      </w:pPr>
-      <w:r>
-        <w:rPr>
-          <w:rFonts w:hint="eastAsia"/>
-        </w:rPr>
-        <w:t>匹配符统一处理为考虑溢出问题</w:t>
-      </w:r>
-      <w:r>
-        <w:rPr>
-          <w:rFonts w:hint="eastAsia"/>
-        </w:rPr>
-        <w:t>，不进行配置处理：</w:t>
-      </w:r>
-    </w:p>
-    <w:p>
-      <w:pPr>
-        <w:pStyle w:val="ListParagraph"/>
-        <w:numPr>
-          <w:ilvl w:val="0"/>
-          <w:numId w:val="31"/>
-        </w:numPr>
-        <w:ind w:firstLineChars="0"/>
-      </w:pPr>
-      <w:r>
-        <w:rPr>
-          <w:rFonts w:hint="eastAsia"/>
-        </w:rPr>
-        <w:t>溢出可选方式的本质为对结果的</w:t>
-      </w:r>
-      <w:r>
-        <w:rPr>
-          <w:rFonts w:hint="eastAsia"/>
-        </w:rPr>
-        <w:t>强转，匹配符的结果不会作为结果返回</w:t>
-      </w:r>
-      <w:r>
-        <w:rPr>
-          <w:rFonts w:hint="eastAsia"/>
-        </w:rPr>
-        <w:t>；</w:t>
-      </w:r>
-    </w:p>
-    <w:p>
-      <w:pPr>
-        <w:pStyle w:val="ListParagraph"/>
-        <w:numPr>
-          <w:ilvl w:val="0"/>
-          <w:numId w:val="31"/>
-        </w:numPr>
-        <w:ind w:firstLineChars="0"/>
-      </w:pPr>
-      <w:r>
-        <w:rPr>
-          <w:rFonts w:hint="eastAsia"/>
-        </w:rPr>
-        <w:t>匹配符如果不考虑溢出处理，其结果必然是没有意义的，所以在可以分析溢出的情况下必须要考虑溢出问题；</w:t>
-      </w:r>
-    </w:p>
-    <w:p>
-      <w:pPr>
-        <w:pStyle w:val="ListParagraph"/>
-        <w:numPr>
-          <w:ilvl w:val="0"/>
-          <w:numId w:val="30"/>
-        </w:numPr>
-        <w:ind w:firstLineChars="0"/>
-      </w:pPr>
-      <w:r>
-        <w:rPr>
-          <w:rFonts w:hint="eastAsia"/>
-        </w:rPr>
-        <w:t>选择符</w:t>
-      </w:r>
-    </w:p>
-    <w:p>
-      <w:pPr>
-        <w:pStyle w:val="ListParagraph"/>
-        <w:ind w:left="717" w:firstLineChars="0" w:firstLine="0"/>
-      </w:pPr>
-      <w:r>
-        <w:rPr>
-          <w:rFonts w:hint="eastAsia"/>
-        </w:rPr>
-        <w:t>选择符作为目标列的返回，溢出问题由配置决定</w:t>
-      </w:r>
-      <w:r>
-        <w:rPr>
-          <w:rFonts w:hint="eastAsia"/>
-        </w:rPr>
-        <w:t>。</w:t>
-      </w:r>
-    </w:p>
-    <w:p>
-      <w:pPr>
-        <w:pStyle w:val="ListParagraph"/>
-        <w:numPr>
-          <w:ilvl w:val="0"/>
-          <w:numId w:val="30"/>
-        </w:numPr>
-        <w:ind w:firstLineChars="0"/>
-      </w:pPr>
-      <w:r>
-        <w:rPr>
-          <w:rFonts w:hint="eastAsia"/>
-        </w:rPr>
-        <w:t>更新符</w:t>
-      </w:r>
-    </w:p>
-    <w:p>
-      <w:pPr>
-        <w:pStyle w:val="ListParagraph"/>
-        <w:ind w:left="717" w:firstLineChars="0" w:firstLine="0"/>
-      </w:pPr>
-      <w:r>
-        <w:rPr>
-          <w:rFonts w:hint="eastAsia"/>
-        </w:rPr>
-        <w:t>更新符影响数据库内部数据，影响数据运算的正确性，影响目标列的返回的数据类型</w:t>
-      </w:r>
-      <w:r>
-        <w:rPr>
-          <w:rFonts w:hint="eastAsia"/>
-        </w:rPr>
-        <w:t>，溢出问题由配置决定</w:t>
-      </w:r>
-      <w:r>
-        <w:rPr>
-          <w:rFonts w:hint="eastAsia"/>
-        </w:rPr>
-        <w:t>。</w:t>
+        <w:t>约束和依赖</w:t>
+      </w:r>
+    </w:p>
+    <w:p>
+      <w:r>
+        <w:rPr>
+          <w:rFonts w:hint="eastAsia"/>
+        </w:rPr>
+        <w:t>讨论</w:t>
+      </w:r>
+      <w:r>
+        <w:rPr>
+          <w:rFonts w:hint="eastAsia"/>
+        </w:rPr>
+        <w:t xml:space="preserve"> </w:t>
+      </w:r>
+      <w:r>
+        <w:rPr>
+          <w:rFonts w:hint="eastAsia"/>
+        </w:rPr>
+        <w:t>数值溢出处理优化方案</w:t>
       </w:r>
     </w:p>
     <w:p>
@@ -836,34 +645,12 @@
         <w:rPr>
           <w:rFonts w:hint="eastAsia"/>
         </w:rPr>
-        <w:t>约束和依赖</w:t>
-      </w:r>
-    </w:p>
-    <w:p>
-      <w:r>
-        <w:rPr>
-          <w:rFonts w:hint="eastAsia"/>
-        </w:rPr>
-        <w:t>讨论</w:t>
-      </w:r>
-    </w:p>
-    <w:p>
-      <w:pPr>
-        <w:pStyle w:val="Heading2"/>
-      </w:pPr>
-      <w:r>
-        <w:rPr>
-          <w:rFonts w:hint="eastAsia"/>
-        </w:rPr>
         <w:t>简单设计</w:t>
       </w:r>
     </w:p>
     <w:p>
       <w:pPr>
         <w:pStyle w:val="Heading3"/>
-        <w:rPr>
-          <w:rFonts w:hint="eastAsia"/>
-        </w:rPr>
       </w:pPr>
       <w:r>
         <w:t>S</w:t>
@@ -1077,12 +864,11 @@
         <w:rPr>
           <w:noProof/>
         </w:rPr>
-        <w:lastRenderedPageBreak/>
         <w:drawing>
           <wp:inline distT="0" distB="0" distL="0" distR="0">
-            <wp:extent cx="5274310" cy="3109606"/>
+            <wp:extent cx="5274310" cy="3077701"/>
             <wp:effectExtent l="19050" t="0" r="2540" b="0"/>
-            <wp:docPr id="10" name="Picture 5" descr="C:\Documents and Settings\huangansheng\桌面\soft\VC414P~1\Patch\_6MQIB~0\选择符-原处理流程.png"/>
+            <wp:docPr id="2" name="Picture 1" descr="C:\Documents and Settings\huangansheng\桌面\soft\VC414P~1\Patch\_6MQIB~0\_6MQIB~0\选择符处理流程.png"/>
             <wp:cNvGraphicFramePr>
               <a:graphicFrameLocks xmlns:a="http://schemas.openxmlformats.org/drawingml/2006/main" noChangeAspect="1"/>
             </wp:cNvGraphicFramePr>
@@ -1090,7 +876,7 @@
               <a:graphicData uri="http://schemas.openxmlformats.org/drawingml/2006/picture">
                 <pic:pic xmlns:pic="http://schemas.openxmlformats.org/drawingml/2006/picture">
                   <pic:nvPicPr>
-                    <pic:cNvPr id="0" name="Picture 5" descr="C:\Documents and Settings\huangansheng\桌面\soft\VC414P~1\Patch\_6MQIB~0\选择符-原处理流程.png"/>
+                    <pic:cNvPr id="0" name="Picture 1" descr="C:\Documents and Settings\huangansheng\桌面\soft\VC414P~1\Patch\_6MQIB~0\_6MQIB~0\选择符处理流程.png"/>
                     <pic:cNvPicPr>
                       <a:picLocks noChangeAspect="1" noChangeArrowheads="1"/>
                     </pic:cNvPicPr>
@@ -1105,7 +891,7 @@
                   <pic:spPr bwMode="auto">
                     <a:xfrm>
                       <a:off x="0" y="0"/>
-                      <a:ext cx="5274310" cy="3109606"/>
+                      <a:ext cx="5274310" cy="3077701"/>
                     </a:xfrm>
                     <a:prstGeom prst="rect">
                       <a:avLst/>
@@ -1254,6 +1040,7 @@
         <w:rPr>
           <w:rFonts w:hint="eastAsia"/>
         </w:rPr>
+        <w:lastRenderedPageBreak/>
         <w:t>inc</w:t>
       </w:r>
       <w:r>
@@ -1516,7 +1303,6 @@
         <w:rPr>
           <w:rFonts w:hint="eastAsia"/>
         </w:rPr>
-        <w:lastRenderedPageBreak/>
         <w:t xml:space="preserve">1.3 </w:t>
       </w:r>
       <w:r>
@@ -1545,11 +1331,19 @@
         </w:rPr>
         <w:t>sql</w:t>
       </w:r>
+      <w:commentRangeStart w:id="0"/>
       <w:r>
         <w:rPr>
           <w:rFonts w:hint="eastAsia"/>
         </w:rPr>
         <w:t>处理流程主要包含个部分</w:t>
+      </w:r>
+      <w:commentRangeEnd w:id="0"/>
+      <w:r>
+        <w:rPr>
+          <w:rStyle w:val="CommentReference"/>
+        </w:rPr>
+        <w:commentReference w:id="0"/>
       </w:r>
       <w:r>
         <w:rPr>
@@ -1731,6 +1525,7 @@
         <w:rPr>
           <w:noProof/>
         </w:rPr>
+        <w:lastRenderedPageBreak/>
         <w:drawing>
           <wp:inline distT="0" distB="0" distL="0" distR="0">
             <wp:extent cx="5274310" cy="3553514"/>
@@ -1749,7 +1544,7 @@
                     </pic:cNvPicPr>
                   </pic:nvPicPr>
                   <pic:blipFill>
-                    <a:blip r:embed="rId10"/>
+                    <a:blip r:embed="rId11"/>
                     <a:srcRect/>
                     <a:stretch>
                       <a:fillRect/>
@@ -1862,21 +1657,42 @@
     <w:p>
       <w:pPr>
         <w:rPr>
-          <w:rFonts w:hint="eastAsia"/>
-        </w:rPr>
-      </w:pPr>
-    </w:p>
+          <w:color w:val="FF0000"/>
+        </w:rPr>
+      </w:pPr>
+      <w:r>
+        <w:rPr>
+          <w:rFonts w:hint="eastAsia"/>
+          <w:color w:val="FF0000"/>
+        </w:rPr>
+        <w:t>内置</w:t>
+      </w:r>
+      <w:r>
+        <w:rPr>
+          <w:rFonts w:hint="eastAsia"/>
+          <w:color w:val="FF0000"/>
+        </w:rPr>
+        <w:t>sql</w:t>
+      </w:r>
+      <w:r>
+        <w:rPr>
+          <w:rFonts w:hint="eastAsia"/>
+          <w:color w:val="FF0000"/>
+        </w:rPr>
+        <w:t>不处理</w:t>
+      </w:r>
+    </w:p>
+    <w:p/>
     <w:p>
       <w:pPr>
         <w:pStyle w:val="Heading4"/>
-        <w:numPr>
-          <w:ilvl w:val="1"/>
-          <w:numId w:val="39"/>
-        </w:numPr>
-        <w:rPr>
-          <w:rFonts w:hint="eastAsia"/>
-        </w:rPr>
-      </w:pPr>
+      </w:pPr>
+      <w:r>
+        <w:rPr>
+          <w:rFonts w:hint="eastAsia"/>
+        </w:rPr>
+        <w:t>1.4</w:t>
+      </w:r>
       <w:r>
         <w:rPr>
           <w:rFonts w:hint="eastAsia"/>
@@ -1907,11 +1723,6 @@
       </w:r>
     </w:p>
     <w:p>
-      <w:pPr>
-        <w:rPr>
-          <w:rFonts w:hint="eastAsia"/>
-        </w:rPr>
-      </w:pPr>
       <w:r>
         <w:rPr>
           <w:rFonts w:hint="eastAsia"/>
@@ -1940,9 +1751,6 @@
     <w:p>
       <w:pPr>
         <w:pStyle w:val="Heading4"/>
-        <w:rPr>
-          <w:rFonts w:hint="eastAsia"/>
-        </w:rPr>
       </w:pPr>
       <w:r>
         <w:rPr>
@@ -1958,11 +1766,6 @@
       </w:r>
     </w:p>
     <w:p>
-      <w:pPr>
-        <w:rPr>
-          <w:rFonts w:hint="eastAsia"/>
-        </w:rPr>
-      </w:pPr>
       <w:r>
         <w:rPr>
           <w:rFonts w:hint="eastAsia"/>
@@ -1983,11 +1786,6 @@
       </w:r>
     </w:p>
     <w:p>
-      <w:pPr>
-        <w:rPr>
-          <w:rFonts w:hint="eastAsia"/>
-        </w:rPr>
-      </w:pPr>
       <w:r>
         <w:t>S</w:t>
       </w:r>
@@ -2041,11 +1839,6 @@
       </w:r>
     </w:p>
     <w:p>
-      <w:pPr>
-        <w:rPr>
-          <w:rFonts w:hint="eastAsia"/>
-        </w:rPr>
-      </w:pPr>
       <w:r>
         <w:t>C</w:t>
       </w:r>
@@ -2249,79 +2042,68 @@
       </w:r>
     </w:p>
     <w:p>
-      <w:pPr>
-        <w:rPr>
-          <w:rFonts w:hint="eastAsia"/>
-        </w:rPr>
-      </w:pPr>
-      <w:r>
+      <w:r>
+        <w:t>A</w:t>
+      </w:r>
+      <w:r>
+        <w:rPr>
+          <w:rFonts w:hint="eastAsia"/>
+        </w:rPr>
+        <w:t>vg</w:t>
+      </w:r>
+      <w:r>
+        <w:rPr>
+          <w:rFonts w:hint="eastAsia"/>
+        </w:rPr>
+        <w:t>：存储类型为：</w:t>
+      </w:r>
+      <w:r>
+        <w:rPr>
+          <w:rFonts w:hint="eastAsia"/>
+        </w:rPr>
+        <w:t>FLOAT64</w:t>
+      </w:r>
+      <w:r>
+        <w:rPr>
+          <w:rFonts w:hint="eastAsia"/>
+        </w:rPr>
+        <w:t>（</w:t>
+      </w:r>
+      <w:r>
+        <w:rPr>
+          <w:rFonts w:hint="eastAsia"/>
+        </w:rPr>
+        <w:t>double</w:t>
+      </w:r>
+      <w:r>
+        <w:rPr>
+          <w:rFonts w:hint="eastAsia"/>
+        </w:rPr>
+        <w:t>）</w:t>
+      </w:r>
+      <w:r>
+        <w:rPr>
+          <w:rFonts w:hint="eastAsia"/>
+        </w:rPr>
+        <w:t>/decimal</w:t>
+      </w:r>
+      <w:r>
+        <w:rPr>
+          <w:rFonts w:hint="eastAsia"/>
+        </w:rPr>
+        <w:t>，不考虑溢出问题；</w:t>
+      </w:r>
+    </w:p>
+    <w:p/>
+    <w:p>
+      <w:pPr>
+        <w:pStyle w:val="Heading3"/>
+      </w:pPr>
+      <w:r>
+        <w:rPr>
+          <w:rFonts w:hint="eastAsia"/>
+        </w:rPr>
         <w:lastRenderedPageBreak/>
-        <w:t>A</w:t>
-      </w:r>
-      <w:r>
-        <w:rPr>
-          <w:rFonts w:hint="eastAsia"/>
-        </w:rPr>
-        <w:t>vg</w:t>
-      </w:r>
-      <w:r>
-        <w:rPr>
-          <w:rFonts w:hint="eastAsia"/>
-        </w:rPr>
-        <w:t>：存储类型为：</w:t>
-      </w:r>
-      <w:r>
-        <w:rPr>
-          <w:rFonts w:hint="eastAsia"/>
-        </w:rPr>
-        <w:t>FLOAT64</w:t>
-      </w:r>
-      <w:r>
-        <w:rPr>
-          <w:rFonts w:hint="eastAsia"/>
-        </w:rPr>
-        <w:t>（</w:t>
-      </w:r>
-      <w:r>
-        <w:rPr>
-          <w:rFonts w:hint="eastAsia"/>
-        </w:rPr>
-        <w:t>double</w:t>
-      </w:r>
-      <w:r>
-        <w:rPr>
-          <w:rFonts w:hint="eastAsia"/>
-        </w:rPr>
-        <w:t>）</w:t>
-      </w:r>
-      <w:r>
-        <w:rPr>
-          <w:rFonts w:hint="eastAsia"/>
-        </w:rPr>
-        <w:t>/decimal</w:t>
-      </w:r>
-      <w:r>
-        <w:rPr>
-          <w:rFonts w:hint="eastAsia"/>
-        </w:rPr>
-        <w:t>，不考虑溢出问题；</w:t>
-      </w:r>
-    </w:p>
-    <w:p>
-      <w:pPr>
-        <w:rPr>
-          <w:rFonts w:hint="eastAsia"/>
-        </w:rPr>
-      </w:pPr>
-    </w:p>
-    <w:p>
-      <w:pPr>
-        <w:pStyle w:val="Heading3"/>
-      </w:pPr>
-      <w:r>
-        <w:rPr>
-          <w:rFonts w:hint="eastAsia"/>
-        </w:rPr>
         <w:t>溢出属性在处理中的位置</w:t>
       </w:r>
     </w:p>
@@ -2373,9 +2155,9 @@
         </w:rPr>
         <w:drawing>
           <wp:inline distT="0" distB="0" distL="0" distR="0">
-            <wp:extent cx="5274310" cy="3074645"/>
+            <wp:extent cx="5274310" cy="3058730"/>
             <wp:effectExtent l="19050" t="0" r="2540" b="0"/>
-            <wp:docPr id="11" name="Picture 6" descr="C:\Documents and Settings\huangansheng\桌面\soft\VC414P~1\Patch\_6MQIB~0\选择符-修改后流程.png"/>
+            <wp:docPr id="3" name="Picture 2" descr="C:\Documents and Settings\huangansheng\桌面\soft\VC414P~1\Patch\_6MQIB~0\_6MQIB~0\选择符修改后处理流程.png"/>
             <wp:cNvGraphicFramePr>
               <a:graphicFrameLocks xmlns:a="http://schemas.openxmlformats.org/drawingml/2006/main" noChangeAspect="1"/>
             </wp:cNvGraphicFramePr>
@@ -2383,13 +2165,13 @@
               <a:graphicData uri="http://schemas.openxmlformats.org/drawingml/2006/picture">
                 <pic:pic xmlns:pic="http://schemas.openxmlformats.org/drawingml/2006/picture">
                   <pic:nvPicPr>
-                    <pic:cNvPr id="0" name="Picture 6" descr="C:\Documents and Settings\huangansheng\桌面\soft\VC414P~1\Patch\_6MQIB~0\选择符-修改后流程.png"/>
+                    <pic:cNvPr id="0" name="Picture 2" descr="C:\Documents and Settings\huangansheng\桌面\soft\VC414P~1\Patch\_6MQIB~0\_6MQIB~0\选择符修改后处理流程.png"/>
                     <pic:cNvPicPr>
                       <a:picLocks noChangeAspect="1" noChangeArrowheads="1"/>
                     </pic:cNvPicPr>
                   </pic:nvPicPr>
                   <pic:blipFill>
-                    <a:blip r:embed="rId11"/>
+                    <a:blip r:embed="rId12"/>
                     <a:srcRect/>
                     <a:stretch>
                       <a:fillRect/>
@@ -2398,7 +2180,7 @@
                   <pic:spPr bwMode="auto">
                     <a:xfrm>
                       <a:off x="0" y="0"/>
-                      <a:ext cx="5274310" cy="3074645"/>
+                      <a:ext cx="5274310" cy="3058730"/>
                     </a:xfrm>
                     <a:prstGeom prst="rect">
                       <a:avLst/>
@@ -2549,7 +2331,7 @@
                     </pic:cNvPicPr>
                   </pic:nvPicPr>
                   <pic:blipFill>
-                    <a:blip r:embed="rId12"/>
+                    <a:blip r:embed="rId13"/>
                     <a:srcRect/>
                     <a:stretch>
                       <a:fillRect/>
@@ -2711,7 +2493,7 @@
                     </pic:cNvPicPr>
                   </pic:nvPicPr>
                   <pic:blipFill>
-                    <a:blip r:embed="rId13"/>
+                    <a:blip r:embed="rId14"/>
                     <a:srcRect/>
                     <a:stretch>
                       <a:fillRect/>
@@ -2890,11 +2672,19 @@
         </w:rPr>
         <w:t>配置文件中新增是否启动溢出处理开关</w:t>
       </w:r>
+      <w:commentRangeStart w:id="1"/>
       <w:r>
         <w:rPr>
           <w:rFonts w:hint="eastAsia"/>
         </w:rPr>
         <w:t>enableoverflowcheck</w:t>
+      </w:r>
+      <w:commentRangeEnd w:id="1"/>
+      <w:r>
+        <w:rPr>
+          <w:rStyle w:val="CommentReference"/>
+        </w:rPr>
+        <w:commentReference w:id="1"/>
       </w:r>
       <w:r>
         <w:rPr>
@@ -2995,7 +2785,7 @@
                     </pic:cNvPicPr>
                   </pic:nvPicPr>
                   <pic:blipFill>
-                    <a:blip r:embed="rId14"/>
+                    <a:blip r:embed="rId15"/>
                     <a:srcRect/>
                     <a:stretch>
                       <a:fillRect/>
@@ -4102,7 +3892,7 @@
                     </pic:cNvPicPr>
                   </pic:nvPicPr>
                   <pic:blipFill>
-                    <a:blip r:embed="rId15"/>
+                    <a:blip r:embed="rId16"/>
                     <a:srcRect/>
                     <a:stretch>
                       <a:fillRect/>
@@ -4240,7 +4030,7 @@
                     </pic:cNvPicPr>
                   </pic:nvPicPr>
                   <pic:blipFill>
-                    <a:blip r:embed="rId16"/>
+                    <a:blip r:embed="rId17"/>
                     <a:srcRect/>
                     <a:stretch>
                       <a:fillRect/>
@@ -4436,12 +4226,42 @@
           <w:p>
             <w:pPr>
               <w:ind w:left="0"/>
-            </w:pPr>
-            <w:r>
-              <w:rPr>
-                <w:rFonts w:hint="eastAsia"/>
+              <w:rPr>
+                <w:strike/>
+              </w:rPr>
+            </w:pPr>
+            <w:r>
+              <w:rPr>
+                <w:rFonts w:hint="eastAsia"/>
+                <w:strike/>
               </w:rPr>
               <w:t>必须要保证属性一致</w:t>
+            </w:r>
+            <w:r>
+              <w:rPr>
+                <w:rFonts w:hint="eastAsia"/>
+                <w:strike/>
+              </w:rPr>
+              <w:t xml:space="preserve"> </w:t>
+            </w:r>
+          </w:p>
+          <w:p>
+            <w:pPr>
+              <w:ind w:left="0"/>
+            </w:pPr>
+            <w:r>
+              <w:rPr>
+                <w:rFonts w:hint="eastAsia"/>
+                <w:color w:val="FF0000"/>
+              </w:rPr>
+              <w:t>不影响</w:t>
+            </w:r>
+            <w:r>
+              <w:rPr>
+                <w:rFonts w:hint="eastAsia"/>
+                <w:color w:val="FF0000"/>
+              </w:rPr>
+              <w:t xml:space="preserve"> </w:t>
             </w:r>
           </w:p>
         </w:tc>
@@ -4493,7 +4313,13 @@
               <w:rPr>
                 <w:rFonts w:hint="eastAsia"/>
               </w:rPr>
-              <w:t>层获取表结果信息</w:t>
+              <w:t>层获取表结够</w:t>
+            </w:r>
+            <w:r>
+              <w:rPr>
+                <w:rFonts w:hint="eastAsia"/>
+              </w:rPr>
+              <w:t>信息</w:t>
             </w:r>
           </w:p>
         </w:tc>
@@ -4562,7 +4388,13 @@
               <w:rPr>
                 <w:rFonts w:hint="eastAsia"/>
               </w:rPr>
-              <w:t>层获取表结果信息</w:t>
+              <w:t>层获取表结够</w:t>
+            </w:r>
+            <w:r>
+              <w:rPr>
+                <w:rFonts w:hint="eastAsia"/>
+              </w:rPr>
+              <w:t>信息</w:t>
             </w:r>
           </w:p>
         </w:tc>
@@ -4608,7 +4440,13 @@
               <w:rPr>
                 <w:rFonts w:hint="eastAsia"/>
               </w:rPr>
-              <w:t>层获取表结果信息</w:t>
+              <w:t>层获取表结够</w:t>
+            </w:r>
+            <w:r>
+              <w:rPr>
+                <w:rFonts w:hint="eastAsia"/>
+              </w:rPr>
+              <w:t>信息</w:t>
             </w:r>
           </w:p>
         </w:tc>
@@ -5269,11 +5107,68 @@
         <w:t>方案对比</w:t>
       </w:r>
     </w:p>
+    <w:p>
+      <w:r>
+        <w:t>S</w:t>
+      </w:r>
+      <w:r>
+        <w:rPr>
+          <w:rFonts w:hint="eastAsia"/>
+        </w:rPr>
+        <w:t xml:space="preserve">ql </w:t>
+      </w:r>
+      <w:r>
+        <w:rPr>
+          <w:rFonts w:hint="eastAsia"/>
+        </w:rPr>
+        <w:t>不处理</w:t>
+      </w:r>
+    </w:p>
+    <w:p>
+      <w:r>
+        <w:rPr>
+          <w:rFonts w:hint="eastAsia"/>
+        </w:rPr>
+        <w:t>Java</w:t>
+      </w:r>
+      <w:r>
+        <w:rPr>
+          <w:rFonts w:hint="eastAsia"/>
+        </w:rPr>
+        <w:t>对象转换</w:t>
+      </w:r>
+      <w:r>
+        <w:rPr>
+          <w:rFonts w:hint="eastAsia"/>
+        </w:rPr>
+        <w:t xml:space="preserve"> </w:t>
+      </w:r>
+      <w:r>
+        <w:rPr>
+          <w:rFonts w:hint="eastAsia"/>
+        </w:rPr>
+        <w:t>结果（</w:t>
+      </w:r>
+      <w:r>
+        <w:rPr>
+          <w:rFonts w:hint="eastAsia"/>
+        </w:rPr>
+        <w:t>int int64</w:t>
+      </w:r>
+      <w:r>
+        <w:rPr>
+          <w:rFonts w:hint="eastAsia"/>
+        </w:rPr>
+        <w:t>）</w:t>
+      </w:r>
+    </w:p>
+    <w:p/>
+    <w:p/>
     <w:tbl>
       <w:tblPr>
         <w:tblStyle w:val="TableGrid"/>
         <w:tblW w:w="0" w:type="auto"/>
-        <w:tblInd w:w="660" w:type="dxa"/>
+        <w:tblInd w:w="675" w:type="dxa"/>
         <w:tblLook w:val="04A0"/>
       </w:tblPr>
       <w:tblGrid>
@@ -5289,7 +5184,7 @@
         </w:trPr>
         <w:tc>
           <w:tcPr>
-            <w:tcW w:w="1761" w:type="dxa"/>
+            <w:tcW w:w="1746" w:type="dxa"/>
             <w:gridSpan w:val="2"/>
           </w:tcPr>
           <w:p>
@@ -5333,14 +5228,14 @@
               <w:ind w:left="0"/>
               <w:rPr>
                 <w:b/>
-                <w:color w:val="000000" w:themeColor="text1"/>
+                <w:color w:val="FF0000"/>
               </w:rPr>
             </w:pPr>
             <w:r>
               <w:rPr>
                 <w:rFonts w:hint="eastAsia"/>
                 <w:b/>
-                <w:color w:val="000000" w:themeColor="text1"/>
+                <w:color w:val="FF0000"/>
               </w:rPr>
               <w:t>集合属性</w:t>
             </w:r>
@@ -5375,7 +5270,7 @@
         </w:trPr>
         <w:tc>
           <w:tcPr>
-            <w:tcW w:w="426" w:type="dxa"/>
+            <w:tcW w:w="411" w:type="dxa"/>
           </w:tcPr>
           <w:p>
             <w:pPr>
@@ -5425,29 +5320,15 @@
               <w:spacing w:line="276" w:lineRule="auto"/>
               <w:ind w:left="0"/>
               <w:rPr>
-                <w:rFonts w:hint="eastAsia"/>
-                <w:color w:val="000000" w:themeColor="text1"/>
-              </w:rPr>
-            </w:pPr>
-            <w:r>
-              <w:rPr>
-                <w:color w:val="000000" w:themeColor="text1"/>
-              </w:rPr>
-              <w:t>S</w:t>
-            </w:r>
-            <w:r>
-              <w:rPr>
-                <w:rFonts w:hint="eastAsia"/>
-                <w:color w:val="000000" w:themeColor="text1"/>
-              </w:rPr>
-              <w:t>db.conf</w:t>
-            </w:r>
-            <w:r>
-              <w:rPr>
-                <w:rFonts w:hint="eastAsia"/>
-                <w:color w:val="000000" w:themeColor="text1"/>
-              </w:rPr>
-              <w:t>配置文件</w:t>
+                <w:color w:val="000000" w:themeColor="text1"/>
+              </w:rPr>
+            </w:pPr>
+            <w:r>
+              <w:rPr>
+                <w:rFonts w:hint="eastAsia"/>
+                <w:color w:val="000000" w:themeColor="text1"/>
+              </w:rPr>
+              <w:t>全局配置，整个环境统一处理</w:t>
             </w:r>
           </w:p>
         </w:tc>
@@ -5460,23 +5341,15 @@
               <w:spacing w:line="276" w:lineRule="auto"/>
               <w:ind w:left="0"/>
               <w:rPr>
-                <w:rFonts w:hint="eastAsia"/>
-                <w:color w:val="000000" w:themeColor="text1"/>
-              </w:rPr>
-            </w:pPr>
-            <w:r>
-              <w:rPr>
-                <w:rFonts w:hint="eastAsia"/>
-                <w:color w:val="000000" w:themeColor="text1"/>
-              </w:rPr>
-              <w:t>createCL</w:t>
-            </w:r>
-            <w:r>
-              <w:rPr>
-                <w:rFonts w:hint="eastAsia"/>
-                <w:color w:val="000000" w:themeColor="text1"/>
-              </w:rPr>
-              <w:t>（）</w:t>
+                <w:color w:val="000000" w:themeColor="text1"/>
+              </w:rPr>
+            </w:pPr>
+            <w:r>
+              <w:rPr>
+                <w:rFonts w:hint="eastAsia"/>
+                <w:color w:val="000000" w:themeColor="text1"/>
+              </w:rPr>
+              <w:t>绑定在某一个集合上</w:t>
             </w:r>
           </w:p>
         </w:tc>
@@ -5488,31 +5361,6 @@
             <w:pPr>
               <w:ind w:left="0"/>
               <w:rPr>
-                <w:rFonts w:hint="eastAsia"/>
-              </w:rPr>
-            </w:pPr>
-            <w:r>
-              <w:t>F</w:t>
-            </w:r>
-            <w:r>
-              <w:rPr>
-                <w:rFonts w:hint="eastAsia"/>
-              </w:rPr>
-              <w:t>ind().flags()</w:t>
-            </w:r>
-            <w:r>
-              <w:rPr>
-                <w:rFonts w:hint="eastAsia"/>
-              </w:rPr>
-              <w:t>；</w:t>
-            </w:r>
-          </w:p>
-          <w:p>
-            <w:pPr>
-              <w:spacing w:line="276" w:lineRule="auto"/>
-              <w:ind w:left="0"/>
-              <w:rPr>
-                <w:rFonts w:hint="eastAsia"/>
                 <w:color w:val="000000" w:themeColor="text1"/>
               </w:rPr>
             </w:pPr>
@@ -5522,7 +5370,7 @@
       <w:tr>
         <w:tc>
           <w:tcPr>
-            <w:tcW w:w="426" w:type="dxa"/>
+            <w:tcW w:w="411" w:type="dxa"/>
             <w:vMerge w:val="restart"/>
           </w:tcPr>
           <w:p>
@@ -5531,7 +5379,6 @@
               <w:ind w:left="0"/>
               <w:jc w:val="center"/>
               <w:rPr>
-                <w:rFonts w:hint="eastAsia"/>
                 <w:color w:val="000000" w:themeColor="text1"/>
               </w:rPr>
             </w:pPr>
@@ -5628,14 +5475,13 @@
       <w:tr>
         <w:tc>
           <w:tcPr>
-            <w:tcW w:w="426" w:type="dxa"/>
+            <w:tcW w:w="411" w:type="dxa"/>
             <w:vMerge/>
           </w:tcPr>
           <w:p>
             <w:pPr>
               <w:ind w:left="0"/>
               <w:rPr>
-                <w:rFonts w:hint="eastAsia"/>
                 <w:color w:val="000000" w:themeColor="text1"/>
               </w:rPr>
             </w:pPr>
@@ -5725,14 +5571,13 @@
       <w:tr>
         <w:tc>
           <w:tcPr>
-            <w:tcW w:w="426" w:type="dxa"/>
+            <w:tcW w:w="411" w:type="dxa"/>
             <w:vMerge/>
           </w:tcPr>
           <w:p>
             <w:pPr>
               <w:ind w:left="0"/>
               <w:rPr>
-                <w:rFonts w:hint="eastAsia"/>
                 <w:color w:val="000000" w:themeColor="text1"/>
               </w:rPr>
             </w:pPr>
@@ -5970,13 +5815,12 @@
       <w:tr>
         <w:tc>
           <w:tcPr>
-            <w:tcW w:w="426" w:type="dxa"/>
-          </w:tcPr>
-          <w:p>
-            <w:pPr>
-              <w:ind w:left="0"/>
-              <w:rPr>
-                <w:rFonts w:hint="eastAsia"/>
+            <w:tcW w:w="411" w:type="dxa"/>
+          </w:tcPr>
+          <w:p>
+            <w:pPr>
+              <w:ind w:left="0"/>
+              <w:rPr>
                 <w:color w:val="000000" w:themeColor="text1"/>
               </w:rPr>
             </w:pPr>
@@ -6101,14 +5945,13 @@
       <w:tr>
         <w:tc>
           <w:tcPr>
-            <w:tcW w:w="426" w:type="dxa"/>
+            <w:tcW w:w="411" w:type="dxa"/>
             <w:vMerge w:val="restart"/>
           </w:tcPr>
           <w:p>
             <w:pPr>
               <w:ind w:left="0"/>
               <w:rPr>
-                <w:rFonts w:hint="eastAsia"/>
                 <w:color w:val="000000" w:themeColor="text1"/>
               </w:rPr>
             </w:pPr>
@@ -6233,14 +6076,13 @@
       <w:tr>
         <w:tc>
           <w:tcPr>
-            <w:tcW w:w="426" w:type="dxa"/>
+            <w:tcW w:w="411" w:type="dxa"/>
             <w:vMerge/>
           </w:tcPr>
           <w:p>
             <w:pPr>
               <w:ind w:left="0"/>
               <w:rPr>
-                <w:rFonts w:hint="eastAsia"/>
                 <w:color w:val="000000" w:themeColor="text1"/>
               </w:rPr>
             </w:pPr>
@@ -6337,14 +6179,13 @@
       <w:tr>
         <w:tc>
           <w:tcPr>
-            <w:tcW w:w="426" w:type="dxa"/>
+            <w:tcW w:w="411" w:type="dxa"/>
             <w:vMerge/>
           </w:tcPr>
           <w:p>
             <w:pPr>
               <w:ind w:left="0"/>
               <w:rPr>
-                <w:rFonts w:hint="eastAsia"/>
                 <w:color w:val="000000" w:themeColor="text1"/>
               </w:rPr>
             </w:pPr>
@@ -6434,14 +6275,13 @@
       <w:tr>
         <w:tc>
           <w:tcPr>
-            <w:tcW w:w="426" w:type="dxa"/>
+            <w:tcW w:w="411" w:type="dxa"/>
             <w:vMerge/>
           </w:tcPr>
           <w:p>
             <w:pPr>
               <w:ind w:left="0"/>
               <w:rPr>
-                <w:rFonts w:hint="eastAsia"/>
                 <w:color w:val="000000" w:themeColor="text1"/>
               </w:rPr>
             </w:pPr>
@@ -6503,7 +6343,7 @@
                 <w:rFonts w:hint="eastAsia"/>
                 <w:color w:val="FF0000"/>
               </w:rPr>
-              <w:t>必须保持一致</w:t>
+              <w:t>不影响</w:t>
             </w:r>
           </w:p>
         </w:tc>
@@ -6531,14 +6371,13 @@
       <w:tr>
         <w:tc>
           <w:tcPr>
-            <w:tcW w:w="426" w:type="dxa"/>
+            <w:tcW w:w="411" w:type="dxa"/>
             <w:vMerge/>
           </w:tcPr>
           <w:p>
             <w:pPr>
               <w:ind w:left="0"/>
               <w:rPr>
-                <w:rFonts w:hint="eastAsia"/>
                 <w:color w:val="000000" w:themeColor="text1"/>
               </w:rPr>
             </w:pPr>
@@ -6635,14 +6474,13 @@
       <w:tr>
         <w:tc>
           <w:tcPr>
-            <w:tcW w:w="426" w:type="dxa"/>
+            <w:tcW w:w="411" w:type="dxa"/>
             <w:vMerge/>
           </w:tcPr>
           <w:p>
             <w:pPr>
               <w:ind w:left="0"/>
               <w:rPr>
-                <w:rFonts w:hint="eastAsia"/>
                 <w:color w:val="000000" w:themeColor="text1"/>
               </w:rPr>
             </w:pPr>
@@ -6732,14 +6570,13 @@
       <w:tr>
         <w:tc>
           <w:tcPr>
-            <w:tcW w:w="426" w:type="dxa"/>
+            <w:tcW w:w="411" w:type="dxa"/>
             <w:vMerge/>
           </w:tcPr>
           <w:p>
             <w:pPr>
               <w:ind w:left="0"/>
               <w:rPr>
-                <w:rFonts w:hint="eastAsia"/>
                 <w:color w:val="000000" w:themeColor="text1"/>
               </w:rPr>
             </w:pPr>
@@ -6829,14 +6666,13 @@
       <w:tr>
         <w:tc>
           <w:tcPr>
-            <w:tcW w:w="426" w:type="dxa"/>
+            <w:tcW w:w="411" w:type="dxa"/>
             <w:vMerge/>
           </w:tcPr>
           <w:p>
             <w:pPr>
               <w:ind w:left="0"/>
               <w:rPr>
-                <w:rFonts w:hint="eastAsia"/>
                 <w:color w:val="000000" w:themeColor="text1"/>
               </w:rPr>
             </w:pPr>
@@ -6926,7 +6762,7 @@
       <w:tr>
         <w:tc>
           <w:tcPr>
-            <w:tcW w:w="426" w:type="dxa"/>
+            <w:tcW w:w="411" w:type="dxa"/>
           </w:tcPr>
           <w:p>
             <w:pPr>
@@ -7018,6 +6854,9 @@
         <w:t>情况</w:t>
       </w:r>
     </w:p>
+    <w:p/>
+    <w:p/>
+    <w:p/>
     <w:p/>
     <w:sectPr>
       <w:pgSz w:w="11906" w:h="16838"/>
@@ -7027,6 +6866,52 @@
     </w:sectPr>
   </w:body>
 </w:document>
+</file>
+
+<file path=word/comments.xml><?xml version="1.0" encoding="utf-8"?>
+<w:comments xmlns:ve="http://schemas.openxmlformats.org/markup-compatibility/2006" xmlns:o="urn:schemas-microsoft-com:office:office" xmlns:r="http://schemas.openxmlformats.org/officeDocument/2006/relationships" xmlns:m="http://schemas.openxmlformats.org/officeDocument/2006/math" xmlns:v="urn:schemas-microsoft-com:vml" xmlns:wp="http://schemas.openxmlformats.org/drawingml/2006/wordprocessingDrawing" xmlns:w10="urn:schemas-microsoft-com:office:word" xmlns:w="http://schemas.openxmlformats.org/wordprocessingml/2006/main" xmlns:wne="http://schemas.microsoft.com/office/word/2006/wordml">
+  <w:comment w:id="0" w:author="huangansheng" w:date="2017-08-09T14:00:00Z" w:initials="h">
+    <w:p>
+      <w:pPr>
+        <w:pStyle w:val="CommentText"/>
+      </w:pPr>
+      <w:r>
+        <w:rPr>
+          <w:rStyle w:val="CommentReference"/>
+        </w:rPr>
+        <w:annotationRef/>
+      </w:r>
+      <w:r>
+        <w:t>U</w:t>
+      </w:r>
+      <w:r>
+        <w:rPr>
+          <w:rFonts w:hint="eastAsia"/>
+        </w:rPr>
+        <w:t>pdate a = +-/*</w:t>
+      </w:r>
+    </w:p>
+  </w:comment>
+  <w:comment w:id="1" w:author="huangansheng" w:date="2017-08-09T13:30:00Z" w:initials="h">
+    <w:p>
+      <w:pPr>
+        <w:pStyle w:val="CommentText"/>
+      </w:pPr>
+      <w:r>
+        <w:rPr>
+          <w:rStyle w:val="CommentReference"/>
+        </w:rPr>
+        <w:annotationRef/>
+      </w:r>
+      <w:r>
+        <w:rPr>
+          <w:rFonts w:hint="eastAsia"/>
+        </w:rPr>
+        <w:t>名字，用户层面</w:t>
+      </w:r>
+    </w:p>
+  </w:comment>
+</w:comments>
 </file>
 
 <file path=word/endnotes.xml><?xml version="1.0" encoding="utf-8"?>
@@ -7838,7 +7723,7 @@
   <w:abstractNum w:abstractNumId="8">
     <w:nsid w:val="2A9554C2"/>
     <w:multiLevelType w:val="multilevel"/>
-    <w:tmpl w:val="C35639BA"/>
+    <w:tmpl w:val="EBA6FB3A"/>
     <w:lvl w:ilvl="0">
       <w:start w:val="2"/>
       <w:numFmt w:val="decimal"/>
@@ -7852,88 +7737,74 @@
       </w:rPr>
     </w:lvl>
     <w:lvl w:ilvl="1">
-      <w:start w:val="2"/>
-      <w:numFmt w:val="decimal"/>
-      <w:lvlText w:val="%1.%4......ߗ걧"/>
-      <w:lvlJc w:val="left"/>
-      <w:pPr>
-        <w:ind w:left="1978" w:hanging="1800"/>
-      </w:pPr>
-      <w:rPr>
-        <w:rFonts w:hint="default"/>
-      </w:rPr>
+      <w:numFmt w:val="none"/>
+      <w:lvlText w:val=""/>
+      <w:lvlJc w:val="left"/>
+      <w:pPr>
+        <w:tabs>
+          <w:tab w:val="num" w:pos="360"/>
+        </w:tabs>
+      </w:pPr>
     </w:lvl>
     <w:lvl w:ilvl="2">
-      <w:start w:val="4"/>
-      <w:numFmt w:val="decimal"/>
-      <w:lvlText w:val="%1.%4.%5.....ߗ걧䀀ۍ"/>
-      <w:lvlJc w:val="left"/>
-      <w:pPr>
-        <w:ind w:left="2516" w:hanging="2160"/>
-      </w:pPr>
-      <w:rPr>
-        <w:rFonts w:hint="default"/>
-      </w:rPr>
+      <w:numFmt w:val="none"/>
+      <w:lvlText w:val=""/>
+      <w:lvlJc w:val="left"/>
+      <w:pPr>
+        <w:tabs>
+          <w:tab w:val="num" w:pos="360"/>
+        </w:tabs>
+      </w:pPr>
     </w:lvl>
     <w:lvl w:ilvl="3">
-      <w:start w:val="1"/>
-      <w:numFmt w:val="decimal"/>
-      <w:lvlText w:val="%1.%4.%5.%6....ߗ걧䀀ۍ"/>
-      <w:lvlJc w:val="left"/>
-      <w:pPr>
-        <w:ind w:left="2694" w:hanging="2160"/>
-      </w:pPr>
-      <w:rPr>
-        <w:rFonts w:hint="default"/>
-      </w:rPr>
+      <w:numFmt w:val="none"/>
+      <w:lvlText w:val=""/>
+      <w:lvlJc w:val="left"/>
+      <w:pPr>
+        <w:tabs>
+          <w:tab w:val="num" w:pos="360"/>
+        </w:tabs>
+      </w:pPr>
     </w:lvl>
     <w:lvl w:ilvl="4">
-      <w:start w:val="1"/>
-      <w:numFmt w:val="decimal"/>
-      <w:lvlText w:val="%1.%4.%5.%6.%7...ߗ걧䀀ۍ饴-"/>
-      <w:lvlJc w:val="left"/>
-      <w:pPr>
-        <w:ind w:left="3232" w:hanging="2520"/>
-      </w:pPr>
-      <w:rPr>
-        <w:rFonts w:hint="default"/>
-      </w:rPr>
+      <w:numFmt w:val="none"/>
+      <w:lvlText w:val=""/>
+      <w:lvlJc w:val="left"/>
+      <w:pPr>
+        <w:tabs>
+          <w:tab w:val="num" w:pos="360"/>
+        </w:tabs>
+      </w:pPr>
     </w:lvl>
     <w:lvl w:ilvl="5">
-      <w:start w:val="1"/>
-      <w:numFmt w:val="decimal"/>
-      <w:lvlText w:val="%1.%4.%5.%6.%7.%8..ߗ걧䀀ۍ饴-|"/>
-      <w:lvlJc w:val="left"/>
-      <w:pPr>
-        <w:ind w:left="3770" w:hanging="2880"/>
-      </w:pPr>
-      <w:rPr>
-        <w:rFonts w:hint="default"/>
-      </w:rPr>
+      <w:numFmt w:val="none"/>
+      <w:lvlText w:val=""/>
+      <w:lvlJc w:val="left"/>
+      <w:pPr>
+        <w:tabs>
+          <w:tab w:val="num" w:pos="360"/>
+        </w:tabs>
+      </w:pPr>
     </w:lvl>
     <w:lvl w:ilvl="6">
-      <w:start w:val="1"/>
-      <w:numFmt w:val="decimal"/>
-      <w:lvlText w:val="%1.%4.%5.%6.%7.%8.%9.ߗ걧䀀ۍ饴-|㕼Ǵ"/>
-      <w:lvlJc w:val="left"/>
-      <w:pPr>
-        <w:ind w:left="4308" w:hanging="3240"/>
-      </w:pPr>
-      <w:rPr>
-        <w:rFonts w:hint="default"/>
-      </w:rPr>
+      <w:numFmt w:val="none"/>
+      <w:lvlText w:val=""/>
+      <w:lvlJc w:val="left"/>
+      <w:pPr>
+        <w:tabs>
+          <w:tab w:val="num" w:pos="360"/>
+        </w:tabs>
+      </w:pPr>
     </w:lvl>
     <w:lvl w:ilvl="7">
-      <w:start w:val="1"/>
-      <w:numFmt w:val="decimal"/>
-      <w:lvlText w:val="%1.%4.%5.%6.%7.%8.%9."/>
-      <w:lvlJc w:val="left"/>
-      <w:pPr>
-        <w:ind w:left="2686" w:hanging="1440"/>
-      </w:pPr>
-      <w:rPr>
-        <w:rFonts w:hint="default"/>
-      </w:rPr>
+      <w:numFmt w:val="none"/>
+      <w:lvlText w:val=""/>
+      <w:lvlJc w:val="left"/>
+      <w:pPr>
+        <w:tabs>
+          <w:tab w:val="num" w:pos="360"/>
+        </w:tabs>
+      </w:pPr>
     </w:lvl>
     <w:lvl w:ilvl="8">
       <w:start w:val="1"/>
@@ -9366,7 +9237,7 @@
   <w:abstractNum w:abstractNumId="24">
     <w:nsid w:val="47E55B96"/>
     <w:multiLevelType w:val="multilevel"/>
-    <w:tmpl w:val="CAEC61BE"/>
+    <w:tmpl w:val="9FBEC432"/>
     <w:lvl w:ilvl="0">
       <w:start w:val="2"/>
       <w:numFmt w:val="decimal"/>
@@ -9382,102 +9253,74 @@
       </w:rPr>
     </w:lvl>
     <w:lvl w:ilvl="1">
-      <w:start w:val="2"/>
-      <w:numFmt w:val="decimal"/>
-      <w:lvlText w:val="%1.%3.......䀀ۍ"/>
-      <w:lvlJc w:val="left"/>
-      <w:pPr>
-        <w:ind w:left="2157" w:hanging="1800"/>
-      </w:pPr>
-      <w:rPr>
-        <w:rFonts w:asciiTheme="minorHAnsi" w:eastAsiaTheme="minorEastAsia" w:hAnsiTheme="minorHAnsi" w:cstheme="minorBidi" w:hint="default"/>
-        <w:b w:val="0"/>
-        <w:sz w:val="21"/>
-      </w:rPr>
+      <w:numFmt w:val="none"/>
+      <w:lvlText w:val=""/>
+      <w:lvlJc w:val="left"/>
+      <w:pPr>
+        <w:tabs>
+          <w:tab w:val="num" w:pos="360"/>
+        </w:tabs>
+      </w:pPr>
     </w:lvl>
     <w:lvl w:ilvl="2">
-      <w:start w:val="1"/>
-      <w:numFmt w:val="decimal"/>
-      <w:lvlText w:val="%1.%3.%4......䀀ۍ"/>
-      <w:lvlJc w:val="left"/>
-      <w:pPr>
-        <w:ind w:left="2874" w:hanging="2160"/>
-      </w:pPr>
-      <w:rPr>
-        <w:rFonts w:asciiTheme="minorHAnsi" w:eastAsiaTheme="minorEastAsia" w:hAnsiTheme="minorHAnsi" w:cstheme="minorBidi" w:hint="default"/>
-        <w:b w:val="0"/>
-        <w:sz w:val="21"/>
-      </w:rPr>
+      <w:numFmt w:val="none"/>
+      <w:lvlText w:val=""/>
+      <w:lvlJc w:val="left"/>
+      <w:pPr>
+        <w:tabs>
+          <w:tab w:val="num" w:pos="360"/>
+        </w:tabs>
+      </w:pPr>
     </w:lvl>
     <w:lvl w:ilvl="3">
-      <w:start w:val="1"/>
-      <w:numFmt w:val="decimal"/>
-      <w:lvlText w:val="%1.%3.%4.%5.....䀀ۍ饴-"/>
-      <w:lvlJc w:val="left"/>
-      <w:pPr>
-        <w:ind w:left="3591" w:hanging="2520"/>
-      </w:pPr>
-      <w:rPr>
-        <w:rFonts w:asciiTheme="minorHAnsi" w:eastAsiaTheme="minorEastAsia" w:hAnsiTheme="minorHAnsi" w:cstheme="minorBidi" w:hint="default"/>
-        <w:b w:val="0"/>
-        <w:sz w:val="21"/>
-      </w:rPr>
+      <w:numFmt w:val="none"/>
+      <w:lvlText w:val=""/>
+      <w:lvlJc w:val="left"/>
+      <w:pPr>
+        <w:tabs>
+          <w:tab w:val="num" w:pos="360"/>
+        </w:tabs>
+      </w:pPr>
     </w:lvl>
     <w:lvl w:ilvl="4">
-      <w:start w:val="1"/>
-      <w:numFmt w:val="decimal"/>
-      <w:lvlText w:val="%1.%3.%4.%5.%6....䀀ۍ饴-|"/>
-      <w:lvlJc w:val="left"/>
-      <w:pPr>
-        <w:ind w:left="3948" w:hanging="2520"/>
-      </w:pPr>
-      <w:rPr>
-        <w:rFonts w:asciiTheme="minorHAnsi" w:eastAsiaTheme="minorEastAsia" w:hAnsiTheme="minorHAnsi" w:cstheme="minorBidi" w:hint="default"/>
-        <w:b w:val="0"/>
-        <w:sz w:val="21"/>
-      </w:rPr>
+      <w:numFmt w:val="none"/>
+      <w:lvlText w:val=""/>
+      <w:lvlJc w:val="left"/>
+      <w:pPr>
+        <w:tabs>
+          <w:tab w:val="num" w:pos="360"/>
+        </w:tabs>
+      </w:pPr>
     </w:lvl>
     <w:lvl w:ilvl="5">
-      <w:start w:val="1"/>
-      <w:numFmt w:val="decimal"/>
-      <w:lvlText w:val="%1.%3.%4.%5.%6.%7...䀀ۍ饴-|饼-"/>
-      <w:lvlJc w:val="left"/>
-      <w:pPr>
-        <w:ind w:left="4665" w:hanging="2880"/>
-      </w:pPr>
-      <w:rPr>
-        <w:rFonts w:asciiTheme="minorHAnsi" w:eastAsiaTheme="minorEastAsia" w:hAnsiTheme="minorHAnsi" w:cstheme="minorBidi" w:hint="default"/>
-        <w:b w:val="0"/>
-        <w:sz w:val="21"/>
-      </w:rPr>
+      <w:numFmt w:val="none"/>
+      <w:lvlText w:val=""/>
+      <w:lvlJc w:val="left"/>
+      <w:pPr>
+        <w:tabs>
+          <w:tab w:val="num" w:pos="360"/>
+        </w:tabs>
+      </w:pPr>
     </w:lvl>
     <w:lvl w:ilvl="6">
-      <w:start w:val="1"/>
-      <w:numFmt w:val="decimal"/>
-      <w:lvlText w:val="%1.%3.%4.%5.%6.%7.%8..䀀ۍ饴-|饼-*"/>
-      <w:lvlJc w:val="left"/>
-      <w:pPr>
-        <w:ind w:left="5382" w:hanging="3240"/>
-      </w:pPr>
-      <w:rPr>
-        <w:rFonts w:asciiTheme="minorHAnsi" w:eastAsiaTheme="minorEastAsia" w:hAnsiTheme="minorHAnsi" w:cstheme="minorBidi" w:hint="default"/>
-        <w:b w:val="0"/>
-        <w:sz w:val="21"/>
-      </w:rPr>
+      <w:numFmt w:val="none"/>
+      <w:lvlText w:val=""/>
+      <w:lvlJc w:val="left"/>
+      <w:pPr>
+        <w:tabs>
+          <w:tab w:val="num" w:pos="360"/>
+        </w:tabs>
+      </w:pPr>
     </w:lvl>
     <w:lvl w:ilvl="7">
-      <w:start w:val="1"/>
-      <w:numFmt w:val="decimal"/>
-      <w:lvlText w:val="%1.%3.%4.%5.%6.%7.%8.%9.䀀ۍ饴-|饼-*̸"/>
-      <w:lvlJc w:val="left"/>
-      <w:pPr>
-        <w:ind w:left="5739" w:hanging="3240"/>
-      </w:pPr>
-      <w:rPr>
-        <w:rFonts w:asciiTheme="minorHAnsi" w:eastAsiaTheme="minorEastAsia" w:hAnsiTheme="minorHAnsi" w:cstheme="minorBidi" w:hint="default"/>
-        <w:b w:val="0"/>
-        <w:sz w:val="21"/>
-      </w:rPr>
+      <w:numFmt w:val="none"/>
+      <w:lvlText w:val=""/>
+      <w:lvlJc w:val="left"/>
+      <w:pPr>
+        <w:tabs>
+          <w:tab w:val="num" w:pos="360"/>
+        </w:tabs>
+      </w:pPr>
     </w:lvl>
     <w:lvl w:ilvl="8">
       <w:start w:val="1"/>
@@ -9771,7 +9614,7 @@
       <w:lvlText w:val="%1）"/>
       <w:lvlJc w:val="left"/>
       <w:pPr>
-        <w:ind w:left="717" w:hanging="360"/>
+        <w:ind w:left="786" w:hanging="360"/>
       </w:pPr>
       <w:rPr>
         <w:rFonts w:hint="default"/>
@@ -10029,6 +9872,119 @@
     </w:lvl>
   </w:abstractNum>
   <w:abstractNum w:abstractNumId="31">
+    <w:nsid w:val="53C4595D"/>
+    <w:multiLevelType w:val="multilevel"/>
+    <w:tmpl w:val="25E067CE"/>
+    <w:lvl w:ilvl="0">
+      <w:start w:val="1"/>
+      <w:numFmt w:val="decimal"/>
+      <w:lvlText w:val="%1"/>
+      <w:lvlJc w:val="left"/>
+      <w:pPr>
+        <w:ind w:left="390" w:hanging="390"/>
+      </w:pPr>
+      <w:rPr>
+        <w:rFonts w:hint="default"/>
+      </w:rPr>
+    </w:lvl>
+    <w:lvl w:ilvl="1">
+      <w:start w:val="4"/>
+      <w:numFmt w:val="decimal"/>
+      <w:lvlText w:val="%1.%2"/>
+      <w:lvlJc w:val="left"/>
+      <w:pPr>
+        <w:ind w:left="1077" w:hanging="720"/>
+      </w:pPr>
+      <w:rPr>
+        <w:rFonts w:hint="default"/>
+      </w:rPr>
+    </w:lvl>
+    <w:lvl w:ilvl="2">
+      <w:start w:val="1"/>
+      <w:numFmt w:val="decimal"/>
+      <w:lvlText w:val="%1.%2.%3"/>
+      <w:lvlJc w:val="left"/>
+      <w:pPr>
+        <w:ind w:left="1434" w:hanging="720"/>
+      </w:pPr>
+      <w:rPr>
+        <w:rFonts w:hint="default"/>
+      </w:rPr>
+    </w:lvl>
+    <w:lvl w:ilvl="3">
+      <w:start w:val="1"/>
+      <w:numFmt w:val="decimal"/>
+      <w:lvlText w:val="%1.%2.%3.%4"/>
+      <w:lvlJc w:val="left"/>
+      <w:pPr>
+        <w:ind w:left="2151" w:hanging="1080"/>
+      </w:pPr>
+      <w:rPr>
+        <w:rFonts w:hint="default"/>
+      </w:rPr>
+    </w:lvl>
+    <w:lvl w:ilvl="4">
+      <w:start w:val="1"/>
+      <w:numFmt w:val="decimal"/>
+      <w:lvlText w:val="%1.%2.%3.%4.%5"/>
+      <w:lvlJc w:val="left"/>
+      <w:pPr>
+        <w:ind w:left="2868" w:hanging="1440"/>
+      </w:pPr>
+      <w:rPr>
+        <w:rFonts w:hint="default"/>
+      </w:rPr>
+    </w:lvl>
+    <w:lvl w:ilvl="5">
+      <w:start w:val="1"/>
+      <w:numFmt w:val="decimal"/>
+      <w:lvlText w:val="%1.%2.%3.%4.%5.%6"/>
+      <w:lvlJc w:val="left"/>
+      <w:pPr>
+        <w:ind w:left="3225" w:hanging="1440"/>
+      </w:pPr>
+      <w:rPr>
+        <w:rFonts w:hint="default"/>
+      </w:rPr>
+    </w:lvl>
+    <w:lvl w:ilvl="6">
+      <w:start w:val="1"/>
+      <w:numFmt w:val="decimal"/>
+      <w:lvlText w:val="%1.%2.%3.%4.%5.%6.%7"/>
+      <w:lvlJc w:val="left"/>
+      <w:pPr>
+        <w:ind w:left="3942" w:hanging="1800"/>
+      </w:pPr>
+      <w:rPr>
+        <w:rFonts w:hint="default"/>
+      </w:rPr>
+    </w:lvl>
+    <w:lvl w:ilvl="7">
+      <w:start w:val="1"/>
+      <w:numFmt w:val="decimal"/>
+      <w:lvlText w:val="%1.%2.%3.%4.%5.%6.%7.%8"/>
+      <w:lvlJc w:val="left"/>
+      <w:pPr>
+        <w:ind w:left="4659" w:hanging="2160"/>
+      </w:pPr>
+      <w:rPr>
+        <w:rFonts w:hint="default"/>
+      </w:rPr>
+    </w:lvl>
+    <w:lvl w:ilvl="8">
+      <w:start w:val="1"/>
+      <w:numFmt w:val="decimal"/>
+      <w:lvlText w:val="%1.%2.%3.%4.%5.%6.%7.%8.%9"/>
+      <w:lvlJc w:val="left"/>
+      <w:pPr>
+        <w:ind w:left="5016" w:hanging="2160"/>
+      </w:pPr>
+      <w:rPr>
+        <w:rFonts w:hint="default"/>
+      </w:rPr>
+    </w:lvl>
+  </w:abstractNum>
+  <w:abstractNum w:abstractNumId="32">
     <w:nsid w:val="58201E9C"/>
     <w:multiLevelType w:val="multilevel"/>
     <w:tmpl w:val="20409FF6"/>
@@ -10141,7 +10097,7 @@
       </w:rPr>
     </w:lvl>
   </w:abstractNum>
-  <w:abstractNum w:abstractNumId="32">
+  <w:abstractNum w:abstractNumId="33">
     <w:nsid w:val="589E00D2"/>
     <w:multiLevelType w:val="multilevel"/>
     <w:tmpl w:val="E6AE5FCA"/>
@@ -10260,7 +10216,7 @@
       </w:rPr>
     </w:lvl>
   </w:abstractNum>
-  <w:abstractNum w:abstractNumId="33">
+  <w:abstractNum w:abstractNumId="34">
     <w:nsid w:val="614D0E5C"/>
     <w:multiLevelType w:val="hybridMultilevel"/>
     <w:tmpl w:val="5DBC8C14"/>
@@ -10349,7 +10305,7 @@
       </w:pPr>
     </w:lvl>
   </w:abstractNum>
-  <w:abstractNum w:abstractNumId="34">
+  <w:abstractNum w:abstractNumId="35">
     <w:nsid w:val="635D29E7"/>
     <w:multiLevelType w:val="multilevel"/>
     <w:tmpl w:val="8F1C9B2A"/>
@@ -10462,7 +10418,7 @@
       </w:rPr>
     </w:lvl>
   </w:abstractNum>
-  <w:abstractNum w:abstractNumId="35">
+  <w:abstractNum w:abstractNumId="36">
     <w:nsid w:val="69605540"/>
     <w:multiLevelType w:val="hybridMultilevel"/>
     <w:tmpl w:val="18F4BC4E"/>
@@ -10551,7 +10507,7 @@
       </w:pPr>
     </w:lvl>
   </w:abstractNum>
-  <w:abstractNum w:abstractNumId="36">
+  <w:abstractNum w:abstractNumId="37">
     <w:nsid w:val="7B344A35"/>
     <w:multiLevelType w:val="hybridMultilevel"/>
     <w:tmpl w:val="27A2EB0C"/>
@@ -10640,7 +10596,7 @@
       </w:pPr>
     </w:lvl>
   </w:abstractNum>
-  <w:abstractNum w:abstractNumId="37">
+  <w:abstractNum w:abstractNumId="38">
     <w:nsid w:val="7DD93B03"/>
     <w:multiLevelType w:val="hybridMultilevel"/>
     <w:tmpl w:val="3180800A"/>
@@ -10729,7 +10685,7 @@
       </w:pPr>
     </w:lvl>
   </w:abstractNum>
-  <w:abstractNum w:abstractNumId="38">
+  <w:abstractNum w:abstractNumId="39">
     <w:nsid w:val="7EAC4E21"/>
     <w:multiLevelType w:val="hybridMultilevel"/>
     <w:tmpl w:val="A4A25A90"/>
@@ -10822,7 +10778,7 @@
     <w:abstractNumId w:val="5"/>
   </w:num>
   <w:num w:numId="2">
-    <w:abstractNumId w:val="32"/>
+    <w:abstractNumId w:val="33"/>
   </w:num>
   <w:num w:numId="3">
     <w:abstractNumId w:val="7"/>
@@ -10879,7 +10835,7 @@
     <w:abstractNumId w:val="20"/>
   </w:num>
   <w:num w:numId="21">
-    <w:abstractNumId w:val="32"/>
+    <w:abstractNumId w:val="33"/>
   </w:num>
   <w:num w:numId="22">
     <w:abstractNumId w:val="0"/>
@@ -10900,7 +10856,7 @@
     <w:abstractNumId w:val="22"/>
   </w:num>
   <w:num w:numId="28">
-    <w:abstractNumId w:val="33"/>
+    <w:abstractNumId w:val="34"/>
   </w:num>
   <w:num w:numId="29">
     <w:abstractNumId w:val="5"/>
@@ -10915,25 +10871,25 @@
     <w:abstractNumId w:val="29"/>
   </w:num>
   <w:num w:numId="33">
-    <w:abstractNumId w:val="35"/>
+    <w:abstractNumId w:val="36"/>
   </w:num>
   <w:num w:numId="34">
     <w:abstractNumId w:val="27"/>
   </w:num>
   <w:num w:numId="35">
-    <w:abstractNumId w:val="37"/>
+    <w:abstractNumId w:val="38"/>
   </w:num>
   <w:num w:numId="36">
-    <w:abstractNumId w:val="31"/>
+    <w:abstractNumId w:val="32"/>
   </w:num>
   <w:num w:numId="37">
-    <w:abstractNumId w:val="38"/>
+    <w:abstractNumId w:val="39"/>
   </w:num>
   <w:num w:numId="38">
     <w:abstractNumId w:val="4"/>
   </w:num>
   <w:num w:numId="39">
-    <w:abstractNumId w:val="34"/>
+    <w:abstractNumId w:val="35"/>
   </w:num>
   <w:num w:numId="40">
     <w:abstractNumId w:val="10"/>
@@ -10945,7 +10901,7 @@
     <w:abstractNumId w:val="28"/>
   </w:num>
   <w:num w:numId="43">
-    <w:abstractNumId w:val="36"/>
+    <w:abstractNumId w:val="37"/>
   </w:num>
   <w:num w:numId="44">
     <w:abstractNumId w:val="25"/>
@@ -10958,6 +10914,9 @@
   </w:num>
   <w:num w:numId="47">
     <w:abstractNumId w:val="8"/>
+  </w:num>
+  <w:num w:numId="48">
+    <w:abstractNumId w:val="31"/>
   </w:num>
 </w:numbering>
 </file>
